--- a/EXPORTS/DOCX/published/niveau3/Dutch/GerardusLeeuw.docx
+++ b/EXPORTS/DOCX/published/niveau3/Dutch/GerardusLeeuw.docx
@@ -208,7 +208,7 @@
           <w:rFonts w:ascii="Charis SIL Regular" w:hAnsi="Charis SIL Regular" w:eastAsia="Charis SIL Regular"/>
           <w:b w:val="0"/>
           <w:i w:val="0"/>
-          <w:color w:val="0066CC"/>
+          <w:color w:val="0000FF"/>
           <w:sz w:val="24"/>
           <w:u w:val="single"/>
         </w:rPr>
@@ -226,7 +226,7 @@
           <w:rFonts w:ascii="Charis SIL Regular" w:hAnsi="Charis SIL Regular" w:eastAsia="Charis SIL Regular"/>
           <w:b w:val="0"/>
           <w:i w:val="0"/>
-          <w:color w:val="0066CC"/>
+          <w:color w:val="0000FF"/>
           <w:sz w:val="24"/>
           <w:u w:val="single"/>
         </w:rPr>
@@ -237,7 +237,7 @@
           <w:rFonts w:ascii="Charis SIL Regular" w:hAnsi="Charis SIL Regular" w:eastAsia="Charis SIL Regular"/>
           <w:b w:val="0"/>
           <w:i w:val="0"/>
-          <w:color w:val="0066CC"/>
+          <w:color w:val="0000FF"/>
           <w:sz w:val="24"/>
           <w:u w:val="single"/>
         </w:rPr>
@@ -255,7 +255,7 @@
           <w:rFonts w:ascii="Charis SIL Regular" w:hAnsi="Charis SIL Regular" w:eastAsia="Charis SIL Regular"/>
           <w:b w:val="0"/>
           <w:i w:val="0"/>
-          <w:color w:val="0066CC"/>
+          <w:color w:val="0000FF"/>
           <w:sz w:val="24"/>
           <w:u w:val="single"/>
         </w:rPr>
@@ -266,7 +266,7 @@
           <w:rFonts w:ascii="Charis SIL Regular" w:hAnsi="Charis SIL Regular" w:eastAsia="Charis SIL Regular"/>
           <w:b w:val="0"/>
           <w:i w:val="0"/>
-          <w:color w:val="0066CC"/>
+          <w:color w:val="0000FF"/>
           <w:sz w:val="24"/>
           <w:u w:val="single"/>
         </w:rPr>
@@ -301,7 +301,7 @@
       </w:r>
       <w:r>
         <w:rPr>
-          <w:u w:val="single" w:color="0066cc"/>
+          <w:u w:val="single" w:color="0000ff"/>
           <w:rFonts w:ascii="Charis SIL Regular" w:hAnsi="Charis SIL Regular" w:eastAsia="Charis SIL Regular"/>
           <w:b w:val="0"/>
           <w:i w:val="0"/>
@@ -319,7 +319,7 @@
       </w:r>
       <w:r>
         <w:rPr>
-          <w:u w:val="single" w:color="0066cc"/>
+          <w:u w:val="single" w:color="0000ff"/>
           <w:rFonts w:ascii="Charis SIL Regular" w:hAnsi="Charis SIL Regular" w:eastAsia="Charis SIL Regular"/>
           <w:b w:val="0"/>
           <w:i w:val="0"/>
@@ -337,7 +337,7 @@
       </w:r>
       <w:r>
         <w:rPr>
-          <w:u w:val="single" w:color="0066cc"/>
+          <w:u w:val="single" w:color="0000ff"/>
           <w:rFonts w:ascii="Charis SIL Regular" w:hAnsi="Charis SIL Regular" w:eastAsia="Charis SIL Regular"/>
           <w:b w:val="0"/>
           <w:i w:val="0"/>
@@ -355,7 +355,7 @@
       </w:r>
       <w:r>
         <w:rPr>
-          <w:u w:val="single" w:color="0066cc"/>
+          <w:u w:val="single" w:color="0000ff"/>
           <w:rFonts w:ascii="Charis SIL Regular" w:hAnsi="Charis SIL Regular" w:eastAsia="Charis SIL Regular"/>
           <w:b w:val="0"/>
           <w:i w:val="0"/>
@@ -373,7 +373,7 @@
       </w:r>
       <w:r>
         <w:rPr>
-          <w:u w:val="single" w:color="0066cc"/>
+          <w:u w:val="single" w:color="0000ff"/>
           <w:rFonts w:ascii="Charis SIL Regular" w:hAnsi="Charis SIL Regular" w:eastAsia="Charis SIL Regular"/>
           <w:b w:val="0"/>
           <w:i w:val="0"/>
@@ -497,7 +497,7 @@
           <w:rFonts w:ascii="Charis SIL Regular" w:hAnsi="Charis SIL Regular" w:eastAsia="Charis SIL Regular"/>
           <w:b w:val="0"/>
           <w:i w:val="0"/>
-          <w:color w:val="0066CC"/>
+          <w:color w:val="0000FF"/>
           <w:sz w:val="24"/>
           <w:u w:val="single"/>
         </w:rPr>
@@ -515,7 +515,7 @@
           <w:rFonts w:ascii="Charis SIL Regular" w:hAnsi="Charis SIL Regular" w:eastAsia="Charis SIL Regular"/>
           <w:b w:val="0"/>
           <w:i w:val="0"/>
-          <w:color w:val="0066CC"/>
+          <w:color w:val="0000FF"/>
           <w:sz w:val="24"/>
           <w:u w:val="single"/>
         </w:rPr>
@@ -526,7 +526,7 @@
           <w:rFonts w:ascii="Charis SIL Regular" w:hAnsi="Charis SIL Regular" w:eastAsia="Charis SIL Regular"/>
           <w:b w:val="0"/>
           <w:i w:val="0"/>
-          <w:color w:val="0066CC"/>
+          <w:color w:val="0000FF"/>
           <w:sz w:val="24"/>
           <w:u w:val="single"/>
         </w:rPr>
@@ -544,7 +544,7 @@
           <w:rFonts w:ascii="Charis SIL Regular" w:hAnsi="Charis SIL Regular" w:eastAsia="Charis SIL Regular"/>
           <w:b w:val="0"/>
           <w:i w:val="0"/>
-          <w:color w:val="0066CC"/>
+          <w:color w:val="0000FF"/>
           <w:sz w:val="24"/>
           <w:u w:val="single"/>
         </w:rPr>
@@ -555,7 +555,7 @@
           <w:rFonts w:ascii="Charis SIL Regular" w:hAnsi="Charis SIL Regular" w:eastAsia="Charis SIL Regular"/>
           <w:b w:val="0"/>
           <w:i w:val="0"/>
-          <w:color w:val="0066CC"/>
+          <w:color w:val="0000FF"/>
           <w:sz w:val="24"/>
           <w:u w:val="single"/>
         </w:rPr>
@@ -733,7 +733,7 @@
           <w:rFonts w:ascii="Charis SIL Italic" w:hAnsi="Charis SIL Italic" w:eastAsia="Charis SIL Italic"/>
           <w:b w:val="0"/>
           <w:i/>
-          <w:color w:val="0066CC"/>
+          <w:color w:val="0000FF"/>
           <w:sz w:val="24"/>
           <w:u w:val="single"/>
         </w:rPr>
@@ -751,7 +751,7 @@
           <w:rFonts w:ascii="Charis SIL Italic" w:hAnsi="Charis SIL Italic" w:eastAsia="Charis SIL Italic"/>
           <w:b w:val="0"/>
           <w:i/>
-          <w:color w:val="0066CC"/>
+          <w:color w:val="0000FF"/>
           <w:sz w:val="24"/>
           <w:u w:val="single"/>
         </w:rPr>
@@ -762,7 +762,7 @@
           <w:rFonts w:ascii="Charis SIL Italic" w:hAnsi="Charis SIL Italic" w:eastAsia="Charis SIL Italic"/>
           <w:b w:val="0"/>
           <w:i/>
-          <w:color w:val="0066CC"/>
+          <w:color w:val="0000FF"/>
           <w:sz w:val="24"/>
           <w:u w:val="single"/>
         </w:rPr>
@@ -780,7 +780,7 @@
           <w:rFonts w:ascii="Charis SIL Italic" w:hAnsi="Charis SIL Italic" w:eastAsia="Charis SIL Italic"/>
           <w:b w:val="0"/>
           <w:i/>
-          <w:color w:val="0066CC"/>
+          <w:color w:val="0000FF"/>
           <w:sz w:val="24"/>
           <w:u w:val="single"/>
         </w:rPr>
@@ -791,7 +791,7 @@
           <w:rFonts w:ascii="Charis SIL Italic" w:hAnsi="Charis SIL Italic" w:eastAsia="Charis SIL Italic"/>
           <w:b w:val="0"/>
           <w:i/>
-          <w:color w:val="0066CC"/>
+          <w:color w:val="0000FF"/>
           <w:sz w:val="24"/>
           <w:u w:val="single"/>
         </w:rPr>
@@ -809,7 +809,7 @@
           <w:rFonts w:ascii="Charis SIL Italic" w:hAnsi="Charis SIL Italic" w:eastAsia="Charis SIL Italic"/>
           <w:b w:val="0"/>
           <w:i/>
-          <w:color w:val="0066CC"/>
+          <w:color w:val="0000FF"/>
           <w:sz w:val="24"/>
           <w:u w:val="single"/>
         </w:rPr>
@@ -820,7 +820,7 @@
           <w:rFonts w:ascii="Charis SIL Italic" w:hAnsi="Charis SIL Italic" w:eastAsia="Charis SIL Italic"/>
           <w:b w:val="0"/>
           <w:i/>
-          <w:color w:val="0066CC"/>
+          <w:color w:val="0000FF"/>
           <w:sz w:val="24"/>
           <w:u w:val="single"/>
         </w:rPr>
@@ -838,7 +838,7 @@
           <w:rFonts w:ascii="Charis SIL Italic" w:hAnsi="Charis SIL Italic" w:eastAsia="Charis SIL Italic"/>
           <w:b w:val="0"/>
           <w:i/>
-          <w:color w:val="0066CC"/>
+          <w:color w:val="0000FF"/>
           <w:sz w:val="24"/>
           <w:u w:val="single"/>
         </w:rPr>
@@ -849,7 +849,7 @@
           <w:rFonts w:ascii="Charis SIL Italic" w:hAnsi="Charis SIL Italic" w:eastAsia="Charis SIL Italic"/>
           <w:b w:val="0"/>
           <w:i/>
-          <w:color w:val="0066CC"/>
+          <w:color w:val="0000FF"/>
           <w:sz w:val="24"/>
           <w:u w:val="single"/>
         </w:rPr>
@@ -884,7 +884,7 @@
       </w:r>
       <w:r>
         <w:rPr>
-          <w:u w:val="single" w:color="0066cc"/>
+          <w:u w:val="single" w:color="0000ff"/>
           <w:rFonts w:ascii="Charis SIL Regular" w:hAnsi="Charis SIL Regular" w:eastAsia="Charis SIL Regular"/>
           <w:b w:val="0"/>
           <w:i w:val="0"/>
@@ -895,7 +895,7 @@
       </w:r>
       <w:r>
         <w:rPr>
-          <w:u w:val="single" w:color="0066cc"/>
+          <w:u w:val="single" w:color="0000ff"/>
           <w:rFonts w:ascii="Charis SIL Regular" w:hAnsi="Charis SIL Regular" w:eastAsia="Charis SIL Regular"/>
           <w:b w:val="0"/>
           <w:i w:val="0"/>
@@ -913,7 +913,7 @@
       </w:r>
       <w:r>
         <w:rPr>
-          <w:u w:val="single" w:color="0066cc"/>
+          <w:u w:val="single" w:color="0000ff"/>
           <w:rFonts w:ascii="Charis SIL Regular" w:hAnsi="Charis SIL Regular" w:eastAsia="Charis SIL Regular"/>
           <w:b w:val="0"/>
           <w:i w:val="0"/>
@@ -931,7 +931,7 @@
       </w:r>
       <w:r>
         <w:rPr>
-          <w:u w:val="single" w:color="0066cc"/>
+          <w:u w:val="single" w:color="0000ff"/>
           <w:rFonts w:ascii="Charis SIL Regular" w:hAnsi="Charis SIL Regular" w:eastAsia="Charis SIL Regular"/>
           <w:b w:val="0"/>
           <w:i w:val="0"/>
@@ -949,7 +949,7 @@
       </w:r>
       <w:r>
         <w:rPr>
-          <w:u w:val="single" w:color="0066cc"/>
+          <w:u w:val="single" w:color="0000ff"/>
           <w:rFonts w:ascii="Charis SIL Regular" w:hAnsi="Charis SIL Regular" w:eastAsia="Charis SIL Regular"/>
           <w:b w:val="0"/>
           <w:i w:val="0"/>
@@ -967,7 +967,7 @@
       </w:r>
       <w:r>
         <w:rPr>
-          <w:u w:val="single" w:color="0066cc"/>
+          <w:u w:val="single" w:color="0000ff"/>
           <w:rFonts w:ascii="Charis SIL Regular" w:hAnsi="Charis SIL Regular" w:eastAsia="Charis SIL Regular"/>
           <w:b w:val="0"/>
           <w:i w:val="0"/>
@@ -985,7 +985,7 @@
       </w:r>
       <w:r>
         <w:rPr>
-          <w:u w:val="single" w:color="0066cc"/>
+          <w:u w:val="single" w:color="0000ff"/>
           <w:rFonts w:ascii="Charis SIL Regular" w:hAnsi="Charis SIL Regular" w:eastAsia="Charis SIL Regular"/>
           <w:b w:val="0"/>
           <w:i w:val="0"/>
@@ -996,7 +996,7 @@
       </w:r>
       <w:r>
         <w:rPr>
-          <w:u w:val="single" w:color="0066cc"/>
+          <w:u w:val="single" w:color="0000ff"/>
           <w:rFonts w:ascii="Charis SIL Regular" w:hAnsi="Charis SIL Regular" w:eastAsia="Charis SIL Regular"/>
           <w:b w:val="0"/>
           <w:i w:val="0"/>
@@ -1014,7 +1014,7 @@
       </w:r>
       <w:r>
         <w:rPr>
-          <w:u w:val="single" w:color="0066cc"/>
+          <w:u w:val="single" w:color="0000ff"/>
           <w:rFonts w:ascii="Charis SIL Regular" w:hAnsi="Charis SIL Regular" w:eastAsia="Charis SIL Regular"/>
           <w:b w:val="0"/>
           <w:i w:val="0"/>
@@ -1032,7 +1032,7 @@
       </w:r>
       <w:r>
         <w:rPr>
-          <w:u w:val="single" w:color="0066cc"/>
+          <w:u w:val="single" w:color="0000ff"/>
           <w:rFonts w:ascii="Charis SIL Regular" w:hAnsi="Charis SIL Regular" w:eastAsia="Charis SIL Regular"/>
           <w:b w:val="0"/>
           <w:i w:val="0"/>
@@ -1182,7 +1182,7 @@
           <w:rFonts w:ascii="Charis SIL Italic" w:hAnsi="Charis SIL Italic" w:eastAsia="Charis SIL Italic"/>
           <w:b w:val="0"/>
           <w:i/>
-          <w:color w:val="0066CC"/>
+          <w:color w:val="0000FF"/>
           <w:sz w:val="24"/>
           <w:u w:val="single"/>
         </w:rPr>
@@ -1200,7 +1200,7 @@
           <w:rFonts w:ascii="Charis SIL Italic" w:hAnsi="Charis SIL Italic" w:eastAsia="Charis SIL Italic"/>
           <w:b w:val="0"/>
           <w:i/>
-          <w:color w:val="0066CC"/>
+          <w:color w:val="0000FF"/>
           <w:sz w:val="24"/>
           <w:u w:val="single"/>
         </w:rPr>
@@ -1211,7 +1211,7 @@
           <w:rFonts w:ascii="Charis SIL Italic" w:hAnsi="Charis SIL Italic" w:eastAsia="Charis SIL Italic"/>
           <w:b w:val="0"/>
           <w:i/>
-          <w:color w:val="0066CC"/>
+          <w:color w:val="0000FF"/>
           <w:sz w:val="24"/>
           <w:u w:val="single"/>
         </w:rPr>
@@ -1229,7 +1229,7 @@
           <w:rFonts w:ascii="Charis SIL Italic" w:hAnsi="Charis SIL Italic" w:eastAsia="Charis SIL Italic"/>
           <w:b w:val="0"/>
           <w:i/>
-          <w:color w:val="0066CC"/>
+          <w:color w:val="0000FF"/>
           <w:sz w:val="24"/>
           <w:u w:val="single"/>
         </w:rPr>
@@ -1240,7 +1240,7 @@
           <w:rFonts w:ascii="Charis SIL Italic" w:hAnsi="Charis SIL Italic" w:eastAsia="Charis SIL Italic"/>
           <w:b w:val="0"/>
           <w:i/>
-          <w:color w:val="0066CC"/>
+          <w:color w:val="0000FF"/>
           <w:sz w:val="24"/>
           <w:u w:val="single"/>
         </w:rPr>
@@ -1275,7 +1275,7 @@
       </w:r>
       <w:r>
         <w:rPr>
-          <w:u w:val="single" w:color="0066cc"/>
+          <w:u w:val="single" w:color="0000ff"/>
           <w:rFonts w:ascii="Charis SIL Regular" w:hAnsi="Charis SIL Regular" w:eastAsia="Charis SIL Regular"/>
           <w:b w:val="0"/>
           <w:i w:val="0"/>
@@ -1293,7 +1293,7 @@
       </w:r>
       <w:r>
         <w:rPr>
-          <w:u w:val="single" w:color="0066cc"/>
+          <w:u w:val="single" w:color="0000ff"/>
           <w:rFonts w:ascii="Charis SIL Regular" w:hAnsi="Charis SIL Regular" w:eastAsia="Charis SIL Regular"/>
           <w:b w:val="0"/>
           <w:i w:val="0"/>
@@ -1311,7 +1311,7 @@
       </w:r>
       <w:r>
         <w:rPr>
-          <w:u w:val="single" w:color="0066cc"/>
+          <w:u w:val="single" w:color="0000ff"/>
           <w:rFonts w:ascii="Charis SIL Regular" w:hAnsi="Charis SIL Regular" w:eastAsia="Charis SIL Regular"/>
           <w:b w:val="0"/>
           <w:i w:val="0"/>
@@ -1339,7 +1339,7 @@
       </w:r>
       <w:r>
         <w:rPr>
-          <w:u w:val="single" w:color="0066cc"/>
+          <w:u w:val="single" w:color="0000ff"/>
           <w:rFonts w:ascii="Charis SIL Regular" w:hAnsi="Charis SIL Regular" w:eastAsia="Charis SIL Regular"/>
           <w:b w:val="0"/>
           <w:i w:val="0"/>
@@ -1463,7 +1463,7 @@
           <w:rFonts w:ascii="Charis SIL Regular" w:hAnsi="Charis SIL Regular" w:eastAsia="Charis SIL Regular"/>
           <w:b w:val="0"/>
           <w:i w:val="0"/>
-          <w:color w:val="0066CC"/>
+          <w:color w:val="0000FF"/>
           <w:sz w:val="24"/>
           <w:u w:val="single"/>
         </w:rPr>
@@ -1481,7 +1481,7 @@
           <w:rFonts w:ascii="Charis SIL Regular" w:hAnsi="Charis SIL Regular" w:eastAsia="Charis SIL Regular"/>
           <w:b w:val="0"/>
           <w:i w:val="0"/>
-          <w:color w:val="0066CC"/>
+          <w:color w:val="0000FF"/>
           <w:sz w:val="24"/>
           <w:u w:val="single"/>
         </w:rPr>
@@ -1492,7 +1492,7 @@
           <w:rFonts w:ascii="Charis SIL Regular" w:hAnsi="Charis SIL Regular" w:eastAsia="Charis SIL Regular"/>
           <w:b w:val="0"/>
           <w:i w:val="0"/>
-          <w:color w:val="0066CC"/>
+          <w:color w:val="0000FF"/>
           <w:sz w:val="24"/>
           <w:u w:val="single"/>
         </w:rPr>
@@ -1527,7 +1527,7 @@
       </w:r>
       <w:r>
         <w:rPr>
-          <w:u w:val="single" w:color="0066cc"/>
+          <w:u w:val="single" w:color="0000ff"/>
           <w:rFonts w:ascii="Charis SIL Regular" w:hAnsi="Charis SIL Regular" w:eastAsia="Charis SIL Regular"/>
           <w:b w:val="0"/>
           <w:i w:val="0"/>
@@ -1545,7 +1545,7 @@
       </w:r>
       <w:r>
         <w:rPr>
-          <w:u w:val="single" w:color="0066cc"/>
+          <w:u w:val="single" w:color="0000ff"/>
           <w:rFonts w:ascii="Charis SIL Regular" w:hAnsi="Charis SIL Regular" w:eastAsia="Charis SIL Regular"/>
           <w:b w:val="0"/>
           <w:i w:val="0"/>
@@ -1556,7 +1556,7 @@
       </w:r>
       <w:r>
         <w:rPr>
-          <w:u w:val="single" w:color="0066cc"/>
+          <w:u w:val="single" w:color="0000ff"/>
           <w:rFonts w:ascii="Charis SIL Regular" w:hAnsi="Charis SIL Regular" w:eastAsia="Charis SIL Regular"/>
           <w:b w:val="0"/>
           <w:i w:val="0"/>
@@ -1620,7 +1620,7 @@
           <w:rFonts w:ascii="Charis SIL Regular" w:hAnsi="Charis SIL Regular" w:eastAsia="Charis SIL Regular"/>
           <w:b w:val="0"/>
           <w:i w:val="0"/>
-          <w:color w:val="0066CC"/>
+          <w:color w:val="0000FF"/>
           <w:sz w:val="24"/>
           <w:u w:val="single"/>
         </w:rPr>
@@ -1638,7 +1638,7 @@
           <w:rFonts w:ascii="Charis SIL Regular" w:hAnsi="Charis SIL Regular" w:eastAsia="Charis SIL Regular"/>
           <w:b w:val="0"/>
           <w:i w:val="0"/>
-          <w:color w:val="0066CC"/>
+          <w:color w:val="0000FF"/>
           <w:sz w:val="24"/>
           <w:u w:val="single"/>
         </w:rPr>
@@ -1649,7 +1649,7 @@
           <w:rFonts w:ascii="Charis SIL Regular" w:hAnsi="Charis SIL Regular" w:eastAsia="Charis SIL Regular"/>
           <w:b w:val="0"/>
           <w:i w:val="0"/>
-          <w:color w:val="0066CC"/>
+          <w:color w:val="0000FF"/>
           <w:sz w:val="24"/>
           <w:u w:val="single"/>
         </w:rPr>
@@ -1667,7 +1667,7 @@
           <w:rFonts w:ascii="Charis SIL Regular" w:hAnsi="Charis SIL Regular" w:eastAsia="Charis SIL Regular"/>
           <w:b w:val="0"/>
           <w:i w:val="0"/>
-          <w:color w:val="0066CC"/>
+          <w:color w:val="0000FF"/>
           <w:sz w:val="24"/>
           <w:u w:val="single"/>
         </w:rPr>
@@ -1678,7 +1678,7 @@
           <w:rFonts w:ascii="Charis SIL Regular" w:hAnsi="Charis SIL Regular" w:eastAsia="Charis SIL Regular"/>
           <w:b w:val="0"/>
           <w:i w:val="0"/>
-          <w:color w:val="0066CC"/>
+          <w:color w:val="0000FF"/>
           <w:sz w:val="24"/>
           <w:u w:val="single"/>
         </w:rPr>
@@ -1696,7 +1696,7 @@
           <w:rFonts w:ascii="Charis SIL Regular" w:hAnsi="Charis SIL Regular" w:eastAsia="Charis SIL Regular"/>
           <w:b w:val="0"/>
           <w:i w:val="0"/>
-          <w:color w:val="0066CC"/>
+          <w:color w:val="0000FF"/>
           <w:sz w:val="24"/>
           <w:u w:val="single"/>
         </w:rPr>
@@ -1707,7 +1707,7 @@
           <w:rFonts w:ascii="Charis SIL Regular" w:hAnsi="Charis SIL Regular" w:eastAsia="Charis SIL Regular"/>
           <w:b w:val="0"/>
           <w:i w:val="0"/>
-          <w:color w:val="0066CC"/>
+          <w:color w:val="0000FF"/>
           <w:sz w:val="24"/>
           <w:u w:val="single"/>
         </w:rPr>
@@ -1795,7 +1795,7 @@
           <w:rFonts w:ascii="Charis SIL Regular" w:hAnsi="Charis SIL Regular" w:eastAsia="Charis SIL Regular"/>
           <w:b w:val="0"/>
           <w:i w:val="0"/>
-          <w:color w:val="0066CC"/>
+          <w:color w:val="0000FF"/>
           <w:sz w:val="24"/>
           <w:u w:val="single"/>
         </w:rPr>
@@ -1813,7 +1813,7 @@
           <w:rFonts w:ascii="Charis SIL Regular" w:hAnsi="Charis SIL Regular" w:eastAsia="Charis SIL Regular"/>
           <w:b w:val="0"/>
           <w:i w:val="0"/>
-          <w:color w:val="0066CC"/>
+          <w:color w:val="0000FF"/>
           <w:sz w:val="24"/>
           <w:u w:val="single"/>
         </w:rPr>
@@ -1824,7 +1824,7 @@
           <w:rFonts w:ascii="Charis SIL Regular" w:hAnsi="Charis SIL Regular" w:eastAsia="Charis SIL Regular"/>
           <w:b w:val="0"/>
           <w:i w:val="0"/>
-          <w:color w:val="0066CC"/>
+          <w:color w:val="0000FF"/>
           <w:sz w:val="24"/>
           <w:u w:val="single"/>
         </w:rPr>
@@ -1842,7 +1842,7 @@
           <w:rFonts w:ascii="Charis SIL Regular" w:hAnsi="Charis SIL Regular" w:eastAsia="Charis SIL Regular"/>
           <w:b w:val="0"/>
           <w:i w:val="0"/>
-          <w:color w:val="0066CC"/>
+          <w:color w:val="0000FF"/>
           <w:sz w:val="24"/>
           <w:u w:val="single"/>
         </w:rPr>
@@ -1853,7 +1853,7 @@
           <w:rFonts w:ascii="Charis SIL Regular" w:hAnsi="Charis SIL Regular" w:eastAsia="Charis SIL Regular"/>
           <w:b w:val="0"/>
           <w:i w:val="0"/>
-          <w:color w:val="0066CC"/>
+          <w:color w:val="0000FF"/>
           <w:sz w:val="24"/>
           <w:u w:val="single"/>
         </w:rPr>
@@ -1874,7 +1874,7 @@
           <w:rFonts w:ascii="Charis SIL Regular" w:hAnsi="Charis SIL Regular" w:eastAsia="Charis SIL Regular"/>
           <w:b w:val="0"/>
           <w:i w:val="0"/>
-          <w:color w:val="0066CC"/>
+          <w:color w:val="0000FF"/>
           <w:sz w:val="24"/>
           <w:u w:val="single"/>
         </w:rPr>
@@ -1892,7 +1892,7 @@
           <w:rFonts w:ascii="Charis SIL Regular" w:hAnsi="Charis SIL Regular" w:eastAsia="Charis SIL Regular"/>
           <w:b w:val="0"/>
           <w:i w:val="0"/>
-          <w:color w:val="0066CC"/>
+          <w:color w:val="0000FF"/>
           <w:sz w:val="24"/>
           <w:u w:val="single"/>
         </w:rPr>
@@ -1903,7 +1903,7 @@
           <w:rFonts w:ascii="Charis SIL Regular" w:hAnsi="Charis SIL Regular" w:eastAsia="Charis SIL Regular"/>
           <w:b w:val="0"/>
           <w:i w:val="0"/>
-          <w:color w:val="0066CC"/>
+          <w:color w:val="0000FF"/>
           <w:sz w:val="24"/>
           <w:u w:val="single"/>
         </w:rPr>
@@ -1971,7 +1971,7 @@
           <w:rFonts w:ascii="Charis SIL Regular" w:hAnsi="Charis SIL Regular" w:eastAsia="Charis SIL Regular"/>
           <w:b w:val="0"/>
           <w:i w:val="0"/>
-          <w:color w:val="0066CC"/>
+          <w:color w:val="0000FF"/>
           <w:sz w:val="24"/>
           <w:u w:val="single"/>
         </w:rPr>
@@ -1992,7 +1992,7 @@
           <w:rFonts w:ascii="Charis SIL Regular" w:hAnsi="Charis SIL Regular" w:eastAsia="Charis SIL Regular"/>
           <w:b w:val="0"/>
           <w:i w:val="0"/>
-          <w:color w:val="0066CC"/>
+          <w:color w:val="0000FF"/>
           <w:sz w:val="24"/>
           <w:u w:val="single"/>
         </w:rPr>
@@ -2013,7 +2013,7 @@
           <w:rFonts w:ascii="Charis SIL Regular" w:hAnsi="Charis SIL Regular" w:eastAsia="Charis SIL Regular"/>
           <w:b w:val="0"/>
           <w:i w:val="0"/>
-          <w:color w:val="0066CC"/>
+          <w:color w:val="0000FF"/>
           <w:sz w:val="24"/>
           <w:u w:val="single"/>
         </w:rPr>
@@ -2037,7 +2037,7 @@
           <w:rFonts w:ascii="Charis SIL Regular" w:hAnsi="Charis SIL Regular" w:eastAsia="Charis SIL Regular"/>
           <w:b w:val="0"/>
           <w:i w:val="0"/>
-          <w:color w:val="0066CC"/>
+          <w:color w:val="0000FF"/>
           <w:sz w:val="24"/>
           <w:u w:val="single"/>
         </w:rPr>
@@ -2061,7 +2061,7 @@
           <w:rFonts w:ascii="Charis SIL Regular" w:hAnsi="Charis SIL Regular" w:eastAsia="Charis SIL Regular"/>
           <w:b w:val="0"/>
           <w:i w:val="0"/>
-          <w:color w:val="0066CC"/>
+          <w:color w:val="0000FF"/>
           <w:sz w:val="24"/>
           <w:u w:val="single"/>
         </w:rPr>
@@ -2072,7 +2072,7 @@
           <w:rFonts w:ascii="Charis SIL Regular" w:hAnsi="Charis SIL Regular" w:eastAsia="Charis SIL Regular"/>
           <w:b w:val="0"/>
           <w:i w:val="0"/>
-          <w:color w:val="0066CC"/>
+          <w:color w:val="0000FF"/>
           <w:sz w:val="24"/>
           <w:u w:val="single"/>
         </w:rPr>
@@ -2193,7 +2193,7 @@
           <w:rFonts w:ascii="Charis SIL Regular" w:hAnsi="Charis SIL Regular" w:eastAsia="Charis SIL Regular"/>
           <w:b w:val="0"/>
           <w:i w:val="0"/>
-          <w:color w:val="0066CC"/>
+          <w:color w:val="0000FF"/>
           <w:sz w:val="24"/>
         </w:rPr>
         <w:hyperlink r:id="rId13" w:history="1">
@@ -2210,7 +2210,7 @@
           <w:rFonts w:ascii="Charis SIL Regular" w:hAnsi="Charis SIL Regular" w:eastAsia="Charis SIL Regular"/>
           <w:b w:val="0"/>
           <w:i w:val="0"/>
-          <w:color w:val="0066CC"/>
+          <w:color w:val="0000FF"/>
           <w:sz w:val="24"/>
         </w:rPr>
         <w:hyperlink r:id="rId13" w:history="1">
@@ -2307,7 +2307,7 @@
           <w:rFonts w:ascii="Charis SIL Regular" w:hAnsi="Charis SIL Regular" w:eastAsia="Charis SIL Regular"/>
           <w:b w:val="0"/>
           <w:i w:val="0"/>
-          <w:color w:val="0066CC"/>
+          <w:color w:val="0000FF"/>
           <w:sz w:val="24"/>
           <w:u w:val="single"/>
         </w:rPr>
@@ -2325,7 +2325,7 @@
           <w:rFonts w:ascii="Charis SIL Regular" w:hAnsi="Charis SIL Regular" w:eastAsia="Charis SIL Regular"/>
           <w:b w:val="0"/>
           <w:i w:val="0"/>
-          <w:color w:val="0066CC"/>
+          <w:color w:val="0000FF"/>
           <w:sz w:val="24"/>
           <w:u w:val="single"/>
         </w:rPr>
@@ -2343,7 +2343,7 @@
           <w:rFonts w:ascii="Charis SIL Regular" w:hAnsi="Charis SIL Regular" w:eastAsia="Charis SIL Regular"/>
           <w:b w:val="0"/>
           <w:i w:val="0"/>
-          <w:color w:val="0066CC"/>
+          <w:color w:val="0000FF"/>
           <w:sz w:val="24"/>
           <w:u w:val="single"/>
         </w:rPr>
@@ -2361,7 +2361,7 @@
           <w:rFonts w:ascii="Charis SIL Regular" w:hAnsi="Charis SIL Regular" w:eastAsia="Charis SIL Regular"/>
           <w:b w:val="0"/>
           <w:i w:val="0"/>
-          <w:color w:val="0066CC"/>
+          <w:color w:val="0000FF"/>
           <w:sz w:val="24"/>
           <w:u w:val="single"/>
         </w:rPr>
@@ -2379,7 +2379,7 @@
           <w:rFonts w:ascii="Charis SIL Regular" w:hAnsi="Charis SIL Regular" w:eastAsia="Charis SIL Regular"/>
           <w:b w:val="0"/>
           <w:i w:val="0"/>
-          <w:color w:val="0066CC"/>
+          <w:color w:val="0000FF"/>
           <w:sz w:val="24"/>
           <w:u w:val="single"/>
         </w:rPr>
@@ -2397,7 +2397,7 @@
           <w:rFonts w:ascii="Charis SIL Regular" w:hAnsi="Charis SIL Regular" w:eastAsia="Charis SIL Regular"/>
           <w:b w:val="0"/>
           <w:i w:val="0"/>
-          <w:color w:val="0066CC"/>
+          <w:color w:val="0000FF"/>
           <w:sz w:val="24"/>
           <w:u w:val="single"/>
         </w:rPr>
@@ -2415,7 +2415,7 @@
           <w:rFonts w:ascii="Charis SIL Regular" w:hAnsi="Charis SIL Regular" w:eastAsia="Charis SIL Regular"/>
           <w:b w:val="0"/>
           <w:i w:val="0"/>
-          <w:color w:val="0066CC"/>
+          <w:color w:val="0000FF"/>
           <w:sz w:val="24"/>
           <w:u w:val="single"/>
         </w:rPr>
@@ -2433,7 +2433,7 @@
           <w:rFonts w:ascii="Charis SIL Regular" w:hAnsi="Charis SIL Regular" w:eastAsia="Charis SIL Regular"/>
           <w:b w:val="0"/>
           <w:i w:val="0"/>
-          <w:color w:val="0066CC"/>
+          <w:color w:val="0000FF"/>
           <w:sz w:val="24"/>
           <w:u w:val="single"/>
         </w:rPr>
@@ -2451,7 +2451,7 @@
           <w:rFonts w:ascii="Charis SIL Regular" w:hAnsi="Charis SIL Regular" w:eastAsia="Charis SIL Regular"/>
           <w:b w:val="0"/>
           <w:i w:val="0"/>
-          <w:color w:val="0066CC"/>
+          <w:color w:val="0000FF"/>
           <w:sz w:val="24"/>
           <w:u w:val="single"/>
         </w:rPr>
@@ -2469,7 +2469,7 @@
           <w:rFonts w:ascii="Charis SIL Regular" w:hAnsi="Charis SIL Regular" w:eastAsia="Charis SIL Regular"/>
           <w:b w:val="0"/>
           <w:i w:val="0"/>
-          <w:color w:val="0066CC"/>
+          <w:color w:val="0000FF"/>
           <w:sz w:val="24"/>
           <w:u w:val="single"/>
         </w:rPr>
@@ -2487,7 +2487,7 @@
           <w:rFonts w:ascii="Charis SIL Regular" w:hAnsi="Charis SIL Regular" w:eastAsia="Charis SIL Regular"/>
           <w:b w:val="0"/>
           <w:i w:val="0"/>
-          <w:color w:val="0066CC"/>
+          <w:color w:val="0000FF"/>
           <w:sz w:val="24"/>
           <w:u w:val="single"/>
         </w:rPr>
@@ -2505,7 +2505,7 @@
           <w:rFonts w:ascii="Charis SIL Regular" w:hAnsi="Charis SIL Regular" w:eastAsia="Charis SIL Regular"/>
           <w:b w:val="0"/>
           <w:i w:val="0"/>
-          <w:color w:val="0066CC"/>
+          <w:color w:val="0000FF"/>
           <w:sz w:val="24"/>
           <w:u w:val="single"/>
         </w:rPr>
@@ -2523,7 +2523,7 @@
           <w:rFonts w:ascii="Charis SIL Regular" w:hAnsi="Charis SIL Regular" w:eastAsia="Charis SIL Regular"/>
           <w:b w:val="0"/>
           <w:i w:val="0"/>
-          <w:color w:val="0066CC"/>
+          <w:color w:val="0000FF"/>
           <w:sz w:val="24"/>
           <w:u w:val="single"/>
         </w:rPr>
@@ -2541,7 +2541,7 @@
           <w:rFonts w:ascii="Charis SIL Regular" w:hAnsi="Charis SIL Regular" w:eastAsia="Charis SIL Regular"/>
           <w:b w:val="0"/>
           <w:i w:val="0"/>
-          <w:color w:val="0066CC"/>
+          <w:color w:val="0000FF"/>
           <w:sz w:val="24"/>
           <w:u w:val="single"/>
         </w:rPr>
@@ -2559,7 +2559,7 @@
           <w:rFonts w:ascii="Charis SIL Regular" w:hAnsi="Charis SIL Regular" w:eastAsia="Charis SIL Regular"/>
           <w:b w:val="0"/>
           <w:i w:val="0"/>
-          <w:color w:val="0066CC"/>
+          <w:color w:val="0000FF"/>
           <w:sz w:val="24"/>
           <w:u w:val="single"/>
         </w:rPr>
@@ -2716,7 +2716,7 @@
           <w:rFonts w:ascii="Charis SIL Regular" w:hAnsi="Charis SIL Regular" w:eastAsia="Charis SIL Regular"/>
           <w:b w:val="0"/>
           <w:i w:val="0"/>
-          <w:color w:val="0066CC"/>
+          <w:color w:val="0000FF"/>
           <w:sz w:val="24"/>
           <w:u w:val="single"/>
         </w:rPr>
@@ -2734,7 +2734,7 @@
           <w:rFonts w:ascii="Charis SIL Regular" w:hAnsi="Charis SIL Regular" w:eastAsia="Charis SIL Regular"/>
           <w:b w:val="0"/>
           <w:i w:val="0"/>
-          <w:color w:val="0066CC"/>
+          <w:color w:val="0000FF"/>
           <w:sz w:val="24"/>
           <w:u w:val="single"/>
         </w:rPr>
@@ -2752,7 +2752,7 @@
           <w:rFonts w:ascii="Charis SIL Regular" w:hAnsi="Charis SIL Regular" w:eastAsia="Charis SIL Regular"/>
           <w:b w:val="0"/>
           <w:i w:val="0"/>
-          <w:color w:val="0066CC"/>
+          <w:color w:val="0000FF"/>
           <w:sz w:val="24"/>
           <w:u w:val="single"/>
         </w:rPr>
@@ -2780,7 +2780,7 @@
           <w:rFonts w:ascii="Charis SIL Regular" w:hAnsi="Charis SIL Regular" w:eastAsia="Charis SIL Regular"/>
           <w:b w:val="0"/>
           <w:i w:val="0"/>
-          <w:color w:val="0066CC"/>
+          <w:color w:val="0000FF"/>
           <w:sz w:val="24"/>
           <w:u w:val="single"/>
         </w:rPr>
@@ -2798,7 +2798,7 @@
           <w:rFonts w:ascii="Charis SIL Regular" w:hAnsi="Charis SIL Regular" w:eastAsia="Charis SIL Regular"/>
           <w:b w:val="0"/>
           <w:i w:val="0"/>
-          <w:color w:val="0066CC"/>
+          <w:color w:val="0000FF"/>
           <w:sz w:val="24"/>
           <w:u w:val="single"/>
         </w:rPr>
@@ -2809,7 +2809,7 @@
           <w:rFonts w:ascii="Charis SIL Regular" w:hAnsi="Charis SIL Regular" w:eastAsia="Charis SIL Regular"/>
           <w:b w:val="0"/>
           <w:i w:val="0"/>
-          <w:color w:val="0066CC"/>
+          <w:color w:val="0000FF"/>
           <w:sz w:val="24"/>
           <w:u w:val="single"/>
         </w:rPr>
@@ -2837,7 +2837,7 @@
           <w:rFonts w:ascii="Charis SIL Regular" w:hAnsi="Charis SIL Regular" w:eastAsia="Charis SIL Regular"/>
           <w:b w:val="0"/>
           <w:i w:val="0"/>
-          <w:color w:val="0066CC"/>
+          <w:color w:val="0000FF"/>
           <w:sz w:val="24"/>
           <w:u w:val="single"/>
         </w:rPr>
@@ -2855,7 +2855,7 @@
           <w:rFonts w:ascii="Charis SIL Regular" w:hAnsi="Charis SIL Regular" w:eastAsia="Charis SIL Regular"/>
           <w:b w:val="0"/>
           <w:i w:val="0"/>
-          <w:color w:val="0066CC"/>
+          <w:color w:val="0000FF"/>
           <w:sz w:val="24"/>
           <w:u w:val="single"/>
         </w:rPr>
@@ -2873,7 +2873,7 @@
           <w:rFonts w:ascii="Charis SIL Regular" w:hAnsi="Charis SIL Regular" w:eastAsia="Charis SIL Regular"/>
           <w:b w:val="0"/>
           <w:i w:val="0"/>
-          <w:color w:val="0066CC"/>
+          <w:color w:val="0000FF"/>
           <w:sz w:val="24"/>
           <w:u w:val="single"/>
         </w:rPr>
@@ -2991,7 +2991,7 @@
           <w:rFonts w:ascii="Charis SIL Regular" w:hAnsi="Charis SIL Regular" w:eastAsia="Charis SIL Regular"/>
           <w:b w:val="0"/>
           <w:i w:val="0"/>
-          <w:color w:val="0066CC"/>
+          <w:color w:val="0000FF"/>
           <w:sz w:val="24"/>
           <w:u w:val="single"/>
         </w:rPr>
@@ -3009,7 +3009,7 @@
           <w:rFonts w:ascii="Charis SIL Regular" w:hAnsi="Charis SIL Regular" w:eastAsia="Charis SIL Regular"/>
           <w:b w:val="0"/>
           <w:i w:val="0"/>
-          <w:color w:val="0066CC"/>
+          <w:color w:val="0000FF"/>
           <w:sz w:val="24"/>
           <w:u w:val="single"/>
         </w:rPr>
@@ -3027,7 +3027,7 @@
           <w:rFonts w:ascii="Charis SIL Regular" w:hAnsi="Charis SIL Regular" w:eastAsia="Charis SIL Regular"/>
           <w:b w:val="0"/>
           <w:i w:val="0"/>
-          <w:color w:val="0066CC"/>
+          <w:color w:val="0000FF"/>
           <w:sz w:val="24"/>
           <w:u w:val="single"/>
         </w:rPr>
@@ -3055,7 +3055,7 @@
           <w:rFonts w:ascii="Charis SIL Regular" w:hAnsi="Charis SIL Regular" w:eastAsia="Charis SIL Regular"/>
           <w:b w:val="0"/>
           <w:i w:val="0"/>
-          <w:color w:val="0066CC"/>
+          <w:color w:val="0000FF"/>
           <w:sz w:val="24"/>
           <w:u w:val="single"/>
         </w:rPr>
@@ -3073,7 +3073,7 @@
           <w:rFonts w:ascii="Charis SIL Regular" w:hAnsi="Charis SIL Regular" w:eastAsia="Charis SIL Regular"/>
           <w:b w:val="0"/>
           <w:i w:val="0"/>
-          <w:color w:val="0066CC"/>
+          <w:color w:val="0000FF"/>
           <w:sz w:val="24"/>
           <w:u w:val="single"/>
         </w:rPr>
@@ -3084,7 +3084,7 @@
           <w:rFonts w:ascii="Charis SIL Regular" w:hAnsi="Charis SIL Regular" w:eastAsia="Charis SIL Regular"/>
           <w:b w:val="0"/>
           <w:i w:val="0"/>
-          <w:color w:val="0066CC"/>
+          <w:color w:val="0000FF"/>
           <w:sz w:val="24"/>
           <w:u w:val="single"/>
         </w:rPr>
@@ -3112,7 +3112,7 @@
           <w:rFonts w:ascii="Charis SIL Regular" w:hAnsi="Charis SIL Regular" w:eastAsia="Charis SIL Regular"/>
           <w:b w:val="0"/>
           <w:i w:val="0"/>
-          <w:color w:val="0066CC"/>
+          <w:color w:val="0000FF"/>
           <w:sz w:val="24"/>
           <w:u w:val="single"/>
         </w:rPr>
@@ -3130,7 +3130,7 @@
           <w:rFonts w:ascii="Charis SIL Regular" w:hAnsi="Charis SIL Regular" w:eastAsia="Charis SIL Regular"/>
           <w:b w:val="0"/>
           <w:i w:val="0"/>
-          <w:color w:val="0066CC"/>
+          <w:color w:val="0000FF"/>
           <w:sz w:val="24"/>
           <w:u w:val="single"/>
         </w:rPr>
@@ -3148,7 +3148,7 @@
           <w:rFonts w:ascii="Charis SIL Regular" w:hAnsi="Charis SIL Regular" w:eastAsia="Charis SIL Regular"/>
           <w:b w:val="0"/>
           <w:i w:val="0"/>
-          <w:color w:val="0066CC"/>
+          <w:color w:val="0000FF"/>
           <w:sz w:val="24"/>
           <w:u w:val="single"/>
         </w:rPr>
@@ -3279,7 +3279,7 @@
           <w:rFonts w:ascii="Charis SIL Regular" w:hAnsi="Charis SIL Regular" w:eastAsia="Charis SIL Regular"/>
           <w:b w:val="0"/>
           <w:i w:val="0"/>
-          <w:color w:val="0066CC"/>
+          <w:color w:val="0000FF"/>
           <w:sz w:val="24"/>
           <w:u w:val="single"/>
         </w:rPr>
@@ -3297,7 +3297,7 @@
           <w:rFonts w:ascii="Charis SIL Regular" w:hAnsi="Charis SIL Regular" w:eastAsia="Charis SIL Regular"/>
           <w:b w:val="0"/>
           <w:i w:val="0"/>
-          <w:color w:val="0066CC"/>
+          <w:color w:val="0000FF"/>
           <w:sz w:val="24"/>
           <w:u w:val="single"/>
         </w:rPr>
@@ -3315,7 +3315,7 @@
           <w:rFonts w:ascii="Charis SIL Regular" w:hAnsi="Charis SIL Regular" w:eastAsia="Charis SIL Regular"/>
           <w:b w:val="0"/>
           <w:i w:val="0"/>
-          <w:color w:val="0066CC"/>
+          <w:color w:val="0000FF"/>
           <w:sz w:val="24"/>
           <w:u w:val="single"/>
         </w:rPr>
@@ -3343,7 +3343,7 @@
           <w:rFonts w:ascii="Charis SIL Regular" w:hAnsi="Charis SIL Regular" w:eastAsia="Charis SIL Regular"/>
           <w:b w:val="0"/>
           <w:i w:val="0"/>
-          <w:color w:val="0066CC"/>
+          <w:color w:val="0000FF"/>
           <w:sz w:val="24"/>
           <w:u w:val="single"/>
         </w:rPr>
@@ -3361,7 +3361,7 @@
           <w:rFonts w:ascii="Charis SIL Regular" w:hAnsi="Charis SIL Regular" w:eastAsia="Charis SIL Regular"/>
           <w:b w:val="0"/>
           <w:i w:val="0"/>
-          <w:color w:val="0066CC"/>
+          <w:color w:val="0000FF"/>
           <w:sz w:val="24"/>
           <w:u w:val="single"/>
         </w:rPr>
@@ -3372,7 +3372,7 @@
           <w:rFonts w:ascii="Charis SIL Regular" w:hAnsi="Charis SIL Regular" w:eastAsia="Charis SIL Regular"/>
           <w:b w:val="0"/>
           <w:i w:val="0"/>
-          <w:color w:val="0066CC"/>
+          <w:color w:val="0000FF"/>
           <w:sz w:val="24"/>
           <w:u w:val="single"/>
         </w:rPr>
@@ -3400,7 +3400,7 @@
           <w:rFonts w:ascii="Charis SIL Regular" w:hAnsi="Charis SIL Regular" w:eastAsia="Charis SIL Regular"/>
           <w:b w:val="0"/>
           <w:i w:val="0"/>
-          <w:color w:val="0066CC"/>
+          <w:color w:val="0000FF"/>
           <w:sz w:val="24"/>
           <w:u w:val="single"/>
         </w:rPr>
@@ -3418,7 +3418,7 @@
           <w:rFonts w:ascii="Charis SIL Regular" w:hAnsi="Charis SIL Regular" w:eastAsia="Charis SIL Regular"/>
           <w:b w:val="0"/>
           <w:i w:val="0"/>
-          <w:color w:val="0066CC"/>
+          <w:color w:val="0000FF"/>
           <w:sz w:val="24"/>
           <w:u w:val="single"/>
         </w:rPr>
@@ -3436,7 +3436,7 @@
           <w:rFonts w:ascii="Charis SIL Regular" w:hAnsi="Charis SIL Regular" w:eastAsia="Charis SIL Regular"/>
           <w:b w:val="0"/>
           <w:i w:val="0"/>
-          <w:color w:val="0066CC"/>
+          <w:color w:val="0000FF"/>
           <w:sz w:val="24"/>
           <w:u w:val="single"/>
         </w:rPr>
@@ -3447,7 +3447,7 @@
           <w:rFonts w:ascii="Charis SIL Regular" w:hAnsi="Charis SIL Regular" w:eastAsia="Charis SIL Regular"/>
           <w:b w:val="0"/>
           <w:i w:val="0"/>
-          <w:color w:val="0066CC"/>
+          <w:color w:val="0000FF"/>
           <w:sz w:val="24"/>
           <w:u w:val="single"/>
         </w:rPr>
@@ -3565,7 +3565,7 @@
           <w:rFonts w:ascii="Charis SIL Regular" w:hAnsi="Charis SIL Regular" w:eastAsia="Charis SIL Regular"/>
           <w:b w:val="0"/>
           <w:i w:val="0"/>
-          <w:color w:val="0066CC"/>
+          <w:color w:val="0000FF"/>
           <w:sz w:val="24"/>
           <w:u w:val="single"/>
         </w:rPr>
@@ -3583,7 +3583,7 @@
           <w:rFonts w:ascii="Charis SIL Regular" w:hAnsi="Charis SIL Regular" w:eastAsia="Charis SIL Regular"/>
           <w:b w:val="0"/>
           <w:i w:val="0"/>
-          <w:color w:val="0066CC"/>
+          <w:color w:val="0000FF"/>
           <w:sz w:val="24"/>
           <w:u w:val="single"/>
         </w:rPr>
@@ -3601,7 +3601,7 @@
           <w:rFonts w:ascii="Charis SIL Regular" w:hAnsi="Charis SIL Regular" w:eastAsia="Charis SIL Regular"/>
           <w:b w:val="0"/>
           <w:i w:val="0"/>
-          <w:color w:val="0066CC"/>
+          <w:color w:val="0000FF"/>
           <w:sz w:val="24"/>
           <w:u w:val="single"/>
         </w:rPr>
@@ -3629,7 +3629,7 @@
           <w:rFonts w:ascii="Charis SIL Regular" w:hAnsi="Charis SIL Regular" w:eastAsia="Charis SIL Regular"/>
           <w:b w:val="0"/>
           <w:i w:val="0"/>
-          <w:color w:val="0066CC"/>
+          <w:color w:val="0000FF"/>
           <w:sz w:val="24"/>
           <w:u w:val="single"/>
         </w:rPr>
@@ -3647,7 +3647,7 @@
           <w:rFonts w:ascii="Charis SIL Regular" w:hAnsi="Charis SIL Regular" w:eastAsia="Charis SIL Regular"/>
           <w:b w:val="0"/>
           <w:i w:val="0"/>
-          <w:color w:val="0066CC"/>
+          <w:color w:val="0000FF"/>
           <w:sz w:val="24"/>
           <w:u w:val="single"/>
         </w:rPr>
@@ -3658,7 +3658,7 @@
           <w:rFonts w:ascii="Charis SIL Regular" w:hAnsi="Charis SIL Regular" w:eastAsia="Charis SIL Regular"/>
           <w:b w:val="0"/>
           <w:i w:val="0"/>
-          <w:color w:val="0066CC"/>
+          <w:color w:val="0000FF"/>
           <w:sz w:val="24"/>
           <w:u w:val="single"/>
         </w:rPr>
@@ -3769,7 +3769,7 @@
           <w:rFonts w:ascii="Charis SIL Regular" w:hAnsi="Charis SIL Regular" w:eastAsia="Charis SIL Regular"/>
           <w:b w:val="0"/>
           <w:i w:val="0"/>
-          <w:color w:val="0066CC"/>
+          <w:color w:val="0000FF"/>
           <w:sz w:val="24"/>
           <w:u w:val="single"/>
         </w:rPr>
@@ -3787,7 +3787,7 @@
           <w:rFonts w:ascii="Charis SIL Regular" w:hAnsi="Charis SIL Regular" w:eastAsia="Charis SIL Regular"/>
           <w:b w:val="0"/>
           <w:i w:val="0"/>
-          <w:color w:val="0066CC"/>
+          <w:color w:val="0000FF"/>
           <w:sz w:val="24"/>
           <w:u w:val="single"/>
         </w:rPr>
@@ -3805,7 +3805,7 @@
           <w:rFonts w:ascii="Charis SIL Regular" w:hAnsi="Charis SIL Regular" w:eastAsia="Charis SIL Regular"/>
           <w:b w:val="0"/>
           <w:i w:val="0"/>
-          <w:color w:val="0066CC"/>
+          <w:color w:val="0000FF"/>
           <w:sz w:val="24"/>
           <w:u w:val="single"/>
         </w:rPr>
@@ -3823,7 +3823,7 @@
           <w:rFonts w:ascii="Charis SIL Regular" w:hAnsi="Charis SIL Regular" w:eastAsia="Charis SIL Regular"/>
           <w:b w:val="0"/>
           <w:i w:val="0"/>
-          <w:color w:val="0066CC"/>
+          <w:color w:val="0000FF"/>
           <w:sz w:val="24"/>
           <w:u w:val="single"/>
         </w:rPr>
@@ -3841,7 +3841,7 @@
           <w:rFonts w:ascii="Charis SIL Regular" w:hAnsi="Charis SIL Regular" w:eastAsia="Charis SIL Regular"/>
           <w:b w:val="0"/>
           <w:i w:val="0"/>
-          <w:color w:val="0066CC"/>
+          <w:color w:val="0000FF"/>
           <w:sz w:val="24"/>
           <w:u w:val="single"/>
         </w:rPr>
@@ -3859,7 +3859,7 @@
           <w:rFonts w:ascii="Charis SIL Regular" w:hAnsi="Charis SIL Regular" w:eastAsia="Charis SIL Regular"/>
           <w:b w:val="0"/>
           <w:i w:val="0"/>
-          <w:color w:val="0066CC"/>
+          <w:color w:val="0000FF"/>
           <w:sz w:val="24"/>
           <w:u w:val="single"/>
         </w:rPr>
@@ -3877,7 +3877,7 @@
           <w:rFonts w:ascii="Charis SIL Regular" w:hAnsi="Charis SIL Regular" w:eastAsia="Charis SIL Regular"/>
           <w:b w:val="0"/>
           <w:i w:val="0"/>
-          <w:color w:val="0066CC"/>
+          <w:color w:val="0000FF"/>
           <w:sz w:val="24"/>
           <w:u w:val="single"/>
         </w:rPr>
@@ -3895,7 +3895,7 @@
           <w:rFonts w:ascii="Charis SIL Regular" w:hAnsi="Charis SIL Regular" w:eastAsia="Charis SIL Regular"/>
           <w:b w:val="0"/>
           <w:i w:val="0"/>
-          <w:color w:val="0066CC"/>
+          <w:color w:val="0000FF"/>
           <w:sz w:val="24"/>
           <w:u w:val="single"/>
         </w:rPr>
@@ -3913,7 +3913,7 @@
           <w:rFonts w:ascii="Charis SIL Regular" w:hAnsi="Charis SIL Regular" w:eastAsia="Charis SIL Regular"/>
           <w:b w:val="0"/>
           <w:i w:val="0"/>
-          <w:color w:val="0066CC"/>
+          <w:color w:val="0000FF"/>
           <w:sz w:val="24"/>
           <w:u w:val="single"/>
         </w:rPr>
@@ -3931,7 +3931,7 @@
           <w:rFonts w:ascii="Charis SIL Regular" w:hAnsi="Charis SIL Regular" w:eastAsia="Charis SIL Regular"/>
           <w:b w:val="0"/>
           <w:i w:val="0"/>
-          <w:color w:val="0066CC"/>
+          <w:color w:val="0000FF"/>
           <w:sz w:val="24"/>
           <w:u w:val="single"/>
         </w:rPr>
@@ -3949,7 +3949,7 @@
           <w:rFonts w:ascii="Charis SIL Regular" w:hAnsi="Charis SIL Regular" w:eastAsia="Charis SIL Regular"/>
           <w:b w:val="0"/>
           <w:i w:val="0"/>
-          <w:color w:val="0066CC"/>
+          <w:color w:val="0000FF"/>
           <w:sz w:val="24"/>
           <w:u w:val="single"/>
         </w:rPr>
@@ -3967,7 +3967,7 @@
           <w:rFonts w:ascii="Charis SIL Regular" w:hAnsi="Charis SIL Regular" w:eastAsia="Charis SIL Regular"/>
           <w:b w:val="0"/>
           <w:i w:val="0"/>
-          <w:color w:val="0066CC"/>
+          <w:color w:val="0000FF"/>
           <w:sz w:val="24"/>
           <w:u w:val="single"/>
         </w:rPr>
@@ -3985,7 +3985,7 @@
           <w:rFonts w:ascii="Charis SIL Regular" w:hAnsi="Charis SIL Regular" w:eastAsia="Charis SIL Regular"/>
           <w:b w:val="0"/>
           <w:i w:val="0"/>
-          <w:color w:val="0066CC"/>
+          <w:color w:val="0000FF"/>
           <w:sz w:val="24"/>
           <w:u w:val="single"/>
         </w:rPr>

--- a/EXPORTS/DOCX/published/niveau3/Dutch/GerardusLeeuw.docx
+++ b/EXPORTS/DOCX/published/niveau3/Dutch/GerardusLeeuw.docx
@@ -985,7 +985,6 @@
       </w:r>
       <w:r>
         <w:rPr>
-          <w:u w:val="single" w:color="0000ff"/>
           <w:rFonts w:ascii="Charis SIL Regular" w:hAnsi="Charis SIL Regular" w:eastAsia="Charis SIL Regular"/>
           <w:b w:val="0"/>
           <w:i w:val="0"/>

--- a/EXPORTS/DOCX/published/niveau3/Dutch/GerardusLeeuw.docx
+++ b/EXPORTS/DOCX/published/niveau3/Dutch/GerardusLeeuw.docx
@@ -985,6 +985,7 @@
       </w:r>
       <w:r>
         <w:rPr>
+          <w:u w:val="single" w:color="0000ff"/>
           <w:rFonts w:ascii="Charis SIL Regular" w:hAnsi="Charis SIL Regular" w:eastAsia="Charis SIL Regular"/>
           <w:b w:val="0"/>
           <w:i w:val="0"/>
@@ -1328,6 +1329,7 @@
       </w:r>
       <w:r>
         <w:rPr>
+          <w:u w:val="single" w:color="0000ff"/>
           <w:rFonts w:ascii="Charis SIL Regular" w:hAnsi="Charis SIL Regular" w:eastAsia="Charis SIL Regular"/>
           <w:b w:val="0"/>
           <w:i w:val="0"/>

--- a/EXPORTS/DOCX/published/niveau3/Dutch/GerardusLeeuw.docx
+++ b/EXPORTS/DOCX/published/niveau3/Dutch/GerardusLeeuw.docx
@@ -1329,7 +1329,6 @@
       </w:r>
       <w:r>
         <w:rPr>
-          <w:u w:val="single" w:color="0000ff"/>
           <w:rFonts w:ascii="Charis SIL Regular" w:hAnsi="Charis SIL Regular" w:eastAsia="Charis SIL Regular"/>
           <w:b w:val="0"/>
           <w:i w:val="0"/>

--- a/EXPORTS/DOCX/published/niveau3/Dutch/GerardusLeeuw.docx
+++ b/EXPORTS/DOCX/published/niveau3/Dutch/GerardusLeeuw.docx
@@ -1311,31 +1311,13 @@
       </w:r>
       <w:r>
         <w:rPr>
-          <w:u w:val="single" w:color="0000ff"/>
           <w:rFonts w:ascii="Charis SIL Regular" w:hAnsi="Charis SIL Regular" w:eastAsia="Charis SIL Regular"/>
           <w:b w:val="0"/>
           <w:i w:val="0"/>
           <w:color w:val="000000"/>
           <w:sz w:val="24"/>
         </w:rPr>
-        <w:hyperlink r:id="rId12" w:history="1">
-          <w:r>
-            <w:rPr>
-              <w:rStyle w:val="Hyperlink"/>
-            </w:rPr>
-            <w:t>d infor</w:t>
-          </w:r>
-        </w:hyperlink>
-      </w:r>
-      <w:r>
-        <w:rPr>
-          <w:rFonts w:ascii="Charis SIL Regular" w:hAnsi="Charis SIL Regular" w:eastAsia="Charis SIL Regular"/>
-          <w:b w:val="0"/>
-          <w:i w:val="0"/>
-          <w:color w:val="000000"/>
-          <w:sz w:val="24"/>
-        </w:rPr>
-        <w:t>m</w:t>
+        <w:t>d inform</w:t>
       </w:r>
       <w:r>
         <w:rPr>

--- a/EXPORTS/DOCX/published/niveau3/Dutch/GerardusLeeuw.docx
+++ b/EXPORTS/DOCX/published/niveau3/Dutch/GerardusLeeuw.docx
@@ -985,7 +985,6 @@
       </w:r>
       <w:r>
         <w:rPr>
-          <w:u w:val="single" w:color="0000ff"/>
           <w:rFonts w:ascii="Charis SIL Regular" w:hAnsi="Charis SIL Regular" w:eastAsia="Charis SIL Regular"/>
           <w:b w:val="0"/>
           <w:i w:val="0"/>
@@ -1311,13 +1310,32 @@
       </w:r>
       <w:r>
         <w:rPr>
+          <w:u w:val="single" w:color="0000ff"/>
           <w:rFonts w:ascii="Charis SIL Regular" w:hAnsi="Charis SIL Regular" w:eastAsia="Charis SIL Regular"/>
           <w:b w:val="0"/>
           <w:i w:val="0"/>
           <w:color w:val="000000"/>
           <w:sz w:val="24"/>
         </w:rPr>
-        <w:t>d inform</w:t>
+        <w:hyperlink r:id="rId12" w:history="1">
+          <w:r>
+            <w:rPr>
+              <w:rStyle w:val="Hyperlink"/>
+            </w:rPr>
+            <w:t>d infor</w:t>
+          </w:r>
+        </w:hyperlink>
+      </w:r>
+      <w:r>
+        <w:rPr>
+          <w:u w:val="single" w:color="0000ff"/>
+          <w:rFonts w:ascii="Charis SIL Regular" w:hAnsi="Charis SIL Regular" w:eastAsia="Charis SIL Regular"/>
+          <w:b w:val="0"/>
+          <w:i w:val="0"/>
+          <w:color w:val="000000"/>
+          <w:sz w:val="24"/>
+        </w:rPr>
+        <w:t>m</w:t>
       </w:r>
       <w:r>
         <w:rPr>

--- a/EXPORTS/DOCX/published/niveau3/Dutch/GerardusLeeuw.docx
+++ b/EXPORTS/DOCX/published/niveau3/Dutch/GerardusLeeuw.docx
@@ -1328,7 +1328,6 @@
       </w:r>
       <w:r>
         <w:rPr>
-          <w:u w:val="single" w:color="0000ff"/>
           <w:rFonts w:ascii="Charis SIL Regular" w:hAnsi="Charis SIL Regular" w:eastAsia="Charis SIL Regular"/>
           <w:b w:val="0"/>
           <w:i w:val="0"/>

--- a/EXPORTS/DOCX/published/niveau3/Dutch/GerardusLeeuw.docx
+++ b/EXPORTS/DOCX/published/niveau3/Dutch/GerardusLeeuw.docx
@@ -985,7 +985,6 @@
       </w:r>
       <w:r>
         <w:rPr>
-          <w:u w:val="single" w:color="0000ff"/>
           <w:rFonts w:ascii="Charis SIL Regular" w:hAnsi="Charis SIL Regular" w:eastAsia="Charis SIL Regular"/>
           <w:b w:val="0"/>
           <w:i w:val="0"/>
@@ -1329,7 +1328,6 @@
       </w:r>
       <w:r>
         <w:rPr>
-          <w:u w:val="single" w:color="0000ff"/>
           <w:rFonts w:ascii="Charis SIL Regular" w:hAnsi="Charis SIL Regular" w:eastAsia="Charis SIL Regular"/>
           <w:b w:val="0"/>
           <w:i w:val="0"/>

--- a/EXPORTS/DOCX/published/niveau3/Dutch/GerardusLeeuw.docx
+++ b/EXPORTS/DOCX/published/niveau3/Dutch/GerardusLeeuw.docx
@@ -985,6 +985,7 @@
       </w:r>
       <w:r>
         <w:rPr>
+          <w:u w:val="single" w:color="0000ff"/>
           <w:rFonts w:ascii="Charis SIL Regular" w:hAnsi="Charis SIL Regular" w:eastAsia="Charis SIL Regular"/>
           <w:b w:val="0"/>
           <w:i w:val="0"/>

--- a/EXPORTS/DOCX/published/niveau3/Dutch/GerardusLeeuw.docx
+++ b/EXPORTS/DOCX/published/niveau3/Dutch/GerardusLeeuw.docx
@@ -1311,13 +1311,31 @@
       </w:r>
       <w:r>
         <w:rPr>
+          <w:u w:val="single" w:color="0000ff"/>
           <w:rFonts w:ascii="Charis SIL Regular" w:hAnsi="Charis SIL Regular" w:eastAsia="Charis SIL Regular"/>
           <w:b w:val="0"/>
           <w:i w:val="0"/>
           <w:color w:val="000000"/>
           <w:sz w:val="24"/>
         </w:rPr>
-        <w:t>d inform</w:t>
+        <w:hyperlink r:id="rId12" w:history="1">
+          <w:r>
+            <w:rPr>
+              <w:rStyle w:val="Hyperlink"/>
+            </w:rPr>
+            <w:t>d infor</w:t>
+          </w:r>
+        </w:hyperlink>
+      </w:r>
+      <w:r>
+        <w:rPr>
+          <w:rFonts w:ascii="Charis SIL Regular" w:hAnsi="Charis SIL Regular" w:eastAsia="Charis SIL Regular"/>
+          <w:b w:val="0"/>
+          <w:i w:val="0"/>
+          <w:color w:val="000000"/>
+          <w:sz w:val="24"/>
+        </w:rPr>
+        <w:t>m</w:t>
       </w:r>
       <w:r>
         <w:rPr>
@@ -2417,52 +2435,8 @@
           <w:i w:val="0"/>
           <w:color w:val="0000FF"/>
           <w:sz w:val="24"/>
-          <w:u w:val="single"/>
         </w:rPr>
-        <w:hyperlink r:id="rId15" w:history="1">
-          <w:r>
-            <w:rPr>
-              <w:rStyle w:val="Hyperlink"/>
-            </w:rPr>
-            <w:t>archives</w:t>
-          </w:r>
-        </w:hyperlink>
-      </w:r>
-      <w:r>
-        <w:rPr>
-          <w:rFonts w:ascii="Charis SIL Regular" w:hAnsi="Charis SIL Regular" w:eastAsia="Charis SIL Regular"/>
-          <w:b w:val="0"/>
-          <w:i w:val="0"/>
-          <w:color w:val="0000FF"/>
-          <w:sz w:val="24"/>
-          <w:u w:val="single"/>
-        </w:rPr>
-        <w:hyperlink r:id="rId15" w:history="1">
-          <w:r>
-            <w:rPr>
-              <w:rStyle w:val="Hyperlink"/>
-            </w:rPr>
-            <w:t>-</w:t>
-          </w:r>
-        </w:hyperlink>
-      </w:r>
-      <w:r>
-        <w:rPr>
-          <w:rFonts w:ascii="Charis SIL Regular" w:hAnsi="Charis SIL Regular" w:eastAsia="Charis SIL Regular"/>
-          <w:b w:val="0"/>
-          <w:i w:val="0"/>
-          <w:color w:val="0000FF"/>
-          <w:sz w:val="24"/>
-          <w:u w:val="single"/>
-        </w:rPr>
-        <w:hyperlink r:id="rId15" w:history="1">
-          <w:r>
-            <w:rPr>
-              <w:rStyle w:val="Hyperlink"/>
-            </w:rPr>
-            <w:t>inventories/</w:t>
-          </w:r>
-        </w:hyperlink>
+        <w:t>archives-inventories/</w:t>
       </w:r>
       <w:r>
         <w:rPr>

--- a/EXPORTS/DOCX/published/niveau3/Dutch/GerardusLeeuw.docx
+++ b/EXPORTS/DOCX/published/niveau3/Dutch/GerardusLeeuw.docx
@@ -2435,8 +2435,52 @@
           <w:i w:val="0"/>
           <w:color w:val="0000FF"/>
           <w:sz w:val="24"/>
+          <w:u w:val="single"/>
         </w:rPr>
-        <w:t>archives-inventories/</w:t>
+        <w:hyperlink r:id="rId15" w:history="1">
+          <w:r>
+            <w:rPr>
+              <w:rStyle w:val="Hyperlink"/>
+            </w:rPr>
+            <w:t>archives</w:t>
+          </w:r>
+        </w:hyperlink>
+      </w:r>
+      <w:r>
+        <w:rPr>
+          <w:rFonts w:ascii="Charis SIL Regular" w:hAnsi="Charis SIL Regular" w:eastAsia="Charis SIL Regular"/>
+          <w:b w:val="0"/>
+          <w:i w:val="0"/>
+          <w:color w:val="0000FF"/>
+          <w:sz w:val="24"/>
+          <w:u w:val="single"/>
+        </w:rPr>
+        <w:hyperlink r:id="rId15" w:history="1">
+          <w:r>
+            <w:rPr>
+              <w:rStyle w:val="Hyperlink"/>
+            </w:rPr>
+            <w:t>-</w:t>
+          </w:r>
+        </w:hyperlink>
+      </w:r>
+      <w:r>
+        <w:rPr>
+          <w:rFonts w:ascii="Charis SIL Regular" w:hAnsi="Charis SIL Regular" w:eastAsia="Charis SIL Regular"/>
+          <w:b w:val="0"/>
+          <w:i w:val="0"/>
+          <w:color w:val="0000FF"/>
+          <w:sz w:val="24"/>
+          <w:u w:val="single"/>
+        </w:rPr>
+        <w:hyperlink r:id="rId15" w:history="1">
+          <w:r>
+            <w:rPr>
+              <w:rStyle w:val="Hyperlink"/>
+            </w:rPr>
+            <w:t>inventories/</w:t>
+          </w:r>
+        </w:hyperlink>
       </w:r>
       <w:r>
         <w:rPr>

--- a/EXPORTS/DOCX/published/niveau3/Dutch/GerardusLeeuw.docx
+++ b/EXPORTS/DOCX/published/niveau3/Dutch/GerardusLeeuw.docx
@@ -920,79 +920,7 @@
           <w:color w:val="000000"/>
           <w:sz w:val="24"/>
         </w:rPr>
-        <w:hyperlink r:id="rId11" w:history="1">
-          <w:r>
-            <w:rPr>
-              <w:rStyle w:val="Hyperlink"/>
-            </w:rPr>
-            <w:t>d</w:t>
-          </w:r>
-        </w:hyperlink>
-      </w:r>
-      <w:r>
-        <w:rPr>
-          <w:u w:val="single" w:color="0000ff"/>
-          <w:rFonts w:ascii="Charis SIL Regular" w:hAnsi="Charis SIL Regular" w:eastAsia="Charis SIL Regular"/>
-          <w:b w:val="0"/>
-          <w:i w:val="0"/>
-          <w:color w:val="000000"/>
-          <w:sz w:val="24"/>
-        </w:rPr>
-        <w:hyperlink r:id="rId11" w:history="1">
-          <w:r>
-            <w:rPr>
-              <w:rStyle w:val="Hyperlink"/>
-            </w:rPr>
-            <w:t xml:space="preserve">ie </w:t>
-          </w:r>
-        </w:hyperlink>
-      </w:r>
-      <w:r>
-        <w:rPr>
-          <w:u w:val="single" w:color="0000ff"/>
-          <w:rFonts w:ascii="Charis SIL Regular" w:hAnsi="Charis SIL Regular" w:eastAsia="Charis SIL Regular"/>
-          <w:b w:val="0"/>
-          <w:i w:val="0"/>
-          <w:color w:val="000000"/>
-          <w:sz w:val="24"/>
-        </w:rPr>
-        <w:hyperlink r:id="rId11" w:history="1">
-          <w:r>
-            <w:rPr>
-              <w:rStyle w:val="Hyperlink"/>
-            </w:rPr>
-            <w:t>h</w:t>
-          </w:r>
-        </w:hyperlink>
-      </w:r>
-      <w:r>
-        <w:rPr>
-          <w:u w:val="single" w:color="0000ff"/>
-          <w:rFonts w:ascii="Charis SIL Regular" w:hAnsi="Charis SIL Regular" w:eastAsia="Charis SIL Regular"/>
-          <w:b w:val="0"/>
-          <w:i w:val="0"/>
-          <w:color w:val="000000"/>
-          <w:sz w:val="24"/>
-        </w:rPr>
-        <w:hyperlink r:id="rId11" w:history="1">
-          <w:r>
-            <w:rPr>
-              <w:rStyle w:val="Hyperlink"/>
-            </w:rPr>
-            <w:t xml:space="preserve">et </w:t>
-          </w:r>
-        </w:hyperlink>
-      </w:r>
-      <w:r>
-        <w:rPr>
-          <w:u w:val="single" w:color="0000ff"/>
-          <w:rFonts w:ascii="Charis SIL Regular" w:hAnsi="Charis SIL Regular" w:eastAsia="Charis SIL Regular"/>
-          <w:b w:val="0"/>
-          <w:i w:val="0"/>
-          <w:color w:val="000000"/>
-          <w:sz w:val="24"/>
-        </w:rPr>
-        <w:t>m</w:t>
+        <w:t>die het m</w:t>
       </w:r>
       <w:r>
         <w:rPr>
@@ -1271,71 +1199,7 @@
           <w:color w:val="000000"/>
           <w:sz w:val="24"/>
         </w:rPr>
-        <w:t>catalogus ook veel achterg</w:t>
-      </w:r>
-      <w:r>
-        <w:rPr>
-          <w:u w:val="single" w:color="0000ff"/>
-          <w:rFonts w:ascii="Charis SIL Regular" w:hAnsi="Charis SIL Regular" w:eastAsia="Charis SIL Regular"/>
-          <w:b w:val="0"/>
-          <w:i w:val="0"/>
-          <w:color w:val="000000"/>
-          <w:sz w:val="24"/>
-        </w:rPr>
-        <w:hyperlink r:id="rId12" w:history="1">
-          <w:r>
-            <w:rPr>
-              <w:rStyle w:val="Hyperlink"/>
-            </w:rPr>
-            <w:t>ro</w:t>
-          </w:r>
-        </w:hyperlink>
-      </w:r>
-      <w:r>
-        <w:rPr>
-          <w:u w:val="single" w:color="0000ff"/>
-          <w:rFonts w:ascii="Charis SIL Regular" w:hAnsi="Charis SIL Regular" w:eastAsia="Charis SIL Regular"/>
-          <w:b w:val="0"/>
-          <w:i w:val="0"/>
-          <w:color w:val="000000"/>
-          <w:sz w:val="24"/>
-        </w:rPr>
-        <w:hyperlink r:id="rId12" w:history="1">
-          <w:r>
-            <w:rPr>
-              <w:rStyle w:val="Hyperlink"/>
-            </w:rPr>
-            <w:t>n</w:t>
-          </w:r>
-        </w:hyperlink>
-      </w:r>
-      <w:r>
-        <w:rPr>
-          <w:u w:val="single" w:color="0000ff"/>
-          <w:rFonts w:ascii="Charis SIL Regular" w:hAnsi="Charis SIL Regular" w:eastAsia="Charis SIL Regular"/>
-          <w:b w:val="0"/>
-          <w:i w:val="0"/>
-          <w:color w:val="000000"/>
-          <w:sz w:val="24"/>
-        </w:rPr>
-        <w:hyperlink r:id="rId12" w:history="1">
-          <w:r>
-            <w:rPr>
-              <w:rStyle w:val="Hyperlink"/>
-            </w:rPr>
-            <w:t>d infor</w:t>
-          </w:r>
-        </w:hyperlink>
-      </w:r>
-      <w:r>
-        <w:rPr>
-          <w:rFonts w:ascii="Charis SIL Regular" w:hAnsi="Charis SIL Regular" w:eastAsia="Charis SIL Regular"/>
-          <w:b w:val="0"/>
-          <w:i w:val="0"/>
-          <w:color w:val="000000"/>
-          <w:sz w:val="24"/>
-        </w:rPr>
-        <w:t>m</w:t>
+        <w:t>catalogus ook veel achtergrond inform</w:t>
       </w:r>
       <w:r>
         <w:rPr>
@@ -2473,14 +2337,7 @@
           <w:sz w:val="24"/>
           <w:u w:val="single"/>
         </w:rPr>
-        <w:hyperlink r:id="rId15" w:history="1">
-          <w:r>
-            <w:rPr>
-              <w:rStyle w:val="Hyperlink"/>
-            </w:rPr>
-            <w:t>inventories/</w:t>
-          </w:r>
-        </w:hyperlink>
+        <w:t>inventories/</w:t>
       </w:r>
       <w:r>
         <w:rPr>

--- a/EXPORTS/DOCX/published/niveau3/Dutch/GerardusLeeuw.docx
+++ b/EXPORTS/DOCX/published/niveau3/Dutch/GerardusLeeuw.docx
@@ -920,7 +920,61 @@
           <w:color w:val="000000"/>
           <w:sz w:val="24"/>
         </w:rPr>
-        <w:t>die het m</w:t>
+        <w:hyperlink r:id="rId11" w:history="1">
+          <w:r>
+            <w:rPr>
+              <w:rStyle w:val="Hyperlink"/>
+            </w:rPr>
+            <w:t>d</w:t>
+          </w:r>
+        </w:hyperlink>
+      </w:r>
+      <w:r>
+        <w:rPr>
+          <w:u w:val="single" w:color="0000ff"/>
+          <w:rFonts w:ascii="Charis SIL Regular" w:hAnsi="Charis SIL Regular" w:eastAsia="Charis SIL Regular"/>
+          <w:b w:val="0"/>
+          <w:i w:val="0"/>
+          <w:color w:val="000000"/>
+          <w:sz w:val="24"/>
+        </w:rPr>
+        <w:hyperlink r:id="rId11" w:history="1">
+          <w:r>
+            <w:rPr>
+              <w:rStyle w:val="Hyperlink"/>
+            </w:rPr>
+            <w:t xml:space="preserve">ie </w:t>
+          </w:r>
+        </w:hyperlink>
+      </w:r>
+      <w:r>
+        <w:rPr>
+          <w:u w:val="single" w:color="0000ff"/>
+          <w:rFonts w:ascii="Charis SIL Regular" w:hAnsi="Charis SIL Regular" w:eastAsia="Charis SIL Regular"/>
+          <w:b w:val="0"/>
+          <w:i w:val="0"/>
+          <w:color w:val="000000"/>
+          <w:sz w:val="24"/>
+        </w:rPr>
+        <w:hyperlink r:id="rId11" w:history="1">
+          <w:r>
+            <w:rPr>
+              <w:rStyle w:val="Hyperlink"/>
+            </w:rPr>
+            <w:t>h</w:t>
+          </w:r>
+        </w:hyperlink>
+      </w:r>
+      <w:r>
+        <w:rPr>
+          <w:u w:val="single" w:color="0000ff"/>
+          <w:rFonts w:ascii="Charis SIL Regular" w:hAnsi="Charis SIL Regular" w:eastAsia="Charis SIL Regular"/>
+          <w:b w:val="0"/>
+          <w:i w:val="0"/>
+          <w:color w:val="000000"/>
+          <w:sz w:val="24"/>
+        </w:rPr>
+        <w:t>et m</w:t>
       </w:r>
       <w:r>
         <w:rPr>
@@ -1199,7 +1253,18 @@
           <w:color w:val="000000"/>
           <w:sz w:val="24"/>
         </w:rPr>
-        <w:t>catalogus ook veel achtergrond inform</w:t>
+        <w:t>catalogus ook veel achterg</w:t>
+      </w:r>
+      <w:r>
+        <w:rPr>
+          <w:u w:val="single" w:color="0000ff"/>
+          <w:rFonts w:ascii="Charis SIL Regular" w:hAnsi="Charis SIL Regular" w:eastAsia="Charis SIL Regular"/>
+          <w:b w:val="0"/>
+          <w:i w:val="0"/>
+          <w:color w:val="000000"/>
+          <w:sz w:val="24"/>
+        </w:rPr>
+        <w:t>rond inform</w:t>
       </w:r>
       <w:r>
         <w:rPr>
@@ -2337,7 +2402,14 @@
           <w:sz w:val="24"/>
           <w:u w:val="single"/>
         </w:rPr>
-        <w:t>inventories/</w:t>
+        <w:hyperlink r:id="rId15" w:history="1">
+          <w:r>
+            <w:rPr>
+              <w:rStyle w:val="Hyperlink"/>
+            </w:rPr>
+            <w:t>inventories/</w:t>
+          </w:r>
+        </w:hyperlink>
       </w:r>
       <w:r>
         <w:rPr>

--- a/EXPORTS/DOCX/published/niveau3/Dutch/GerardusLeeuw.docx
+++ b/EXPORTS/DOCX/published/niveau3/Dutch/GerardusLeeuw.docx
@@ -974,7 +974,25 @@
           <w:color w:val="000000"/>
           <w:sz w:val="24"/>
         </w:rPr>
-        <w:t>et m</w:t>
+        <w:hyperlink r:id="rId11" w:history="1">
+          <w:r>
+            <w:rPr>
+              <w:rStyle w:val="Hyperlink"/>
+            </w:rPr>
+            <w:t xml:space="preserve">et </w:t>
+          </w:r>
+        </w:hyperlink>
+      </w:r>
+      <w:r>
+        <w:rPr>
+          <w:u w:val="single" w:color="0000ff"/>
+          <w:rFonts w:ascii="Charis SIL Regular" w:hAnsi="Charis SIL Regular" w:eastAsia="Charis SIL Regular"/>
+          <w:b w:val="0"/>
+          <w:i w:val="0"/>
+          <w:color w:val="000000"/>
+          <w:sz w:val="24"/>
+        </w:rPr>
+        <w:t>m</w:t>
       </w:r>
       <w:r>
         <w:rPr>
@@ -1264,7 +1282,61 @@
           <w:color w:val="000000"/>
           <w:sz w:val="24"/>
         </w:rPr>
-        <w:t>rond inform</w:t>
+        <w:hyperlink r:id="rId12" w:history="1">
+          <w:r>
+            <w:rPr>
+              <w:rStyle w:val="Hyperlink"/>
+            </w:rPr>
+            <w:t>ro</w:t>
+          </w:r>
+        </w:hyperlink>
+      </w:r>
+      <w:r>
+        <w:rPr>
+          <w:u w:val="single" w:color="0000ff"/>
+          <w:rFonts w:ascii="Charis SIL Regular" w:hAnsi="Charis SIL Regular" w:eastAsia="Charis SIL Regular"/>
+          <w:b w:val="0"/>
+          <w:i w:val="0"/>
+          <w:color w:val="000000"/>
+          <w:sz w:val="24"/>
+        </w:rPr>
+        <w:hyperlink r:id="rId12" w:history="1">
+          <w:r>
+            <w:rPr>
+              <w:rStyle w:val="Hyperlink"/>
+            </w:rPr>
+            <w:t>n</w:t>
+          </w:r>
+        </w:hyperlink>
+      </w:r>
+      <w:r>
+        <w:rPr>
+          <w:u w:val="single" w:color="0000ff"/>
+          <w:rFonts w:ascii="Charis SIL Regular" w:hAnsi="Charis SIL Regular" w:eastAsia="Charis SIL Regular"/>
+          <w:b w:val="0"/>
+          <w:i w:val="0"/>
+          <w:color w:val="000000"/>
+          <w:sz w:val="24"/>
+        </w:rPr>
+        <w:hyperlink r:id="rId12" w:history="1">
+          <w:r>
+            <w:rPr>
+              <w:rStyle w:val="Hyperlink"/>
+            </w:rPr>
+            <w:t>d infor</w:t>
+          </w:r>
+        </w:hyperlink>
+      </w:r>
+      <w:r>
+        <w:rPr>
+          <w:u w:val="single" w:color="0000ff"/>
+          <w:rFonts w:ascii="Charis SIL Regular" w:hAnsi="Charis SIL Regular" w:eastAsia="Charis SIL Regular"/>
+          <w:b w:val="0"/>
+          <w:i w:val="0"/>
+          <w:color w:val="000000"/>
+          <w:sz w:val="24"/>
+        </w:rPr>
+        <w:t>m</w:t>
       </w:r>
       <w:r>
         <w:rPr>

--- a/EXPORTS/DOCX/published/niveau3/Dutch/GerardusLeeuw.docx
+++ b/EXPORTS/DOCX/published/niveau3/Dutch/GerardusLeeuw.docx
@@ -985,6 +985,7 @@
       </w:r>
       <w:r>
         <w:rPr>
+          <w:u w:val="single" w:color="0000ff"/>
           <w:rFonts w:ascii="Charis SIL Regular" w:hAnsi="Charis SIL Regular" w:eastAsia="Charis SIL Regular"/>
           <w:b w:val="0"/>
           <w:i w:val="0"/>
@@ -2434,52 +2435,8 @@
           <w:i w:val="0"/>
           <w:color w:val="0000FF"/>
           <w:sz w:val="24"/>
-          <w:u w:val="single"/>
         </w:rPr>
-        <w:hyperlink r:id="rId15" w:history="1">
-          <w:r>
-            <w:rPr>
-              <w:rStyle w:val="Hyperlink"/>
-            </w:rPr>
-            <w:t>archives</w:t>
-          </w:r>
-        </w:hyperlink>
-      </w:r>
-      <w:r>
-        <w:rPr>
-          <w:rFonts w:ascii="Charis SIL Regular" w:hAnsi="Charis SIL Regular" w:eastAsia="Charis SIL Regular"/>
-          <w:b w:val="0"/>
-          <w:i w:val="0"/>
-          <w:color w:val="0000FF"/>
-          <w:sz w:val="24"/>
-          <w:u w:val="single"/>
-        </w:rPr>
-        <w:hyperlink r:id="rId15" w:history="1">
-          <w:r>
-            <w:rPr>
-              <w:rStyle w:val="Hyperlink"/>
-            </w:rPr>
-            <w:t>-</w:t>
-          </w:r>
-        </w:hyperlink>
-      </w:r>
-      <w:r>
-        <w:rPr>
-          <w:rFonts w:ascii="Charis SIL Regular" w:hAnsi="Charis SIL Regular" w:eastAsia="Charis SIL Regular"/>
-          <w:b w:val="0"/>
-          <w:i w:val="0"/>
-          <w:color w:val="0000FF"/>
-          <w:sz w:val="24"/>
-          <w:u w:val="single"/>
-        </w:rPr>
-        <w:hyperlink r:id="rId15" w:history="1">
-          <w:r>
-            <w:rPr>
-              <w:rStyle w:val="Hyperlink"/>
-            </w:rPr>
-            <w:t>inventories/</w:t>
-          </w:r>
-        </w:hyperlink>
+        <w:t>archives-inventories/</w:t>
       </w:r>
       <w:r>
         <w:rPr>

--- a/EXPORTS/DOCX/published/niveau3/Dutch/GerardusLeeuw.docx
+++ b/EXPORTS/DOCX/published/niveau3/Dutch/GerardusLeeuw.docx
@@ -1271,71 +1271,7 @@
           <w:color w:val="000000"/>
           <w:sz w:val="24"/>
         </w:rPr>
-        <w:t>catalogus ook veel achterg</w:t>
-      </w:r>
-      <w:r>
-        <w:rPr>
-          <w:u w:val="single" w:color="0000ff"/>
-          <w:rFonts w:ascii="Charis SIL Regular" w:hAnsi="Charis SIL Regular" w:eastAsia="Charis SIL Regular"/>
-          <w:b w:val="0"/>
-          <w:i w:val="0"/>
-          <w:color w:val="000000"/>
-          <w:sz w:val="24"/>
-        </w:rPr>
-        <w:hyperlink r:id="rId12" w:history="1">
-          <w:r>
-            <w:rPr>
-              <w:rStyle w:val="Hyperlink"/>
-            </w:rPr>
-            <w:t>ro</w:t>
-          </w:r>
-        </w:hyperlink>
-      </w:r>
-      <w:r>
-        <w:rPr>
-          <w:u w:val="single" w:color="0000ff"/>
-          <w:rFonts w:ascii="Charis SIL Regular" w:hAnsi="Charis SIL Regular" w:eastAsia="Charis SIL Regular"/>
-          <w:b w:val="0"/>
-          <w:i w:val="0"/>
-          <w:color w:val="000000"/>
-          <w:sz w:val="24"/>
-        </w:rPr>
-        <w:hyperlink r:id="rId12" w:history="1">
-          <w:r>
-            <w:rPr>
-              <w:rStyle w:val="Hyperlink"/>
-            </w:rPr>
-            <w:t>n</w:t>
-          </w:r>
-        </w:hyperlink>
-      </w:r>
-      <w:r>
-        <w:rPr>
-          <w:u w:val="single" w:color="0000ff"/>
-          <w:rFonts w:ascii="Charis SIL Regular" w:hAnsi="Charis SIL Regular" w:eastAsia="Charis SIL Regular"/>
-          <w:b w:val="0"/>
-          <w:i w:val="0"/>
-          <w:color w:val="000000"/>
-          <w:sz w:val="24"/>
-        </w:rPr>
-        <w:hyperlink r:id="rId12" w:history="1">
-          <w:r>
-            <w:rPr>
-              <w:rStyle w:val="Hyperlink"/>
-            </w:rPr>
-            <w:t>d infor</w:t>
-          </w:r>
-        </w:hyperlink>
-      </w:r>
-      <w:r>
-        <w:rPr>
-          <w:rFonts w:ascii="Charis SIL Regular" w:hAnsi="Charis SIL Regular" w:eastAsia="Charis SIL Regular"/>
-          <w:b w:val="0"/>
-          <w:i w:val="0"/>
-          <w:color w:val="000000"/>
-          <w:sz w:val="24"/>
-        </w:rPr>
-        <w:t>m</w:t>
+        <w:t>catalogus ook veel achtergrond inform</w:t>
       </w:r>
       <w:r>
         <w:rPr>

--- a/EXPORTS/DOCX/published/niveau3/Dutch/GerardusLeeuw.docx
+++ b/EXPORTS/DOCX/published/niveau3/Dutch/GerardusLeeuw.docx
@@ -1271,7 +1271,71 @@
           <w:color w:val="000000"/>
           <w:sz w:val="24"/>
         </w:rPr>
-        <w:t>catalogus ook veel achtergrond inform</w:t>
+        <w:t>catalogus ook veel achterg</w:t>
+      </w:r>
+      <w:r>
+        <w:rPr>
+          <w:u w:val="single" w:color="0000ff"/>
+          <w:rFonts w:ascii="Charis SIL Regular" w:hAnsi="Charis SIL Regular" w:eastAsia="Charis SIL Regular"/>
+          <w:b w:val="0"/>
+          <w:i w:val="0"/>
+          <w:color w:val="000000"/>
+          <w:sz w:val="24"/>
+        </w:rPr>
+        <w:hyperlink r:id="rId12" w:history="1">
+          <w:r>
+            <w:rPr>
+              <w:rStyle w:val="Hyperlink"/>
+            </w:rPr>
+            <w:t>ro</w:t>
+          </w:r>
+        </w:hyperlink>
+      </w:r>
+      <w:r>
+        <w:rPr>
+          <w:u w:val="single" w:color="0000ff"/>
+          <w:rFonts w:ascii="Charis SIL Regular" w:hAnsi="Charis SIL Regular" w:eastAsia="Charis SIL Regular"/>
+          <w:b w:val="0"/>
+          <w:i w:val="0"/>
+          <w:color w:val="000000"/>
+          <w:sz w:val="24"/>
+        </w:rPr>
+        <w:hyperlink r:id="rId12" w:history="1">
+          <w:r>
+            <w:rPr>
+              <w:rStyle w:val="Hyperlink"/>
+            </w:rPr>
+            <w:t>n</w:t>
+          </w:r>
+        </w:hyperlink>
+      </w:r>
+      <w:r>
+        <w:rPr>
+          <w:u w:val="single" w:color="0000ff"/>
+          <w:rFonts w:ascii="Charis SIL Regular" w:hAnsi="Charis SIL Regular" w:eastAsia="Charis SIL Regular"/>
+          <w:b w:val="0"/>
+          <w:i w:val="0"/>
+          <w:color w:val="000000"/>
+          <w:sz w:val="24"/>
+        </w:rPr>
+        <w:hyperlink r:id="rId12" w:history="1">
+          <w:r>
+            <w:rPr>
+              <w:rStyle w:val="Hyperlink"/>
+            </w:rPr>
+            <w:t>d infor</w:t>
+          </w:r>
+        </w:hyperlink>
+      </w:r>
+      <w:r>
+        <w:rPr>
+          <w:rFonts w:ascii="Charis SIL Regular" w:hAnsi="Charis SIL Regular" w:eastAsia="Charis SIL Regular"/>
+          <w:b w:val="0"/>
+          <w:i w:val="0"/>
+          <w:color w:val="000000"/>
+          <w:sz w:val="24"/>
+        </w:rPr>
+        <w:t>m</w:t>
       </w:r>
       <w:r>
         <w:rPr>
@@ -2371,8 +2435,52 @@
           <w:i w:val="0"/>
           <w:color w:val="0000FF"/>
           <w:sz w:val="24"/>
+          <w:u w:val="single"/>
         </w:rPr>
-        <w:t>archives-inventories/</w:t>
+        <w:hyperlink r:id="rId15" w:history="1">
+          <w:r>
+            <w:rPr>
+              <w:rStyle w:val="Hyperlink"/>
+            </w:rPr>
+            <w:t>archives</w:t>
+          </w:r>
+        </w:hyperlink>
+      </w:r>
+      <w:r>
+        <w:rPr>
+          <w:rFonts w:ascii="Charis SIL Regular" w:hAnsi="Charis SIL Regular" w:eastAsia="Charis SIL Regular"/>
+          <w:b w:val="0"/>
+          <w:i w:val="0"/>
+          <w:color w:val="0000FF"/>
+          <w:sz w:val="24"/>
+          <w:u w:val="single"/>
+        </w:rPr>
+        <w:hyperlink r:id="rId15" w:history="1">
+          <w:r>
+            <w:rPr>
+              <w:rStyle w:val="Hyperlink"/>
+            </w:rPr>
+            <w:t>-</w:t>
+          </w:r>
+        </w:hyperlink>
+      </w:r>
+      <w:r>
+        <w:rPr>
+          <w:rFonts w:ascii="Charis SIL Regular" w:hAnsi="Charis SIL Regular" w:eastAsia="Charis SIL Regular"/>
+          <w:b w:val="0"/>
+          <w:i w:val="0"/>
+          <w:color w:val="0000FF"/>
+          <w:sz w:val="24"/>
+          <w:u w:val="single"/>
+        </w:rPr>
+        <w:hyperlink r:id="rId15" w:history="1">
+          <w:r>
+            <w:rPr>
+              <w:rStyle w:val="Hyperlink"/>
+            </w:rPr>
+            <w:t>inventories/</w:t>
+          </w:r>
+        </w:hyperlink>
       </w:r>
       <w:r>
         <w:rPr>

--- a/EXPORTS/DOCX/published/niveau3/Dutch/GerardusLeeuw.docx
+++ b/EXPORTS/DOCX/published/niveau3/Dutch/GerardusLeeuw.docx
@@ -1329,6 +1329,7 @@
       </w:r>
       <w:r>
         <w:rPr>
+          <w:u w:val="single" w:color="0000ff"/>
           <w:rFonts w:ascii="Charis SIL Regular" w:hAnsi="Charis SIL Regular" w:eastAsia="Charis SIL Regular"/>
           <w:b w:val="0"/>
           <w:i w:val="0"/>
@@ -2435,70 +2436,8 @@
           <w:i w:val="0"/>
           <w:color w:val="0000FF"/>
           <w:sz w:val="24"/>
-          <w:u w:val="single"/>
         </w:rPr>
-        <w:hyperlink r:id="rId15" w:history="1">
-          <w:r>
-            <w:rPr>
-              <w:rStyle w:val="Hyperlink"/>
-            </w:rPr>
-            <w:t>archives</w:t>
-          </w:r>
-        </w:hyperlink>
-      </w:r>
-      <w:r>
-        <w:rPr>
-          <w:rFonts w:ascii="Charis SIL Regular" w:hAnsi="Charis SIL Regular" w:eastAsia="Charis SIL Regular"/>
-          <w:b w:val="0"/>
-          <w:i w:val="0"/>
-          <w:color w:val="0000FF"/>
-          <w:sz w:val="24"/>
-          <w:u w:val="single"/>
-        </w:rPr>
-        <w:hyperlink r:id="rId15" w:history="1">
-          <w:r>
-            <w:rPr>
-              <w:rStyle w:val="Hyperlink"/>
-            </w:rPr>
-            <w:t>-</w:t>
-          </w:r>
-        </w:hyperlink>
-      </w:r>
-      <w:r>
-        <w:rPr>
-          <w:rFonts w:ascii="Charis SIL Regular" w:hAnsi="Charis SIL Regular" w:eastAsia="Charis SIL Regular"/>
-          <w:b w:val="0"/>
-          <w:i w:val="0"/>
-          <w:color w:val="0000FF"/>
-          <w:sz w:val="24"/>
-          <w:u w:val="single"/>
-        </w:rPr>
-        <w:hyperlink r:id="rId15" w:history="1">
-          <w:r>
-            <w:rPr>
-              <w:rStyle w:val="Hyperlink"/>
-            </w:rPr>
-            <w:t>inventories/</w:t>
-          </w:r>
-        </w:hyperlink>
-      </w:r>
-      <w:r>
-        <w:rPr>
-          <w:rFonts w:ascii="Charis SIL Regular" w:hAnsi="Charis SIL Regular" w:eastAsia="Charis SIL Regular"/>
-          <w:b w:val="0"/>
-          <w:i w:val="0"/>
-          <w:color w:val="0000FF"/>
-          <w:sz w:val="24"/>
-          <w:u w:val="single"/>
-        </w:rPr>
-        <w:hyperlink r:id="rId15" w:history="1">
-          <w:r>
-            <w:rPr>
-              <w:rStyle w:val="Hyperlink"/>
-            </w:rPr>
-            <w:t>baaren/</w:t>
-          </w:r>
-        </w:hyperlink>
+        <w:t>archives-inventories/baaren/</w:t>
       </w:r>
       <w:r>
         <w:rPr>

--- a/EXPORTS/DOCX/published/niveau3/Dutch/GerardusLeeuw.docx
+++ b/EXPORTS/DOCX/published/niveau3/Dutch/GerardusLeeuw.docx
@@ -1271,72 +1271,7 @@
           <w:color w:val="000000"/>
           <w:sz w:val="24"/>
         </w:rPr>
-        <w:t>catalogus ook veel achterg</w:t>
-      </w:r>
-      <w:r>
-        <w:rPr>
-          <w:u w:val="single" w:color="0000ff"/>
-          <w:rFonts w:ascii="Charis SIL Regular" w:hAnsi="Charis SIL Regular" w:eastAsia="Charis SIL Regular"/>
-          <w:b w:val="0"/>
-          <w:i w:val="0"/>
-          <w:color w:val="000000"/>
-          <w:sz w:val="24"/>
-        </w:rPr>
-        <w:hyperlink r:id="rId12" w:history="1">
-          <w:r>
-            <w:rPr>
-              <w:rStyle w:val="Hyperlink"/>
-            </w:rPr>
-            <w:t>ro</w:t>
-          </w:r>
-        </w:hyperlink>
-      </w:r>
-      <w:r>
-        <w:rPr>
-          <w:u w:val="single" w:color="0000ff"/>
-          <w:rFonts w:ascii="Charis SIL Regular" w:hAnsi="Charis SIL Regular" w:eastAsia="Charis SIL Regular"/>
-          <w:b w:val="0"/>
-          <w:i w:val="0"/>
-          <w:color w:val="000000"/>
-          <w:sz w:val="24"/>
-        </w:rPr>
-        <w:hyperlink r:id="rId12" w:history="1">
-          <w:r>
-            <w:rPr>
-              <w:rStyle w:val="Hyperlink"/>
-            </w:rPr>
-            <w:t>n</w:t>
-          </w:r>
-        </w:hyperlink>
-      </w:r>
-      <w:r>
-        <w:rPr>
-          <w:u w:val="single" w:color="0000ff"/>
-          <w:rFonts w:ascii="Charis SIL Regular" w:hAnsi="Charis SIL Regular" w:eastAsia="Charis SIL Regular"/>
-          <w:b w:val="0"/>
-          <w:i w:val="0"/>
-          <w:color w:val="000000"/>
-          <w:sz w:val="24"/>
-        </w:rPr>
-        <w:hyperlink r:id="rId12" w:history="1">
-          <w:r>
-            <w:rPr>
-              <w:rStyle w:val="Hyperlink"/>
-            </w:rPr>
-            <w:t>d infor</w:t>
-          </w:r>
-        </w:hyperlink>
-      </w:r>
-      <w:r>
-        <w:rPr>
-          <w:u w:val="single" w:color="0000ff"/>
-          <w:rFonts w:ascii="Charis SIL Regular" w:hAnsi="Charis SIL Regular" w:eastAsia="Charis SIL Regular"/>
-          <w:b w:val="0"/>
-          <w:i w:val="0"/>
-          <w:color w:val="000000"/>
-          <w:sz w:val="24"/>
-        </w:rPr>
-        <w:t>m</w:t>
+        <w:t>catalogus ook veel achtergrond inform</w:t>
       </w:r>
       <w:r>
         <w:rPr>
@@ -2436,8 +2371,70 @@
           <w:i w:val="0"/>
           <w:color w:val="0000FF"/>
           <w:sz w:val="24"/>
+          <w:u w:val="single"/>
         </w:rPr>
-        <w:t>archives-inventories/baaren/</w:t>
+        <w:hyperlink r:id="rId15" w:history="1">
+          <w:r>
+            <w:rPr>
+              <w:rStyle w:val="Hyperlink"/>
+            </w:rPr>
+            <w:t>archives</w:t>
+          </w:r>
+        </w:hyperlink>
+      </w:r>
+      <w:r>
+        <w:rPr>
+          <w:rFonts w:ascii="Charis SIL Regular" w:hAnsi="Charis SIL Regular" w:eastAsia="Charis SIL Regular"/>
+          <w:b w:val="0"/>
+          <w:i w:val="0"/>
+          <w:color w:val="0000FF"/>
+          <w:sz w:val="24"/>
+          <w:u w:val="single"/>
+        </w:rPr>
+        <w:hyperlink r:id="rId15" w:history="1">
+          <w:r>
+            <w:rPr>
+              <w:rStyle w:val="Hyperlink"/>
+            </w:rPr>
+            <w:t>-</w:t>
+          </w:r>
+        </w:hyperlink>
+      </w:r>
+      <w:r>
+        <w:rPr>
+          <w:rFonts w:ascii="Charis SIL Regular" w:hAnsi="Charis SIL Regular" w:eastAsia="Charis SIL Regular"/>
+          <w:b w:val="0"/>
+          <w:i w:val="0"/>
+          <w:color w:val="0000FF"/>
+          <w:sz w:val="24"/>
+          <w:u w:val="single"/>
+        </w:rPr>
+        <w:hyperlink r:id="rId15" w:history="1">
+          <w:r>
+            <w:rPr>
+              <w:rStyle w:val="Hyperlink"/>
+            </w:rPr>
+            <w:t>inventories/</w:t>
+          </w:r>
+        </w:hyperlink>
+      </w:r>
+      <w:r>
+        <w:rPr>
+          <w:rFonts w:ascii="Charis SIL Regular" w:hAnsi="Charis SIL Regular" w:eastAsia="Charis SIL Regular"/>
+          <w:b w:val="0"/>
+          <w:i w:val="0"/>
+          <w:color w:val="0000FF"/>
+          <w:sz w:val="24"/>
+          <w:u w:val="single"/>
+        </w:rPr>
+        <w:hyperlink r:id="rId15" w:history="1">
+          <w:r>
+            <w:rPr>
+              <w:rStyle w:val="Hyperlink"/>
+            </w:rPr>
+            <w:t>baaren/</w:t>
+          </w:r>
+        </w:hyperlink>
       </w:r>
       <w:r>
         <w:rPr>

--- a/EXPORTS/DOCX/published/niveau3/Dutch/GerardusLeeuw.docx
+++ b/EXPORTS/DOCX/published/niveau3/Dutch/GerardusLeeuw.docx
@@ -880,119 +880,7 @@
           <w:color w:val="000000"/>
           <w:sz w:val="24"/>
         </w:rPr>
-        <w:t>beschrijft; de collectie objec</w:t>
-      </w:r>
-      <w:r>
-        <w:rPr>
-          <w:u w:val="single" w:color="0000ff"/>
-          <w:rFonts w:ascii="Charis SIL Regular" w:hAnsi="Charis SIL Regular" w:eastAsia="Charis SIL Regular"/>
-          <w:b w:val="0"/>
-          <w:i w:val="0"/>
-          <w:color w:val="000000"/>
-          <w:sz w:val="24"/>
-        </w:rPr>
-        <w:t>t</w:t>
-      </w:r>
-      <w:r>
-        <w:rPr>
-          <w:u w:val="single" w:color="0000ff"/>
-          <w:rFonts w:ascii="Charis SIL Regular" w:hAnsi="Charis SIL Regular" w:eastAsia="Charis SIL Regular"/>
-          <w:b w:val="0"/>
-          <w:i w:val="0"/>
-          <w:color w:val="000000"/>
-          <w:sz w:val="24"/>
-        </w:rPr>
-        <w:hyperlink r:id="rId11" w:history="1">
-          <w:r>
-            <w:rPr>
-              <w:rStyle w:val="Hyperlink"/>
-            </w:rPr>
-            <w:t xml:space="preserve">en </w:t>
-          </w:r>
-        </w:hyperlink>
-      </w:r>
-      <w:r>
-        <w:rPr>
-          <w:u w:val="single" w:color="0000ff"/>
-          <w:rFonts w:ascii="Charis SIL Regular" w:hAnsi="Charis SIL Regular" w:eastAsia="Charis SIL Regular"/>
-          <w:b w:val="0"/>
-          <w:i w:val="0"/>
-          <w:color w:val="000000"/>
-          <w:sz w:val="24"/>
-        </w:rPr>
-        <w:hyperlink r:id="rId11" w:history="1">
-          <w:r>
-            <w:rPr>
-              <w:rStyle w:val="Hyperlink"/>
-            </w:rPr>
-            <w:t>d</w:t>
-          </w:r>
-        </w:hyperlink>
-      </w:r>
-      <w:r>
-        <w:rPr>
-          <w:u w:val="single" w:color="0000ff"/>
-          <w:rFonts w:ascii="Charis SIL Regular" w:hAnsi="Charis SIL Regular" w:eastAsia="Charis SIL Regular"/>
-          <w:b w:val="0"/>
-          <w:i w:val="0"/>
-          <w:color w:val="000000"/>
-          <w:sz w:val="24"/>
-        </w:rPr>
-        <w:hyperlink r:id="rId11" w:history="1">
-          <w:r>
-            <w:rPr>
-              <w:rStyle w:val="Hyperlink"/>
-            </w:rPr>
-            <w:t xml:space="preserve">ie </w:t>
-          </w:r>
-        </w:hyperlink>
-      </w:r>
-      <w:r>
-        <w:rPr>
-          <w:u w:val="single" w:color="0000ff"/>
-          <w:rFonts w:ascii="Charis SIL Regular" w:hAnsi="Charis SIL Regular" w:eastAsia="Charis SIL Regular"/>
-          <w:b w:val="0"/>
-          <w:i w:val="0"/>
-          <w:color w:val="000000"/>
-          <w:sz w:val="24"/>
-        </w:rPr>
-        <w:hyperlink r:id="rId11" w:history="1">
-          <w:r>
-            <w:rPr>
-              <w:rStyle w:val="Hyperlink"/>
-            </w:rPr>
-            <w:t>h</w:t>
-          </w:r>
-        </w:hyperlink>
-      </w:r>
-      <w:r>
-        <w:rPr>
-          <w:u w:val="single" w:color="0000ff"/>
-          <w:rFonts w:ascii="Charis SIL Regular" w:hAnsi="Charis SIL Regular" w:eastAsia="Charis SIL Regular"/>
-          <w:b w:val="0"/>
-          <w:i w:val="0"/>
-          <w:color w:val="000000"/>
-          <w:sz w:val="24"/>
-        </w:rPr>
-        <w:hyperlink r:id="rId11" w:history="1">
-          <w:r>
-            <w:rPr>
-              <w:rStyle w:val="Hyperlink"/>
-            </w:rPr>
-            <w:t xml:space="preserve">et </w:t>
-          </w:r>
-        </w:hyperlink>
-      </w:r>
-      <w:r>
-        <w:rPr>
-          <w:u w:val="single" w:color="0000ff"/>
-          <w:rFonts w:ascii="Charis SIL Regular" w:hAnsi="Charis SIL Regular" w:eastAsia="Charis SIL Regular"/>
-          <w:b w:val="0"/>
-          <w:i w:val="0"/>
-          <w:color w:val="000000"/>
-          <w:sz w:val="24"/>
-        </w:rPr>
-        <w:t>m</w:t>
+        <w:t>beschrijft; de collectie objecten die het m</w:t>
       </w:r>
       <w:r>
         <w:rPr>
@@ -1271,7 +1159,72 @@
           <w:color w:val="000000"/>
           <w:sz w:val="24"/>
         </w:rPr>
-        <w:t>catalogus ook veel achtergrond inform</w:t>
+        <w:t>catalogus ook veel achterg</w:t>
+      </w:r>
+      <w:r>
+        <w:rPr>
+          <w:u w:val="single" w:color="0000ff"/>
+          <w:rFonts w:ascii="Charis SIL Regular" w:hAnsi="Charis SIL Regular" w:eastAsia="Charis SIL Regular"/>
+          <w:b w:val="0"/>
+          <w:i w:val="0"/>
+          <w:color w:val="000000"/>
+          <w:sz w:val="24"/>
+        </w:rPr>
+        <w:hyperlink r:id="rId12" w:history="1">
+          <w:r>
+            <w:rPr>
+              <w:rStyle w:val="Hyperlink"/>
+            </w:rPr>
+            <w:t>ro</w:t>
+          </w:r>
+        </w:hyperlink>
+      </w:r>
+      <w:r>
+        <w:rPr>
+          <w:u w:val="single" w:color="0000ff"/>
+          <w:rFonts w:ascii="Charis SIL Regular" w:hAnsi="Charis SIL Regular" w:eastAsia="Charis SIL Regular"/>
+          <w:b w:val="0"/>
+          <w:i w:val="0"/>
+          <w:color w:val="000000"/>
+          <w:sz w:val="24"/>
+        </w:rPr>
+        <w:hyperlink r:id="rId12" w:history="1">
+          <w:r>
+            <w:rPr>
+              <w:rStyle w:val="Hyperlink"/>
+            </w:rPr>
+            <w:t>n</w:t>
+          </w:r>
+        </w:hyperlink>
+      </w:r>
+      <w:r>
+        <w:rPr>
+          <w:u w:val="single" w:color="0000ff"/>
+          <w:rFonts w:ascii="Charis SIL Regular" w:hAnsi="Charis SIL Regular" w:eastAsia="Charis SIL Regular"/>
+          <w:b w:val="0"/>
+          <w:i w:val="0"/>
+          <w:color w:val="000000"/>
+          <w:sz w:val="24"/>
+        </w:rPr>
+        <w:hyperlink r:id="rId12" w:history="1">
+          <w:r>
+            <w:rPr>
+              <w:rStyle w:val="Hyperlink"/>
+            </w:rPr>
+            <w:t>d infor</w:t>
+          </w:r>
+        </w:hyperlink>
+      </w:r>
+      <w:r>
+        <w:rPr>
+          <w:u w:val="single" w:color="0000ff"/>
+          <w:rFonts w:ascii="Charis SIL Regular" w:hAnsi="Charis SIL Regular" w:eastAsia="Charis SIL Regular"/>
+          <w:b w:val="0"/>
+          <w:i w:val="0"/>
+          <w:color w:val="000000"/>
+          <w:sz w:val="24"/>
+        </w:rPr>
+        <w:t>m</w:t>
       </w:r>
       <w:r>
         <w:rPr>

--- a/EXPORTS/DOCX/published/niveau3/Dutch/GerardusLeeuw.docx
+++ b/EXPORTS/DOCX/published/niveau3/Dutch/GerardusLeeuw.docx
@@ -974,7 +974,24 @@
           <w:color w:val="000000"/>
           <w:sz w:val="24"/>
         </w:rPr>
-        <w:t>et m</w:t>
+        <w:hyperlink r:id="rId11" w:history="1">
+          <w:r>
+            <w:rPr>
+              <w:rStyle w:val="Hyperlink"/>
+            </w:rPr>
+            <w:t xml:space="preserve">et </w:t>
+          </w:r>
+        </w:hyperlink>
+      </w:r>
+      <w:r>
+        <w:rPr>
+          <w:rFonts w:ascii="Charis SIL Regular" w:hAnsi="Charis SIL Regular" w:eastAsia="Charis SIL Regular"/>
+          <w:b w:val="0"/>
+          <w:i w:val="0"/>
+          <w:color w:val="000000"/>
+          <w:sz w:val="24"/>
+        </w:rPr>
+        <w:t>m</w:t>
       </w:r>
       <w:r>
         <w:rPr>
@@ -2418,8 +2435,70 @@
           <w:i w:val="0"/>
           <w:color w:val="0000FF"/>
           <w:sz w:val="24"/>
+          <w:u w:val="single"/>
         </w:rPr>
-        <w:t>archives-inventories/baaren/</w:t>
+        <w:hyperlink r:id="rId15" w:history="1">
+          <w:r>
+            <w:rPr>
+              <w:rStyle w:val="Hyperlink"/>
+            </w:rPr>
+            <w:t>archives</w:t>
+          </w:r>
+        </w:hyperlink>
+      </w:r>
+      <w:r>
+        <w:rPr>
+          <w:rFonts w:ascii="Charis SIL Regular" w:hAnsi="Charis SIL Regular" w:eastAsia="Charis SIL Regular"/>
+          <w:b w:val="0"/>
+          <w:i w:val="0"/>
+          <w:color w:val="0000FF"/>
+          <w:sz w:val="24"/>
+          <w:u w:val="single"/>
+        </w:rPr>
+        <w:hyperlink r:id="rId15" w:history="1">
+          <w:r>
+            <w:rPr>
+              <w:rStyle w:val="Hyperlink"/>
+            </w:rPr>
+            <w:t>-</w:t>
+          </w:r>
+        </w:hyperlink>
+      </w:r>
+      <w:r>
+        <w:rPr>
+          <w:rFonts w:ascii="Charis SIL Regular" w:hAnsi="Charis SIL Regular" w:eastAsia="Charis SIL Regular"/>
+          <w:b w:val="0"/>
+          <w:i w:val="0"/>
+          <w:color w:val="0000FF"/>
+          <w:sz w:val="24"/>
+          <w:u w:val="single"/>
+        </w:rPr>
+        <w:hyperlink r:id="rId15" w:history="1">
+          <w:r>
+            <w:rPr>
+              <w:rStyle w:val="Hyperlink"/>
+            </w:rPr>
+            <w:t>inventories/</w:t>
+          </w:r>
+        </w:hyperlink>
+      </w:r>
+      <w:r>
+        <w:rPr>
+          <w:rFonts w:ascii="Charis SIL Regular" w:hAnsi="Charis SIL Regular" w:eastAsia="Charis SIL Regular"/>
+          <w:b w:val="0"/>
+          <w:i w:val="0"/>
+          <w:color w:val="0000FF"/>
+          <w:sz w:val="24"/>
+          <w:u w:val="single"/>
+        </w:rPr>
+        <w:hyperlink r:id="rId15" w:history="1">
+          <w:r>
+            <w:rPr>
+              <w:rStyle w:val="Hyperlink"/>
+            </w:rPr>
+            <w:t>baaren/</w:t>
+          </w:r>
+        </w:hyperlink>
       </w:r>
       <w:r>
         <w:rPr>

--- a/EXPORTS/DOCX/published/niveau3/Dutch/GerardusLeeuw.docx
+++ b/EXPORTS/DOCX/published/niveau3/Dutch/GerardusLeeuw.docx
@@ -1329,7 +1329,6 @@
       </w:r>
       <w:r>
         <w:rPr>
-          <w:u w:val="single" w:color="0000ff"/>
           <w:rFonts w:ascii="Charis SIL Regular" w:hAnsi="Charis SIL Regular" w:eastAsia="Charis SIL Regular"/>
           <w:b w:val="0"/>
           <w:i w:val="0"/>
@@ -2437,7 +2436,25 @@
           <w:color w:val="0000FF"/>
           <w:sz w:val="24"/>
         </w:rPr>
-        <w:t>archives-inventories/baaren/</w:t>
+        <w:t>archives-inventories/</w:t>
+      </w:r>
+      <w:r>
+        <w:rPr>
+          <w:rFonts w:ascii="Charis SIL Regular" w:hAnsi="Charis SIL Regular" w:eastAsia="Charis SIL Regular"/>
+          <w:b w:val="0"/>
+          <w:i w:val="0"/>
+          <w:color w:val="0000FF"/>
+          <w:sz w:val="24"/>
+          <w:u w:val="single"/>
+        </w:rPr>
+        <w:hyperlink r:id="rId15" w:history="1">
+          <w:r>
+            <w:rPr>
+              <w:rStyle w:val="Hyperlink"/>
+            </w:rPr>
+            <w:t>baaren/</w:t>
+          </w:r>
+        </w:hyperlink>
       </w:r>
       <w:r>
         <w:rPr>

--- a/EXPORTS/DOCX/published/niveau3/Dutch/GerardusLeeuw.docx
+++ b/EXPORTS/DOCX/published/niveau3/Dutch/GerardusLeeuw.docx
@@ -880,119 +880,7 @@
           <w:color w:val="000000"/>
           <w:sz w:val="24"/>
         </w:rPr>
-        <w:t>beschrijft; de collectie objec</w:t>
-      </w:r>
-      <w:r>
-        <w:rPr>
-          <w:u w:val="single" w:color="0000ff"/>
-          <w:rFonts w:ascii="Charis SIL Regular" w:hAnsi="Charis SIL Regular" w:eastAsia="Charis SIL Regular"/>
-          <w:b w:val="0"/>
-          <w:i w:val="0"/>
-          <w:color w:val="000000"/>
-          <w:sz w:val="24"/>
-        </w:rPr>
-        <w:t>t</w:t>
-      </w:r>
-      <w:r>
-        <w:rPr>
-          <w:u w:val="single" w:color="0000ff"/>
-          <w:rFonts w:ascii="Charis SIL Regular" w:hAnsi="Charis SIL Regular" w:eastAsia="Charis SIL Regular"/>
-          <w:b w:val="0"/>
-          <w:i w:val="0"/>
-          <w:color w:val="000000"/>
-          <w:sz w:val="24"/>
-        </w:rPr>
-        <w:hyperlink r:id="rId11" w:history="1">
-          <w:r>
-            <w:rPr>
-              <w:rStyle w:val="Hyperlink"/>
-            </w:rPr>
-            <w:t xml:space="preserve">en </w:t>
-          </w:r>
-        </w:hyperlink>
-      </w:r>
-      <w:r>
-        <w:rPr>
-          <w:u w:val="single" w:color="0000ff"/>
-          <w:rFonts w:ascii="Charis SIL Regular" w:hAnsi="Charis SIL Regular" w:eastAsia="Charis SIL Regular"/>
-          <w:b w:val="0"/>
-          <w:i w:val="0"/>
-          <w:color w:val="000000"/>
-          <w:sz w:val="24"/>
-        </w:rPr>
-        <w:hyperlink r:id="rId11" w:history="1">
-          <w:r>
-            <w:rPr>
-              <w:rStyle w:val="Hyperlink"/>
-            </w:rPr>
-            <w:t>d</w:t>
-          </w:r>
-        </w:hyperlink>
-      </w:r>
-      <w:r>
-        <w:rPr>
-          <w:u w:val="single" w:color="0000ff"/>
-          <w:rFonts w:ascii="Charis SIL Regular" w:hAnsi="Charis SIL Regular" w:eastAsia="Charis SIL Regular"/>
-          <w:b w:val="0"/>
-          <w:i w:val="0"/>
-          <w:color w:val="000000"/>
-          <w:sz w:val="24"/>
-        </w:rPr>
-        <w:hyperlink r:id="rId11" w:history="1">
-          <w:r>
-            <w:rPr>
-              <w:rStyle w:val="Hyperlink"/>
-            </w:rPr>
-            <w:t xml:space="preserve">ie </w:t>
-          </w:r>
-        </w:hyperlink>
-      </w:r>
-      <w:r>
-        <w:rPr>
-          <w:u w:val="single" w:color="0000ff"/>
-          <w:rFonts w:ascii="Charis SIL Regular" w:hAnsi="Charis SIL Regular" w:eastAsia="Charis SIL Regular"/>
-          <w:b w:val="0"/>
-          <w:i w:val="0"/>
-          <w:color w:val="000000"/>
-          <w:sz w:val="24"/>
-        </w:rPr>
-        <w:hyperlink r:id="rId11" w:history="1">
-          <w:r>
-            <w:rPr>
-              <w:rStyle w:val="Hyperlink"/>
-            </w:rPr>
-            <w:t>h</w:t>
-          </w:r>
-        </w:hyperlink>
-      </w:r>
-      <w:r>
-        <w:rPr>
-          <w:u w:val="single" w:color="0000ff"/>
-          <w:rFonts w:ascii="Charis SIL Regular" w:hAnsi="Charis SIL Regular" w:eastAsia="Charis SIL Regular"/>
-          <w:b w:val="0"/>
-          <w:i w:val="0"/>
-          <w:color w:val="000000"/>
-          <w:sz w:val="24"/>
-        </w:rPr>
-        <w:hyperlink r:id="rId11" w:history="1">
-          <w:r>
-            <w:rPr>
-              <w:rStyle w:val="Hyperlink"/>
-            </w:rPr>
-            <w:t xml:space="preserve">et </w:t>
-          </w:r>
-        </w:hyperlink>
-      </w:r>
-      <w:r>
-        <w:rPr>
-          <w:u w:val="single" w:color="0000ff"/>
-          <w:rFonts w:ascii="Charis SIL Regular" w:hAnsi="Charis SIL Regular" w:eastAsia="Charis SIL Regular"/>
-          <w:b w:val="0"/>
-          <w:i w:val="0"/>
-          <w:color w:val="000000"/>
-          <w:sz w:val="24"/>
-        </w:rPr>
-        <w:t>m</w:t>
+        <w:t>beschrijft; de collectie objecten die het m</w:t>
       </w:r>
       <w:r>
         <w:rPr>
@@ -2435,8 +2323,52 @@
           <w:i w:val="0"/>
           <w:color w:val="0000FF"/>
           <w:sz w:val="24"/>
+          <w:u w:val="single"/>
         </w:rPr>
-        <w:t>archives-inventories/</w:t>
+        <w:hyperlink r:id="rId15" w:history="1">
+          <w:r>
+            <w:rPr>
+              <w:rStyle w:val="Hyperlink"/>
+            </w:rPr>
+            <w:t>archives</w:t>
+          </w:r>
+        </w:hyperlink>
+      </w:r>
+      <w:r>
+        <w:rPr>
+          <w:rFonts w:ascii="Charis SIL Regular" w:hAnsi="Charis SIL Regular" w:eastAsia="Charis SIL Regular"/>
+          <w:b w:val="0"/>
+          <w:i w:val="0"/>
+          <w:color w:val="0000FF"/>
+          <w:sz w:val="24"/>
+          <w:u w:val="single"/>
+        </w:rPr>
+        <w:hyperlink r:id="rId15" w:history="1">
+          <w:r>
+            <w:rPr>
+              <w:rStyle w:val="Hyperlink"/>
+            </w:rPr>
+            <w:t>-</w:t>
+          </w:r>
+        </w:hyperlink>
+      </w:r>
+      <w:r>
+        <w:rPr>
+          <w:rFonts w:ascii="Charis SIL Regular" w:hAnsi="Charis SIL Regular" w:eastAsia="Charis SIL Regular"/>
+          <w:b w:val="0"/>
+          <w:i w:val="0"/>
+          <w:color w:val="0000FF"/>
+          <w:sz w:val="24"/>
+          <w:u w:val="single"/>
+        </w:rPr>
+        <w:hyperlink r:id="rId15" w:history="1">
+          <w:r>
+            <w:rPr>
+              <w:rStyle w:val="Hyperlink"/>
+            </w:rPr>
+            <w:t>inventories/</w:t>
+          </w:r>
+        </w:hyperlink>
       </w:r>
       <w:r>
         <w:rPr>

--- a/EXPORTS/DOCX/published/niveau3/Dutch/GerardusLeeuw.docx
+++ b/EXPORTS/DOCX/published/niveau3/Dutch/GerardusLeeuw.docx
@@ -880,7 +880,119 @@
           <w:color w:val="000000"/>
           <w:sz w:val="24"/>
         </w:rPr>
-        <w:t>beschrijft; de collectie objecten die het m</w:t>
+        <w:t>beschrijft; de collectie objec</w:t>
+      </w:r>
+      <w:r>
+        <w:rPr>
+          <w:u w:val="single" w:color="0000ff"/>
+          <w:rFonts w:ascii="Charis SIL Regular" w:hAnsi="Charis SIL Regular" w:eastAsia="Charis SIL Regular"/>
+          <w:b w:val="0"/>
+          <w:i w:val="0"/>
+          <w:color w:val="000000"/>
+          <w:sz w:val="24"/>
+        </w:rPr>
+        <w:t>t</w:t>
+      </w:r>
+      <w:r>
+        <w:rPr>
+          <w:u w:val="single" w:color="0000ff"/>
+          <w:rFonts w:ascii="Charis SIL Regular" w:hAnsi="Charis SIL Regular" w:eastAsia="Charis SIL Regular"/>
+          <w:b w:val="0"/>
+          <w:i w:val="0"/>
+          <w:color w:val="000000"/>
+          <w:sz w:val="24"/>
+        </w:rPr>
+        <w:hyperlink r:id="rId11" w:history="1">
+          <w:r>
+            <w:rPr>
+              <w:rStyle w:val="Hyperlink"/>
+            </w:rPr>
+            <w:t xml:space="preserve">en </w:t>
+          </w:r>
+        </w:hyperlink>
+      </w:r>
+      <w:r>
+        <w:rPr>
+          <w:u w:val="single" w:color="0000ff"/>
+          <w:rFonts w:ascii="Charis SIL Regular" w:hAnsi="Charis SIL Regular" w:eastAsia="Charis SIL Regular"/>
+          <w:b w:val="0"/>
+          <w:i w:val="0"/>
+          <w:color w:val="000000"/>
+          <w:sz w:val="24"/>
+        </w:rPr>
+        <w:hyperlink r:id="rId11" w:history="1">
+          <w:r>
+            <w:rPr>
+              <w:rStyle w:val="Hyperlink"/>
+            </w:rPr>
+            <w:t>d</w:t>
+          </w:r>
+        </w:hyperlink>
+      </w:r>
+      <w:r>
+        <w:rPr>
+          <w:u w:val="single" w:color="0000ff"/>
+          <w:rFonts w:ascii="Charis SIL Regular" w:hAnsi="Charis SIL Regular" w:eastAsia="Charis SIL Regular"/>
+          <w:b w:val="0"/>
+          <w:i w:val="0"/>
+          <w:color w:val="000000"/>
+          <w:sz w:val="24"/>
+        </w:rPr>
+        <w:hyperlink r:id="rId11" w:history="1">
+          <w:r>
+            <w:rPr>
+              <w:rStyle w:val="Hyperlink"/>
+            </w:rPr>
+            <w:t xml:space="preserve">ie </w:t>
+          </w:r>
+        </w:hyperlink>
+      </w:r>
+      <w:r>
+        <w:rPr>
+          <w:u w:val="single" w:color="0000ff"/>
+          <w:rFonts w:ascii="Charis SIL Regular" w:hAnsi="Charis SIL Regular" w:eastAsia="Charis SIL Regular"/>
+          <w:b w:val="0"/>
+          <w:i w:val="0"/>
+          <w:color w:val="000000"/>
+          <w:sz w:val="24"/>
+        </w:rPr>
+        <w:hyperlink r:id="rId11" w:history="1">
+          <w:r>
+            <w:rPr>
+              <w:rStyle w:val="Hyperlink"/>
+            </w:rPr>
+            <w:t>h</w:t>
+          </w:r>
+        </w:hyperlink>
+      </w:r>
+      <w:r>
+        <w:rPr>
+          <w:u w:val="single" w:color="0000ff"/>
+          <w:rFonts w:ascii="Charis SIL Regular" w:hAnsi="Charis SIL Regular" w:eastAsia="Charis SIL Regular"/>
+          <w:b w:val="0"/>
+          <w:i w:val="0"/>
+          <w:color w:val="000000"/>
+          <w:sz w:val="24"/>
+        </w:rPr>
+        <w:hyperlink r:id="rId11" w:history="1">
+          <w:r>
+            <w:rPr>
+              <w:rStyle w:val="Hyperlink"/>
+            </w:rPr>
+            <w:t xml:space="preserve">et </w:t>
+          </w:r>
+        </w:hyperlink>
+      </w:r>
+      <w:r>
+        <w:rPr>
+          <w:u w:val="single" w:color="0000ff"/>
+          <w:rFonts w:ascii="Charis SIL Regular" w:hAnsi="Charis SIL Regular" w:eastAsia="Charis SIL Regular"/>
+          <w:b w:val="0"/>
+          <w:i w:val="0"/>
+          <w:color w:val="000000"/>
+          <w:sz w:val="24"/>
+        </w:rPr>
+        <w:t>m</w:t>
       </w:r>
       <w:r>
         <w:rPr>
@@ -1217,6 +1329,7 @@
       </w:r>
       <w:r>
         <w:rPr>
+          <w:u w:val="single" w:color="0000ff"/>
           <w:rFonts w:ascii="Charis SIL Regular" w:hAnsi="Charis SIL Regular" w:eastAsia="Charis SIL Regular"/>
           <w:b w:val="0"/>
           <w:i w:val="0"/>

--- a/EXPORTS/DOCX/published/niveau3/Dutch/GerardusLeeuw.docx
+++ b/EXPORTS/DOCX/published/niveau3/Dutch/GerardusLeeuw.docx
@@ -2438,68 +2438,7 @@
           <w:sz w:val="24"/>
           <w:u w:val="single"/>
         </w:rPr>
-        <w:hyperlink r:id="rId15" w:history="1">
-          <w:r>
-            <w:rPr>
-              <w:rStyle w:val="Hyperlink"/>
-            </w:rPr>
-            <w:t>archives</w:t>
-          </w:r>
-        </w:hyperlink>
-      </w:r>
-      <w:r>
-        <w:rPr>
-          <w:rFonts w:ascii="Charis SIL Regular" w:hAnsi="Charis SIL Regular" w:eastAsia="Charis SIL Regular"/>
-          <w:b w:val="0"/>
-          <w:i w:val="0"/>
-          <w:color w:val="0000FF"/>
-          <w:sz w:val="24"/>
-          <w:u w:val="single"/>
-        </w:rPr>
-        <w:hyperlink r:id="rId15" w:history="1">
-          <w:r>
-            <w:rPr>
-              <w:rStyle w:val="Hyperlink"/>
-            </w:rPr>
-            <w:t>-</w:t>
-          </w:r>
-        </w:hyperlink>
-      </w:r>
-      <w:r>
-        <w:rPr>
-          <w:rFonts w:ascii="Charis SIL Regular" w:hAnsi="Charis SIL Regular" w:eastAsia="Charis SIL Regular"/>
-          <w:b w:val="0"/>
-          <w:i w:val="0"/>
-          <w:color w:val="0000FF"/>
-          <w:sz w:val="24"/>
-          <w:u w:val="single"/>
-        </w:rPr>
-        <w:hyperlink r:id="rId15" w:history="1">
-          <w:r>
-            <w:rPr>
-              <w:rStyle w:val="Hyperlink"/>
-            </w:rPr>
-            <w:t>inventories/</w:t>
-          </w:r>
-        </w:hyperlink>
-      </w:r>
-      <w:r>
-        <w:rPr>
-          <w:rFonts w:ascii="Charis SIL Regular" w:hAnsi="Charis SIL Regular" w:eastAsia="Charis SIL Regular"/>
-          <w:b w:val="0"/>
-          <w:i w:val="0"/>
-          <w:color w:val="0000FF"/>
-          <w:sz w:val="24"/>
-          <w:u w:val="single"/>
-        </w:rPr>
-        <w:hyperlink r:id="rId15" w:history="1">
-          <w:r>
-            <w:rPr>
-              <w:rStyle w:val="Hyperlink"/>
-            </w:rPr>
-            <w:t>baaren/</w:t>
-          </w:r>
-        </w:hyperlink>
+        <w:t>archives-inventories/baaren/</w:t>
       </w:r>
       <w:r>
         <w:rPr>

--- a/EXPORTS/DOCX/published/niveau3/Dutch/GerardusLeeuw.docx
+++ b/EXPORTS/DOCX/published/niveau3/Dutch/GerardusLeeuw.docx
@@ -1329,7 +1329,6 @@
       </w:r>
       <w:r>
         <w:rPr>
-          <w:u w:val="single" w:color="0000ff"/>
           <w:rFonts w:ascii="Charis SIL Regular" w:hAnsi="Charis SIL Regular" w:eastAsia="Charis SIL Regular"/>
           <w:b w:val="0"/>
           <w:i w:val="0"/>
@@ -2438,7 +2437,68 @@
           <w:sz w:val="24"/>
           <w:u w:val="single"/>
         </w:rPr>
-        <w:t>archives-inventories/baaren/</w:t>
+        <w:hyperlink r:id="rId15" w:history="1">
+          <w:r>
+            <w:rPr>
+              <w:rStyle w:val="Hyperlink"/>
+            </w:rPr>
+            <w:t>archives</w:t>
+          </w:r>
+        </w:hyperlink>
+      </w:r>
+      <w:r>
+        <w:rPr>
+          <w:rFonts w:ascii="Charis SIL Regular" w:hAnsi="Charis SIL Regular" w:eastAsia="Charis SIL Regular"/>
+          <w:b w:val="0"/>
+          <w:i w:val="0"/>
+          <w:color w:val="0000FF"/>
+          <w:sz w:val="24"/>
+          <w:u w:val="single"/>
+        </w:rPr>
+        <w:hyperlink r:id="rId15" w:history="1">
+          <w:r>
+            <w:rPr>
+              <w:rStyle w:val="Hyperlink"/>
+            </w:rPr>
+            <w:t>-</w:t>
+          </w:r>
+        </w:hyperlink>
+      </w:r>
+      <w:r>
+        <w:rPr>
+          <w:rFonts w:ascii="Charis SIL Regular" w:hAnsi="Charis SIL Regular" w:eastAsia="Charis SIL Regular"/>
+          <w:b w:val="0"/>
+          <w:i w:val="0"/>
+          <w:color w:val="0000FF"/>
+          <w:sz w:val="24"/>
+          <w:u w:val="single"/>
+        </w:rPr>
+        <w:hyperlink r:id="rId15" w:history="1">
+          <w:r>
+            <w:rPr>
+              <w:rStyle w:val="Hyperlink"/>
+            </w:rPr>
+            <w:t>inventories/</w:t>
+          </w:r>
+        </w:hyperlink>
+      </w:r>
+      <w:r>
+        <w:rPr>
+          <w:rFonts w:ascii="Charis SIL Regular" w:hAnsi="Charis SIL Regular" w:eastAsia="Charis SIL Regular"/>
+          <w:b w:val="0"/>
+          <w:i w:val="0"/>
+          <w:color w:val="0000FF"/>
+          <w:sz w:val="24"/>
+          <w:u w:val="single"/>
+        </w:rPr>
+        <w:hyperlink r:id="rId15" w:history="1">
+          <w:r>
+            <w:rPr>
+              <w:rStyle w:val="Hyperlink"/>
+            </w:rPr>
+            <w:t>baaren/</w:t>
+          </w:r>
+        </w:hyperlink>
       </w:r>
       <w:r>
         <w:rPr>

--- a/EXPORTS/DOCX/published/niveau3/Dutch/GerardusLeeuw.docx
+++ b/EXPORTS/DOCX/published/niveau3/Dutch/GerardusLeeuw.docx
@@ -880,119 +880,7 @@
           <w:color w:val="000000"/>
           <w:sz w:val="24"/>
         </w:rPr>
-        <w:t>beschrijft; de collectie objec</w:t>
-      </w:r>
-      <w:r>
-        <w:rPr>
-          <w:u w:val="single" w:color="0000ff"/>
-          <w:rFonts w:ascii="Charis SIL Regular" w:hAnsi="Charis SIL Regular" w:eastAsia="Charis SIL Regular"/>
-          <w:b w:val="0"/>
-          <w:i w:val="0"/>
-          <w:color w:val="000000"/>
-          <w:sz w:val="24"/>
-        </w:rPr>
-        <w:t>t</w:t>
-      </w:r>
-      <w:r>
-        <w:rPr>
-          <w:u w:val="single" w:color="0000ff"/>
-          <w:rFonts w:ascii="Charis SIL Regular" w:hAnsi="Charis SIL Regular" w:eastAsia="Charis SIL Regular"/>
-          <w:b w:val="0"/>
-          <w:i w:val="0"/>
-          <w:color w:val="000000"/>
-          <w:sz w:val="24"/>
-        </w:rPr>
-        <w:hyperlink r:id="rId11" w:history="1">
-          <w:r>
-            <w:rPr>
-              <w:rStyle w:val="Hyperlink"/>
-            </w:rPr>
-            <w:t xml:space="preserve">en </w:t>
-          </w:r>
-        </w:hyperlink>
-      </w:r>
-      <w:r>
-        <w:rPr>
-          <w:u w:val="single" w:color="0000ff"/>
-          <w:rFonts w:ascii="Charis SIL Regular" w:hAnsi="Charis SIL Regular" w:eastAsia="Charis SIL Regular"/>
-          <w:b w:val="0"/>
-          <w:i w:val="0"/>
-          <w:color w:val="000000"/>
-          <w:sz w:val="24"/>
-        </w:rPr>
-        <w:hyperlink r:id="rId11" w:history="1">
-          <w:r>
-            <w:rPr>
-              <w:rStyle w:val="Hyperlink"/>
-            </w:rPr>
-            <w:t>d</w:t>
-          </w:r>
-        </w:hyperlink>
-      </w:r>
-      <w:r>
-        <w:rPr>
-          <w:u w:val="single" w:color="0000ff"/>
-          <w:rFonts w:ascii="Charis SIL Regular" w:hAnsi="Charis SIL Regular" w:eastAsia="Charis SIL Regular"/>
-          <w:b w:val="0"/>
-          <w:i w:val="0"/>
-          <w:color w:val="000000"/>
-          <w:sz w:val="24"/>
-        </w:rPr>
-        <w:hyperlink r:id="rId11" w:history="1">
-          <w:r>
-            <w:rPr>
-              <w:rStyle w:val="Hyperlink"/>
-            </w:rPr>
-            <w:t xml:space="preserve">ie </w:t>
-          </w:r>
-        </w:hyperlink>
-      </w:r>
-      <w:r>
-        <w:rPr>
-          <w:u w:val="single" w:color="0000ff"/>
-          <w:rFonts w:ascii="Charis SIL Regular" w:hAnsi="Charis SIL Regular" w:eastAsia="Charis SIL Regular"/>
-          <w:b w:val="0"/>
-          <w:i w:val="0"/>
-          <w:color w:val="000000"/>
-          <w:sz w:val="24"/>
-        </w:rPr>
-        <w:hyperlink r:id="rId11" w:history="1">
-          <w:r>
-            <w:rPr>
-              <w:rStyle w:val="Hyperlink"/>
-            </w:rPr>
-            <w:t>h</w:t>
-          </w:r>
-        </w:hyperlink>
-      </w:r>
-      <w:r>
-        <w:rPr>
-          <w:u w:val="single" w:color="0000ff"/>
-          <w:rFonts w:ascii="Charis SIL Regular" w:hAnsi="Charis SIL Regular" w:eastAsia="Charis SIL Regular"/>
-          <w:b w:val="0"/>
-          <w:i w:val="0"/>
-          <w:color w:val="000000"/>
-          <w:sz w:val="24"/>
-        </w:rPr>
-        <w:hyperlink r:id="rId11" w:history="1">
-          <w:r>
-            <w:rPr>
-              <w:rStyle w:val="Hyperlink"/>
-            </w:rPr>
-            <w:t xml:space="preserve">et </w:t>
-          </w:r>
-        </w:hyperlink>
-      </w:r>
-      <w:r>
-        <w:rPr>
-          <w:u w:val="single" w:color="0000ff"/>
-          <w:rFonts w:ascii="Charis SIL Regular" w:hAnsi="Charis SIL Regular" w:eastAsia="Charis SIL Regular"/>
-          <w:b w:val="0"/>
-          <w:i w:val="0"/>
-          <w:color w:val="000000"/>
-          <w:sz w:val="24"/>
-        </w:rPr>
-        <w:t>m</w:t>
+        <w:t>beschrijft; de collectie objecten die het m</w:t>
       </w:r>
       <w:r>
         <w:rPr>
@@ -1329,6 +1217,7 @@
       </w:r>
       <w:r>
         <w:rPr>
+          <w:u w:val="single" w:color="0000ff"/>
           <w:rFonts w:ascii="Charis SIL Regular" w:hAnsi="Charis SIL Regular" w:eastAsia="Charis SIL Regular"/>
           <w:b w:val="0"/>
           <w:i w:val="0"/>
@@ -2435,70 +2324,8 @@
           <w:i w:val="0"/>
           <w:color w:val="0000FF"/>
           <w:sz w:val="24"/>
-          <w:u w:val="single"/>
         </w:rPr>
-        <w:hyperlink r:id="rId15" w:history="1">
-          <w:r>
-            <w:rPr>
-              <w:rStyle w:val="Hyperlink"/>
-            </w:rPr>
-            <w:t>archives</w:t>
-          </w:r>
-        </w:hyperlink>
-      </w:r>
-      <w:r>
-        <w:rPr>
-          <w:rFonts w:ascii="Charis SIL Regular" w:hAnsi="Charis SIL Regular" w:eastAsia="Charis SIL Regular"/>
-          <w:b w:val="0"/>
-          <w:i w:val="0"/>
-          <w:color w:val="0000FF"/>
-          <w:sz w:val="24"/>
-          <w:u w:val="single"/>
-        </w:rPr>
-        <w:hyperlink r:id="rId15" w:history="1">
-          <w:r>
-            <w:rPr>
-              <w:rStyle w:val="Hyperlink"/>
-            </w:rPr>
-            <w:t>-</w:t>
-          </w:r>
-        </w:hyperlink>
-      </w:r>
-      <w:r>
-        <w:rPr>
-          <w:rFonts w:ascii="Charis SIL Regular" w:hAnsi="Charis SIL Regular" w:eastAsia="Charis SIL Regular"/>
-          <w:b w:val="0"/>
-          <w:i w:val="0"/>
-          <w:color w:val="0000FF"/>
-          <w:sz w:val="24"/>
-          <w:u w:val="single"/>
-        </w:rPr>
-        <w:hyperlink r:id="rId15" w:history="1">
-          <w:r>
-            <w:rPr>
-              <w:rStyle w:val="Hyperlink"/>
-            </w:rPr>
-            <w:t>inventories/</w:t>
-          </w:r>
-        </w:hyperlink>
-      </w:r>
-      <w:r>
-        <w:rPr>
-          <w:rFonts w:ascii="Charis SIL Regular" w:hAnsi="Charis SIL Regular" w:eastAsia="Charis SIL Regular"/>
-          <w:b w:val="0"/>
-          <w:i w:val="0"/>
-          <w:color w:val="0000FF"/>
-          <w:sz w:val="24"/>
-          <w:u w:val="single"/>
-        </w:rPr>
-        <w:hyperlink r:id="rId15" w:history="1">
-          <w:r>
-            <w:rPr>
-              <w:rStyle w:val="Hyperlink"/>
-            </w:rPr>
-            <w:t>baaren/</w:t>
-          </w:r>
-        </w:hyperlink>
+        <w:t>archives-inventories/baaren/</w:t>
       </w:r>
       <w:r>
         <w:rPr>

--- a/EXPORTS/DOCX/published/niveau3/Dutch/GerardusLeeuw.docx
+++ b/EXPORTS/DOCX/published/niveau3/Dutch/GerardusLeeuw.docx
@@ -880,7 +880,118 @@
           <w:color w:val="000000"/>
           <w:sz w:val="24"/>
         </w:rPr>
-        <w:t>beschrijft; de collectie objecten die het m</w:t>
+        <w:t>beschrijft; de collectie objec</w:t>
+      </w:r>
+      <w:r>
+        <w:rPr>
+          <w:u w:val="single" w:color="0000ff"/>
+          <w:rFonts w:ascii="Charis SIL Regular" w:hAnsi="Charis SIL Regular" w:eastAsia="Charis SIL Regular"/>
+          <w:b w:val="0"/>
+          <w:i w:val="0"/>
+          <w:color w:val="000000"/>
+          <w:sz w:val="24"/>
+        </w:rPr>
+        <w:t>t</w:t>
+      </w:r>
+      <w:r>
+        <w:rPr>
+          <w:u w:val="single" w:color="0000ff"/>
+          <w:rFonts w:ascii="Charis SIL Regular" w:hAnsi="Charis SIL Regular" w:eastAsia="Charis SIL Regular"/>
+          <w:b w:val="0"/>
+          <w:i w:val="0"/>
+          <w:color w:val="000000"/>
+          <w:sz w:val="24"/>
+        </w:rPr>
+        <w:hyperlink r:id="rId11" w:history="1">
+          <w:r>
+            <w:rPr>
+              <w:rStyle w:val="Hyperlink"/>
+            </w:rPr>
+            <w:t xml:space="preserve">en </w:t>
+          </w:r>
+        </w:hyperlink>
+      </w:r>
+      <w:r>
+        <w:rPr>
+          <w:u w:val="single" w:color="0000ff"/>
+          <w:rFonts w:ascii="Charis SIL Regular" w:hAnsi="Charis SIL Regular" w:eastAsia="Charis SIL Regular"/>
+          <w:b w:val="0"/>
+          <w:i w:val="0"/>
+          <w:color w:val="000000"/>
+          <w:sz w:val="24"/>
+        </w:rPr>
+        <w:hyperlink r:id="rId11" w:history="1">
+          <w:r>
+            <w:rPr>
+              <w:rStyle w:val="Hyperlink"/>
+            </w:rPr>
+            <w:t>d</w:t>
+          </w:r>
+        </w:hyperlink>
+      </w:r>
+      <w:r>
+        <w:rPr>
+          <w:u w:val="single" w:color="0000ff"/>
+          <w:rFonts w:ascii="Charis SIL Regular" w:hAnsi="Charis SIL Regular" w:eastAsia="Charis SIL Regular"/>
+          <w:b w:val="0"/>
+          <w:i w:val="0"/>
+          <w:color w:val="000000"/>
+          <w:sz w:val="24"/>
+        </w:rPr>
+        <w:hyperlink r:id="rId11" w:history="1">
+          <w:r>
+            <w:rPr>
+              <w:rStyle w:val="Hyperlink"/>
+            </w:rPr>
+            <w:t xml:space="preserve">ie </w:t>
+          </w:r>
+        </w:hyperlink>
+      </w:r>
+      <w:r>
+        <w:rPr>
+          <w:u w:val="single" w:color="0000ff"/>
+          <w:rFonts w:ascii="Charis SIL Regular" w:hAnsi="Charis SIL Regular" w:eastAsia="Charis SIL Regular"/>
+          <w:b w:val="0"/>
+          <w:i w:val="0"/>
+          <w:color w:val="000000"/>
+          <w:sz w:val="24"/>
+        </w:rPr>
+        <w:hyperlink r:id="rId11" w:history="1">
+          <w:r>
+            <w:rPr>
+              <w:rStyle w:val="Hyperlink"/>
+            </w:rPr>
+            <w:t>h</w:t>
+          </w:r>
+        </w:hyperlink>
+      </w:r>
+      <w:r>
+        <w:rPr>
+          <w:u w:val="single" w:color="0000ff"/>
+          <w:rFonts w:ascii="Charis SIL Regular" w:hAnsi="Charis SIL Regular" w:eastAsia="Charis SIL Regular"/>
+          <w:b w:val="0"/>
+          <w:i w:val="0"/>
+          <w:color w:val="000000"/>
+          <w:sz w:val="24"/>
+        </w:rPr>
+        <w:hyperlink r:id="rId11" w:history="1">
+          <w:r>
+            <w:rPr>
+              <w:rStyle w:val="Hyperlink"/>
+            </w:rPr>
+            <w:t xml:space="preserve">et </w:t>
+          </w:r>
+        </w:hyperlink>
+      </w:r>
+      <w:r>
+        <w:rPr>
+          <w:rFonts w:ascii="Charis SIL Regular" w:hAnsi="Charis SIL Regular" w:eastAsia="Charis SIL Regular"/>
+          <w:b w:val="0"/>
+          <w:i w:val="0"/>
+          <w:color w:val="000000"/>
+          <w:sz w:val="24"/>
+        </w:rPr>
+        <w:t>m</w:t>
       </w:r>
       <w:r>
         <w:rPr>
@@ -2324,8 +2435,70 @@
           <w:i w:val="0"/>
           <w:color w:val="0000FF"/>
           <w:sz w:val="24"/>
+          <w:u w:val="single"/>
         </w:rPr>
-        <w:t>archives-inventories/baaren/</w:t>
+        <w:hyperlink r:id="rId15" w:history="1">
+          <w:r>
+            <w:rPr>
+              <w:rStyle w:val="Hyperlink"/>
+            </w:rPr>
+            <w:t>archives</w:t>
+          </w:r>
+        </w:hyperlink>
+      </w:r>
+      <w:r>
+        <w:rPr>
+          <w:rFonts w:ascii="Charis SIL Regular" w:hAnsi="Charis SIL Regular" w:eastAsia="Charis SIL Regular"/>
+          <w:b w:val="0"/>
+          <w:i w:val="0"/>
+          <w:color w:val="0000FF"/>
+          <w:sz w:val="24"/>
+          <w:u w:val="single"/>
+        </w:rPr>
+        <w:hyperlink r:id="rId15" w:history="1">
+          <w:r>
+            <w:rPr>
+              <w:rStyle w:val="Hyperlink"/>
+            </w:rPr>
+            <w:t>-</w:t>
+          </w:r>
+        </w:hyperlink>
+      </w:r>
+      <w:r>
+        <w:rPr>
+          <w:rFonts w:ascii="Charis SIL Regular" w:hAnsi="Charis SIL Regular" w:eastAsia="Charis SIL Regular"/>
+          <w:b w:val="0"/>
+          <w:i w:val="0"/>
+          <w:color w:val="0000FF"/>
+          <w:sz w:val="24"/>
+          <w:u w:val="single"/>
+        </w:rPr>
+        <w:hyperlink r:id="rId15" w:history="1">
+          <w:r>
+            <w:rPr>
+              <w:rStyle w:val="Hyperlink"/>
+            </w:rPr>
+            <w:t>inventories/</w:t>
+          </w:r>
+        </w:hyperlink>
+      </w:r>
+      <w:r>
+        <w:rPr>
+          <w:rFonts w:ascii="Charis SIL Regular" w:hAnsi="Charis SIL Regular" w:eastAsia="Charis SIL Regular"/>
+          <w:b w:val="0"/>
+          <w:i w:val="0"/>
+          <w:color w:val="0000FF"/>
+          <w:sz w:val="24"/>
+          <w:u w:val="single"/>
+        </w:rPr>
+        <w:hyperlink r:id="rId15" w:history="1">
+          <w:r>
+            <w:rPr>
+              <w:rStyle w:val="Hyperlink"/>
+            </w:rPr>
+            <w:t>baaren/</w:t>
+          </w:r>
+        </w:hyperlink>
       </w:r>
       <w:r>
         <w:rPr>

--- a/EXPORTS/DOCX/published/niveau3/Dutch/GerardusLeeuw.docx
+++ b/EXPORTS/DOCX/published/niveau3/Dutch/GerardusLeeuw.docx
@@ -985,6 +985,7 @@
       </w:r>
       <w:r>
         <w:rPr>
+          <w:u w:val="single" w:color="0000ff"/>
           <w:rFonts w:ascii="Charis SIL Regular" w:hAnsi="Charis SIL Regular" w:eastAsia="Charis SIL Regular"/>
           <w:b w:val="0"/>
           <w:i w:val="0"/>
@@ -1328,7 +1329,6 @@
       </w:r>
       <w:r>
         <w:rPr>
-          <w:u w:val="single" w:color="0000ff"/>
           <w:rFonts w:ascii="Charis SIL Regular" w:hAnsi="Charis SIL Regular" w:eastAsia="Charis SIL Regular"/>
           <w:b w:val="0"/>
           <w:i w:val="0"/>

--- a/EXPORTS/DOCX/published/niveau3/Dutch/GerardusLeeuw.docx
+++ b/EXPORTS/DOCX/published/niveau3/Dutch/GerardusLeeuw.docx
@@ -1329,6 +1329,7 @@
       </w:r>
       <w:r>
         <w:rPr>
+          <w:u w:val="single" w:color="0000ff"/>
           <w:rFonts w:ascii="Charis SIL Regular" w:hAnsi="Charis SIL Regular" w:eastAsia="Charis SIL Regular"/>
           <w:b w:val="0"/>
           <w:i w:val="0"/>

--- a/EXPORTS/DOCX/published/niveau3/Dutch/GerardusLeeuw.docx
+++ b/EXPORTS/DOCX/published/niveau3/Dutch/GerardusLeeuw.docx
@@ -985,7 +985,6 @@
       </w:r>
       <w:r>
         <w:rPr>
-          <w:u w:val="single" w:color="0000ff"/>
           <w:rFonts w:ascii="Charis SIL Regular" w:hAnsi="Charis SIL Regular" w:eastAsia="Charis SIL Regular"/>
           <w:b w:val="0"/>
           <w:i w:val="0"/>
@@ -1271,71 +1270,7 @@
           <w:color w:val="000000"/>
           <w:sz w:val="24"/>
         </w:rPr>
-        <w:t>catalogus ook veel achterg</w:t>
-      </w:r>
-      <w:r>
-        <w:rPr>
-          <w:u w:val="single" w:color="0000ff"/>
-          <w:rFonts w:ascii="Charis SIL Regular" w:hAnsi="Charis SIL Regular" w:eastAsia="Charis SIL Regular"/>
-          <w:b w:val="0"/>
-          <w:i w:val="0"/>
-          <w:color w:val="000000"/>
-          <w:sz w:val="24"/>
-        </w:rPr>
-        <w:hyperlink r:id="rId12" w:history="1">
-          <w:r>
-            <w:rPr>
-              <w:rStyle w:val="Hyperlink"/>
-            </w:rPr>
-            <w:t>ro</w:t>
-          </w:r>
-        </w:hyperlink>
-      </w:r>
-      <w:r>
-        <w:rPr>
-          <w:u w:val="single" w:color="0000ff"/>
-          <w:rFonts w:ascii="Charis SIL Regular" w:hAnsi="Charis SIL Regular" w:eastAsia="Charis SIL Regular"/>
-          <w:b w:val="0"/>
-          <w:i w:val="0"/>
-          <w:color w:val="000000"/>
-          <w:sz w:val="24"/>
-        </w:rPr>
-        <w:hyperlink r:id="rId12" w:history="1">
-          <w:r>
-            <w:rPr>
-              <w:rStyle w:val="Hyperlink"/>
-            </w:rPr>
-            <w:t>n</w:t>
-          </w:r>
-        </w:hyperlink>
-      </w:r>
-      <w:r>
-        <w:rPr>
-          <w:u w:val="single" w:color="0000ff"/>
-          <w:rFonts w:ascii="Charis SIL Regular" w:hAnsi="Charis SIL Regular" w:eastAsia="Charis SIL Regular"/>
-          <w:b w:val="0"/>
-          <w:i w:val="0"/>
-          <w:color w:val="000000"/>
-          <w:sz w:val="24"/>
-        </w:rPr>
-        <w:hyperlink r:id="rId12" w:history="1">
-          <w:r>
-            <w:rPr>
-              <w:rStyle w:val="Hyperlink"/>
-            </w:rPr>
-            <w:t>d infor</w:t>
-          </w:r>
-        </w:hyperlink>
-      </w:r>
-      <w:r>
-        <w:rPr>
-          <w:rFonts w:ascii="Charis SIL Regular" w:hAnsi="Charis SIL Regular" w:eastAsia="Charis SIL Regular"/>
-          <w:b w:val="0"/>
-          <w:i w:val="0"/>
-          <w:color w:val="000000"/>
-          <w:sz w:val="24"/>
-        </w:rPr>
-        <w:t>m</w:t>
+        <w:t>catalogus ook veel achtergrond inform</w:t>
       </w:r>
       <w:r>
         <w:rPr>
@@ -2435,52 +2370,8 @@
           <w:i w:val="0"/>
           <w:color w:val="0000FF"/>
           <w:sz w:val="24"/>
-          <w:u w:val="single"/>
         </w:rPr>
-        <w:hyperlink r:id="rId15" w:history="1">
-          <w:r>
-            <w:rPr>
-              <w:rStyle w:val="Hyperlink"/>
-            </w:rPr>
-            <w:t>archives</w:t>
-          </w:r>
-        </w:hyperlink>
-      </w:r>
-      <w:r>
-        <w:rPr>
-          <w:rFonts w:ascii="Charis SIL Regular" w:hAnsi="Charis SIL Regular" w:eastAsia="Charis SIL Regular"/>
-          <w:b w:val="0"/>
-          <w:i w:val="0"/>
-          <w:color w:val="0000FF"/>
-          <w:sz w:val="24"/>
-          <w:u w:val="single"/>
-        </w:rPr>
-        <w:hyperlink r:id="rId15" w:history="1">
-          <w:r>
-            <w:rPr>
-              <w:rStyle w:val="Hyperlink"/>
-            </w:rPr>
-            <w:t>-</w:t>
-          </w:r>
-        </w:hyperlink>
-      </w:r>
-      <w:r>
-        <w:rPr>
-          <w:rFonts w:ascii="Charis SIL Regular" w:hAnsi="Charis SIL Regular" w:eastAsia="Charis SIL Regular"/>
-          <w:b w:val="0"/>
-          <w:i w:val="0"/>
-          <w:color w:val="0000FF"/>
-          <w:sz w:val="24"/>
-          <w:u w:val="single"/>
-        </w:rPr>
-        <w:hyperlink r:id="rId15" w:history="1">
-          <w:r>
-            <w:rPr>
-              <w:rStyle w:val="Hyperlink"/>
-            </w:rPr>
-            <w:t>inventories/</w:t>
-          </w:r>
-        </w:hyperlink>
+        <w:t>archives-inventories/</w:t>
       </w:r>
       <w:r>
         <w:rPr>

--- a/EXPORTS/DOCX/published/niveau3/Dutch/GerardusLeeuw.docx
+++ b/EXPORTS/DOCX/published/niveau3/Dutch/GerardusLeeuw.docx
@@ -985,6 +985,7 @@
       </w:r>
       <w:r>
         <w:rPr>
+          <w:u w:val="single" w:color="0000ff"/>
           <w:rFonts w:ascii="Charis SIL Regular" w:hAnsi="Charis SIL Regular" w:eastAsia="Charis SIL Regular"/>
           <w:b w:val="0"/>
           <w:i w:val="0"/>
@@ -1270,7 +1271,71 @@
           <w:color w:val="000000"/>
           <w:sz w:val="24"/>
         </w:rPr>
-        <w:t>catalogus ook veel achtergrond inform</w:t>
+        <w:t>catalogus ook veel achterg</w:t>
+      </w:r>
+      <w:r>
+        <w:rPr>
+          <w:u w:val="single" w:color="0000ff"/>
+          <w:rFonts w:ascii="Charis SIL Regular" w:hAnsi="Charis SIL Regular" w:eastAsia="Charis SIL Regular"/>
+          <w:b w:val="0"/>
+          <w:i w:val="0"/>
+          <w:color w:val="000000"/>
+          <w:sz w:val="24"/>
+        </w:rPr>
+        <w:hyperlink r:id="rId12" w:history="1">
+          <w:r>
+            <w:rPr>
+              <w:rStyle w:val="Hyperlink"/>
+            </w:rPr>
+            <w:t>ro</w:t>
+          </w:r>
+        </w:hyperlink>
+      </w:r>
+      <w:r>
+        <w:rPr>
+          <w:u w:val="single" w:color="0000ff"/>
+          <w:rFonts w:ascii="Charis SIL Regular" w:hAnsi="Charis SIL Regular" w:eastAsia="Charis SIL Regular"/>
+          <w:b w:val="0"/>
+          <w:i w:val="0"/>
+          <w:color w:val="000000"/>
+          <w:sz w:val="24"/>
+        </w:rPr>
+        <w:hyperlink r:id="rId12" w:history="1">
+          <w:r>
+            <w:rPr>
+              <w:rStyle w:val="Hyperlink"/>
+            </w:rPr>
+            <w:t>n</w:t>
+          </w:r>
+        </w:hyperlink>
+      </w:r>
+      <w:r>
+        <w:rPr>
+          <w:u w:val="single" w:color="0000ff"/>
+          <w:rFonts w:ascii="Charis SIL Regular" w:hAnsi="Charis SIL Regular" w:eastAsia="Charis SIL Regular"/>
+          <w:b w:val="0"/>
+          <w:i w:val="0"/>
+          <w:color w:val="000000"/>
+          <w:sz w:val="24"/>
+        </w:rPr>
+        <w:hyperlink r:id="rId12" w:history="1">
+          <w:r>
+            <w:rPr>
+              <w:rStyle w:val="Hyperlink"/>
+            </w:rPr>
+            <w:t>d infor</w:t>
+          </w:r>
+        </w:hyperlink>
+      </w:r>
+      <w:r>
+        <w:rPr>
+          <w:rFonts w:ascii="Charis SIL Regular" w:hAnsi="Charis SIL Regular" w:eastAsia="Charis SIL Regular"/>
+          <w:b w:val="0"/>
+          <w:i w:val="0"/>
+          <w:color w:val="000000"/>
+          <w:sz w:val="24"/>
+        </w:rPr>
+        <w:t>m</w:t>
       </w:r>
       <w:r>
         <w:rPr>
@@ -2370,8 +2435,52 @@
           <w:i w:val="0"/>
           <w:color w:val="0000FF"/>
           <w:sz w:val="24"/>
+          <w:u w:val="single"/>
         </w:rPr>
-        <w:t>archives-inventories/</w:t>
+        <w:hyperlink r:id="rId15" w:history="1">
+          <w:r>
+            <w:rPr>
+              <w:rStyle w:val="Hyperlink"/>
+            </w:rPr>
+            <w:t>archives</w:t>
+          </w:r>
+        </w:hyperlink>
+      </w:r>
+      <w:r>
+        <w:rPr>
+          <w:rFonts w:ascii="Charis SIL Regular" w:hAnsi="Charis SIL Regular" w:eastAsia="Charis SIL Regular"/>
+          <w:b w:val="0"/>
+          <w:i w:val="0"/>
+          <w:color w:val="0000FF"/>
+          <w:sz w:val="24"/>
+          <w:u w:val="single"/>
+        </w:rPr>
+        <w:hyperlink r:id="rId15" w:history="1">
+          <w:r>
+            <w:rPr>
+              <w:rStyle w:val="Hyperlink"/>
+            </w:rPr>
+            <w:t>-</w:t>
+          </w:r>
+        </w:hyperlink>
+      </w:r>
+      <w:r>
+        <w:rPr>
+          <w:rFonts w:ascii="Charis SIL Regular" w:hAnsi="Charis SIL Regular" w:eastAsia="Charis SIL Regular"/>
+          <w:b w:val="0"/>
+          <w:i w:val="0"/>
+          <w:color w:val="0000FF"/>
+          <w:sz w:val="24"/>
+          <w:u w:val="single"/>
+        </w:rPr>
+        <w:hyperlink r:id="rId15" w:history="1">
+          <w:r>
+            <w:rPr>
+              <w:rStyle w:val="Hyperlink"/>
+            </w:rPr>
+            <w:t>inventories/</w:t>
+          </w:r>
+        </w:hyperlink>
       </w:r>
       <w:r>
         <w:rPr>

--- a/EXPORTS/DOCX/published/niveau3/Dutch/GerardusLeeuw.docx
+++ b/EXPORTS/DOCX/published/niveau3/Dutch/GerardusLeeuw.docx
@@ -891,108 +891,7 @@
           <w:color w:val="000000"/>
           <w:sz w:val="24"/>
         </w:rPr>
-        <w:t>t</w:t>
-      </w:r>
-      <w:r>
-        <w:rPr>
-          <w:u w:val="single" w:color="0000ff"/>
-          <w:rFonts w:ascii="Charis SIL Regular" w:hAnsi="Charis SIL Regular" w:eastAsia="Charis SIL Regular"/>
-          <w:b w:val="0"/>
-          <w:i w:val="0"/>
-          <w:color w:val="000000"/>
-          <w:sz w:val="24"/>
-        </w:rPr>
-        <w:hyperlink r:id="rId11" w:history="1">
-          <w:r>
-            <w:rPr>
-              <w:rStyle w:val="Hyperlink"/>
-            </w:rPr>
-            <w:t xml:space="preserve">en </w:t>
-          </w:r>
-        </w:hyperlink>
-      </w:r>
-      <w:r>
-        <w:rPr>
-          <w:u w:val="single" w:color="0000ff"/>
-          <w:rFonts w:ascii="Charis SIL Regular" w:hAnsi="Charis SIL Regular" w:eastAsia="Charis SIL Regular"/>
-          <w:b w:val="0"/>
-          <w:i w:val="0"/>
-          <w:color w:val="000000"/>
-          <w:sz w:val="24"/>
-        </w:rPr>
-        <w:hyperlink r:id="rId11" w:history="1">
-          <w:r>
-            <w:rPr>
-              <w:rStyle w:val="Hyperlink"/>
-            </w:rPr>
-            <w:t>d</w:t>
-          </w:r>
-        </w:hyperlink>
-      </w:r>
-      <w:r>
-        <w:rPr>
-          <w:u w:val="single" w:color="0000ff"/>
-          <w:rFonts w:ascii="Charis SIL Regular" w:hAnsi="Charis SIL Regular" w:eastAsia="Charis SIL Regular"/>
-          <w:b w:val="0"/>
-          <w:i w:val="0"/>
-          <w:color w:val="000000"/>
-          <w:sz w:val="24"/>
-        </w:rPr>
-        <w:hyperlink r:id="rId11" w:history="1">
-          <w:r>
-            <w:rPr>
-              <w:rStyle w:val="Hyperlink"/>
-            </w:rPr>
-            <w:t xml:space="preserve">ie </w:t>
-          </w:r>
-        </w:hyperlink>
-      </w:r>
-      <w:r>
-        <w:rPr>
-          <w:u w:val="single" w:color="0000ff"/>
-          <w:rFonts w:ascii="Charis SIL Regular" w:hAnsi="Charis SIL Regular" w:eastAsia="Charis SIL Regular"/>
-          <w:b w:val="0"/>
-          <w:i w:val="0"/>
-          <w:color w:val="000000"/>
-          <w:sz w:val="24"/>
-        </w:rPr>
-        <w:hyperlink r:id="rId11" w:history="1">
-          <w:r>
-            <w:rPr>
-              <w:rStyle w:val="Hyperlink"/>
-            </w:rPr>
-            <w:t>h</w:t>
-          </w:r>
-        </w:hyperlink>
-      </w:r>
-      <w:r>
-        <w:rPr>
-          <w:u w:val="single" w:color="0000ff"/>
-          <w:rFonts w:ascii="Charis SIL Regular" w:hAnsi="Charis SIL Regular" w:eastAsia="Charis SIL Regular"/>
-          <w:b w:val="0"/>
-          <w:i w:val="0"/>
-          <w:color w:val="000000"/>
-          <w:sz w:val="24"/>
-        </w:rPr>
-        <w:hyperlink r:id="rId11" w:history="1">
-          <w:r>
-            <w:rPr>
-              <w:rStyle w:val="Hyperlink"/>
-            </w:rPr>
-            <w:t xml:space="preserve">et </w:t>
-          </w:r>
-        </w:hyperlink>
-      </w:r>
-      <w:r>
-        <w:rPr>
-          <w:u w:val="single" w:color="0000ff"/>
-          <w:rFonts w:ascii="Charis SIL Regular" w:hAnsi="Charis SIL Regular" w:eastAsia="Charis SIL Regular"/>
-          <w:b w:val="0"/>
-          <w:i w:val="0"/>
-          <w:color w:val="000000"/>
-          <w:sz w:val="24"/>
-        </w:rPr>
-        <w:t>m</w:t>
+        <w:t>ten die het m</w:t>
       </w:r>
       <w:r>
         <w:rPr>
@@ -1271,72 +1170,7 @@
           <w:color w:val="000000"/>
           <w:sz w:val="24"/>
         </w:rPr>
-        <w:t>catalogus ook veel achterg</w:t>
-      </w:r>
-      <w:r>
-        <w:rPr>
-          <w:u w:val="single" w:color="0000ff"/>
-          <w:rFonts w:ascii="Charis SIL Regular" w:hAnsi="Charis SIL Regular" w:eastAsia="Charis SIL Regular"/>
-          <w:b w:val="0"/>
-          <w:i w:val="0"/>
-          <w:color w:val="000000"/>
-          <w:sz w:val="24"/>
-        </w:rPr>
-        <w:hyperlink r:id="rId12" w:history="1">
-          <w:r>
-            <w:rPr>
-              <w:rStyle w:val="Hyperlink"/>
-            </w:rPr>
-            <w:t>ro</w:t>
-          </w:r>
-        </w:hyperlink>
-      </w:r>
-      <w:r>
-        <w:rPr>
-          <w:u w:val="single" w:color="0000ff"/>
-          <w:rFonts w:ascii="Charis SIL Regular" w:hAnsi="Charis SIL Regular" w:eastAsia="Charis SIL Regular"/>
-          <w:b w:val="0"/>
-          <w:i w:val="0"/>
-          <w:color w:val="000000"/>
-          <w:sz w:val="24"/>
-        </w:rPr>
-        <w:hyperlink r:id="rId12" w:history="1">
-          <w:r>
-            <w:rPr>
-              <w:rStyle w:val="Hyperlink"/>
-            </w:rPr>
-            <w:t>n</w:t>
-          </w:r>
-        </w:hyperlink>
-      </w:r>
-      <w:r>
-        <w:rPr>
-          <w:u w:val="single" w:color="0000ff"/>
-          <w:rFonts w:ascii="Charis SIL Regular" w:hAnsi="Charis SIL Regular" w:eastAsia="Charis SIL Regular"/>
-          <w:b w:val="0"/>
-          <w:i w:val="0"/>
-          <w:color w:val="000000"/>
-          <w:sz w:val="24"/>
-        </w:rPr>
-        <w:hyperlink r:id="rId12" w:history="1">
-          <w:r>
-            <w:rPr>
-              <w:rStyle w:val="Hyperlink"/>
-            </w:rPr>
-            <w:t>d infor</w:t>
-          </w:r>
-        </w:hyperlink>
-      </w:r>
-      <w:r>
-        <w:rPr>
-          <w:u w:val="single" w:color="0000ff"/>
-          <w:rFonts w:ascii="Charis SIL Regular" w:hAnsi="Charis SIL Regular" w:eastAsia="Charis SIL Regular"/>
-          <w:b w:val="0"/>
-          <w:i w:val="0"/>
-          <w:color w:val="000000"/>
-          <w:sz w:val="24"/>
-        </w:rPr>
-        <w:t>m</w:t>
+        <w:t>catalogus ook veel achtergrond inform</w:t>
       </w:r>
       <w:r>
         <w:rPr>
@@ -2436,52 +2270,8 @@
           <w:i w:val="0"/>
           <w:color w:val="0000FF"/>
           <w:sz w:val="24"/>
-          <w:u w:val="single"/>
         </w:rPr>
-        <w:hyperlink r:id="rId15" w:history="1">
-          <w:r>
-            <w:rPr>
-              <w:rStyle w:val="Hyperlink"/>
-            </w:rPr>
-            <w:t>archives</w:t>
-          </w:r>
-        </w:hyperlink>
-      </w:r>
-      <w:r>
-        <w:rPr>
-          <w:rFonts w:ascii="Charis SIL Regular" w:hAnsi="Charis SIL Regular" w:eastAsia="Charis SIL Regular"/>
-          <w:b w:val="0"/>
-          <w:i w:val="0"/>
-          <w:color w:val="0000FF"/>
-          <w:sz w:val="24"/>
-          <w:u w:val="single"/>
-        </w:rPr>
-        <w:hyperlink r:id="rId15" w:history="1">
-          <w:r>
-            <w:rPr>
-              <w:rStyle w:val="Hyperlink"/>
-            </w:rPr>
-            <w:t>-</w:t>
-          </w:r>
-        </w:hyperlink>
-      </w:r>
-      <w:r>
-        <w:rPr>
-          <w:rFonts w:ascii="Charis SIL Regular" w:hAnsi="Charis SIL Regular" w:eastAsia="Charis SIL Regular"/>
-          <w:b w:val="0"/>
-          <w:i w:val="0"/>
-          <w:color w:val="0000FF"/>
-          <w:sz w:val="24"/>
-          <w:u w:val="single"/>
-        </w:rPr>
-        <w:hyperlink r:id="rId15" w:history="1">
-          <w:r>
-            <w:rPr>
-              <w:rStyle w:val="Hyperlink"/>
-            </w:rPr>
-            <w:t>inventories/</w:t>
-          </w:r>
-        </w:hyperlink>
+        <w:t>archives-inventories/</w:t>
       </w:r>
       <w:r>
         <w:rPr>

--- a/EXPORTS/DOCX/published/niveau3/Dutch/GerardusLeeuw.docx
+++ b/EXPORTS/DOCX/published/niveau3/Dutch/GerardusLeeuw.docx
@@ -891,7 +891,107 @@
           <w:color w:val="000000"/>
           <w:sz w:val="24"/>
         </w:rPr>
-        <w:t>ten die het m</w:t>
+        <w:t>t</w:t>
+      </w:r>
+      <w:r>
+        <w:rPr>
+          <w:u w:val="single" w:color="0000ff"/>
+          <w:rFonts w:ascii="Charis SIL Regular" w:hAnsi="Charis SIL Regular" w:eastAsia="Charis SIL Regular"/>
+          <w:b w:val="0"/>
+          <w:i w:val="0"/>
+          <w:color w:val="000000"/>
+          <w:sz w:val="24"/>
+        </w:rPr>
+        <w:hyperlink r:id="rId11" w:history="1">
+          <w:r>
+            <w:rPr>
+              <w:rStyle w:val="Hyperlink"/>
+            </w:rPr>
+            <w:t xml:space="preserve">en </w:t>
+          </w:r>
+        </w:hyperlink>
+      </w:r>
+      <w:r>
+        <w:rPr>
+          <w:u w:val="single" w:color="0000ff"/>
+          <w:rFonts w:ascii="Charis SIL Regular" w:hAnsi="Charis SIL Regular" w:eastAsia="Charis SIL Regular"/>
+          <w:b w:val="0"/>
+          <w:i w:val="0"/>
+          <w:color w:val="000000"/>
+          <w:sz w:val="24"/>
+        </w:rPr>
+        <w:hyperlink r:id="rId11" w:history="1">
+          <w:r>
+            <w:rPr>
+              <w:rStyle w:val="Hyperlink"/>
+            </w:rPr>
+            <w:t>d</w:t>
+          </w:r>
+        </w:hyperlink>
+      </w:r>
+      <w:r>
+        <w:rPr>
+          <w:u w:val="single" w:color="0000ff"/>
+          <w:rFonts w:ascii="Charis SIL Regular" w:hAnsi="Charis SIL Regular" w:eastAsia="Charis SIL Regular"/>
+          <w:b w:val="0"/>
+          <w:i w:val="0"/>
+          <w:color w:val="000000"/>
+          <w:sz w:val="24"/>
+        </w:rPr>
+        <w:hyperlink r:id="rId11" w:history="1">
+          <w:r>
+            <w:rPr>
+              <w:rStyle w:val="Hyperlink"/>
+            </w:rPr>
+            <w:t xml:space="preserve">ie </w:t>
+          </w:r>
+        </w:hyperlink>
+      </w:r>
+      <w:r>
+        <w:rPr>
+          <w:u w:val="single" w:color="0000ff"/>
+          <w:rFonts w:ascii="Charis SIL Regular" w:hAnsi="Charis SIL Regular" w:eastAsia="Charis SIL Regular"/>
+          <w:b w:val="0"/>
+          <w:i w:val="0"/>
+          <w:color w:val="000000"/>
+          <w:sz w:val="24"/>
+        </w:rPr>
+        <w:hyperlink r:id="rId11" w:history="1">
+          <w:r>
+            <w:rPr>
+              <w:rStyle w:val="Hyperlink"/>
+            </w:rPr>
+            <w:t>h</w:t>
+          </w:r>
+        </w:hyperlink>
+      </w:r>
+      <w:r>
+        <w:rPr>
+          <w:u w:val="single" w:color="0000ff"/>
+          <w:rFonts w:ascii="Charis SIL Regular" w:hAnsi="Charis SIL Regular" w:eastAsia="Charis SIL Regular"/>
+          <w:b w:val="0"/>
+          <w:i w:val="0"/>
+          <w:color w:val="000000"/>
+          <w:sz w:val="24"/>
+        </w:rPr>
+        <w:hyperlink r:id="rId11" w:history="1">
+          <w:r>
+            <w:rPr>
+              <w:rStyle w:val="Hyperlink"/>
+            </w:rPr>
+            <w:t xml:space="preserve">et </w:t>
+          </w:r>
+        </w:hyperlink>
+      </w:r>
+      <w:r>
+        <w:rPr>
+          <w:rFonts w:ascii="Charis SIL Regular" w:hAnsi="Charis SIL Regular" w:eastAsia="Charis SIL Regular"/>
+          <w:b w:val="0"/>
+          <w:i w:val="0"/>
+          <w:color w:val="000000"/>
+          <w:sz w:val="24"/>
+        </w:rPr>
+        <w:t>m</w:t>
       </w:r>
       <w:r>
         <w:rPr>
@@ -1170,7 +1270,71 @@
           <w:color w:val="000000"/>
           <w:sz w:val="24"/>
         </w:rPr>
-        <w:t>catalogus ook veel achtergrond inform</w:t>
+        <w:t>catalogus ook veel achterg</w:t>
+      </w:r>
+      <w:r>
+        <w:rPr>
+          <w:u w:val="single" w:color="0000ff"/>
+          <w:rFonts w:ascii="Charis SIL Regular" w:hAnsi="Charis SIL Regular" w:eastAsia="Charis SIL Regular"/>
+          <w:b w:val="0"/>
+          <w:i w:val="0"/>
+          <w:color w:val="000000"/>
+          <w:sz w:val="24"/>
+        </w:rPr>
+        <w:hyperlink r:id="rId12" w:history="1">
+          <w:r>
+            <w:rPr>
+              <w:rStyle w:val="Hyperlink"/>
+            </w:rPr>
+            <w:t>ro</w:t>
+          </w:r>
+        </w:hyperlink>
+      </w:r>
+      <w:r>
+        <w:rPr>
+          <w:u w:val="single" w:color="0000ff"/>
+          <w:rFonts w:ascii="Charis SIL Regular" w:hAnsi="Charis SIL Regular" w:eastAsia="Charis SIL Regular"/>
+          <w:b w:val="0"/>
+          <w:i w:val="0"/>
+          <w:color w:val="000000"/>
+          <w:sz w:val="24"/>
+        </w:rPr>
+        <w:hyperlink r:id="rId12" w:history="1">
+          <w:r>
+            <w:rPr>
+              <w:rStyle w:val="Hyperlink"/>
+            </w:rPr>
+            <w:t>n</w:t>
+          </w:r>
+        </w:hyperlink>
+      </w:r>
+      <w:r>
+        <w:rPr>
+          <w:u w:val="single" w:color="0000ff"/>
+          <w:rFonts w:ascii="Charis SIL Regular" w:hAnsi="Charis SIL Regular" w:eastAsia="Charis SIL Regular"/>
+          <w:b w:val="0"/>
+          <w:i w:val="0"/>
+          <w:color w:val="000000"/>
+          <w:sz w:val="24"/>
+        </w:rPr>
+        <w:hyperlink r:id="rId12" w:history="1">
+          <w:r>
+            <w:rPr>
+              <w:rStyle w:val="Hyperlink"/>
+            </w:rPr>
+            <w:t>d infor</w:t>
+          </w:r>
+        </w:hyperlink>
+      </w:r>
+      <w:r>
+        <w:rPr>
+          <w:rFonts w:ascii="Charis SIL Regular" w:hAnsi="Charis SIL Regular" w:eastAsia="Charis SIL Regular"/>
+          <w:b w:val="0"/>
+          <w:i w:val="0"/>
+          <w:color w:val="000000"/>
+          <w:sz w:val="24"/>
+        </w:rPr>
+        <w:t>m</w:t>
       </w:r>
       <w:r>
         <w:rPr>
@@ -2270,8 +2434,26 @@
           <w:i w:val="0"/>
           <w:color w:val="0000FF"/>
           <w:sz w:val="24"/>
+          <w:u w:val="single"/>
         </w:rPr>
-        <w:t>archives-inventories/</w:t>
+        <w:hyperlink r:id="rId15" w:history="1">
+          <w:r>
+            <w:rPr>
+              <w:rStyle w:val="Hyperlink"/>
+            </w:rPr>
+            <w:t>archives</w:t>
+          </w:r>
+        </w:hyperlink>
+      </w:r>
+      <w:r>
+        <w:rPr>
+          <w:rFonts w:ascii="Charis SIL Regular" w:hAnsi="Charis SIL Regular" w:eastAsia="Charis SIL Regular"/>
+          <w:b w:val="0"/>
+          <w:i w:val="0"/>
+          <w:color w:val="0000FF"/>
+          <w:sz w:val="24"/>
+        </w:rPr>
+        <w:t>-inventories/</w:t>
       </w:r>
       <w:r>
         <w:rPr>
@@ -3794,7 +3976,7 @@
       <w:pPr>
         <w:sectPr>
           <w:pgSz w:w="11900" w:h="16840"/>
-          <w:pgMar w:top="324" w:right="940" w:bottom="624" w:left="960" w:header="720" w:footer="720" w:gutter="0"/>
+          <w:pgMar w:top="324" w:right="940" w:bottom="634" w:left="960" w:header="720" w:footer="720" w:gutter="0"/>
           <w:cols/>
           <w:docGrid w:linePitch="360"/>
         </w:sectPr>

--- a/EXPORTS/DOCX/published/niveau3/Dutch/GerardusLeeuw.docx
+++ b/EXPORTS/DOCX/published/niveau3/Dutch/GerardusLeeuw.docx
@@ -2452,8 +2452,34 @@
           <w:i w:val="0"/>
           <w:color w:val="0000FF"/>
           <w:sz w:val="24"/>
+          <w:u w:val="single"/>
         </w:rPr>
-        <w:t>-inventories/</w:t>
+        <w:hyperlink r:id="rId15" w:history="1">
+          <w:r>
+            <w:rPr>
+              <w:rStyle w:val="Hyperlink"/>
+            </w:rPr>
+            <w:t>-</w:t>
+          </w:r>
+        </w:hyperlink>
+      </w:r>
+      <w:r>
+        <w:rPr>
+          <w:rFonts w:ascii="Charis SIL Regular" w:hAnsi="Charis SIL Regular" w:eastAsia="Charis SIL Regular"/>
+          <w:b w:val="0"/>
+          <w:i w:val="0"/>
+          <w:color w:val="0000FF"/>
+          <w:sz w:val="24"/>
+          <w:u w:val="single"/>
+        </w:rPr>
+        <w:hyperlink r:id="rId15" w:history="1">
+          <w:r>
+            <w:rPr>
+              <w:rStyle w:val="Hyperlink"/>
+            </w:rPr>
+            <w:t>inventories/</w:t>
+          </w:r>
+        </w:hyperlink>
       </w:r>
       <w:r>
         <w:rPr>

--- a/EXPORTS/DOCX/published/niveau3/Dutch/GerardusLeeuw.docx
+++ b/EXPORTS/DOCX/published/niveau3/Dutch/GerardusLeeuw.docx
@@ -880,119 +880,7 @@
           <w:color w:val="000000"/>
           <w:sz w:val="24"/>
         </w:rPr>
-        <w:t>beschrijft; de collectie objec</w:t>
-      </w:r>
-      <w:r>
-        <w:rPr>
-          <w:u w:val="single" w:color="0000ff"/>
-          <w:rFonts w:ascii="Charis SIL Regular" w:hAnsi="Charis SIL Regular" w:eastAsia="Charis SIL Regular"/>
-          <w:b w:val="0"/>
-          <w:i w:val="0"/>
-          <w:color w:val="000000"/>
-          <w:sz w:val="24"/>
-        </w:rPr>
-        <w:t>t</w:t>
-      </w:r>
-      <w:r>
-        <w:rPr>
-          <w:u w:val="single" w:color="0000ff"/>
-          <w:rFonts w:ascii="Charis SIL Regular" w:hAnsi="Charis SIL Regular" w:eastAsia="Charis SIL Regular"/>
-          <w:b w:val="0"/>
-          <w:i w:val="0"/>
-          <w:color w:val="000000"/>
-          <w:sz w:val="24"/>
-        </w:rPr>
-        <w:hyperlink r:id="rId11" w:history="1">
-          <w:r>
-            <w:rPr>
-              <w:rStyle w:val="Hyperlink"/>
-            </w:rPr>
-            <w:t xml:space="preserve">en </w:t>
-          </w:r>
-        </w:hyperlink>
-      </w:r>
-      <w:r>
-        <w:rPr>
-          <w:u w:val="single" w:color="0000ff"/>
-          <w:rFonts w:ascii="Charis SIL Regular" w:hAnsi="Charis SIL Regular" w:eastAsia="Charis SIL Regular"/>
-          <w:b w:val="0"/>
-          <w:i w:val="0"/>
-          <w:color w:val="000000"/>
-          <w:sz w:val="24"/>
-        </w:rPr>
-        <w:hyperlink r:id="rId11" w:history="1">
-          <w:r>
-            <w:rPr>
-              <w:rStyle w:val="Hyperlink"/>
-            </w:rPr>
-            <w:t>d</w:t>
-          </w:r>
-        </w:hyperlink>
-      </w:r>
-      <w:r>
-        <w:rPr>
-          <w:u w:val="single" w:color="0000ff"/>
-          <w:rFonts w:ascii="Charis SIL Regular" w:hAnsi="Charis SIL Regular" w:eastAsia="Charis SIL Regular"/>
-          <w:b w:val="0"/>
-          <w:i w:val="0"/>
-          <w:color w:val="000000"/>
-          <w:sz w:val="24"/>
-        </w:rPr>
-        <w:hyperlink r:id="rId11" w:history="1">
-          <w:r>
-            <w:rPr>
-              <w:rStyle w:val="Hyperlink"/>
-            </w:rPr>
-            <w:t xml:space="preserve">ie </w:t>
-          </w:r>
-        </w:hyperlink>
-      </w:r>
-      <w:r>
-        <w:rPr>
-          <w:u w:val="single" w:color="0000ff"/>
-          <w:rFonts w:ascii="Charis SIL Regular" w:hAnsi="Charis SIL Regular" w:eastAsia="Charis SIL Regular"/>
-          <w:b w:val="0"/>
-          <w:i w:val="0"/>
-          <w:color w:val="000000"/>
-          <w:sz w:val="24"/>
-        </w:rPr>
-        <w:hyperlink r:id="rId11" w:history="1">
-          <w:r>
-            <w:rPr>
-              <w:rStyle w:val="Hyperlink"/>
-            </w:rPr>
-            <w:t>h</w:t>
-          </w:r>
-        </w:hyperlink>
-      </w:r>
-      <w:r>
-        <w:rPr>
-          <w:u w:val="single" w:color="0000ff"/>
-          <w:rFonts w:ascii="Charis SIL Regular" w:hAnsi="Charis SIL Regular" w:eastAsia="Charis SIL Regular"/>
-          <w:b w:val="0"/>
-          <w:i w:val="0"/>
-          <w:color w:val="000000"/>
-          <w:sz w:val="24"/>
-        </w:rPr>
-        <w:hyperlink r:id="rId11" w:history="1">
-          <w:r>
-            <w:rPr>
-              <w:rStyle w:val="Hyperlink"/>
-            </w:rPr>
-            <w:t xml:space="preserve">et </w:t>
-          </w:r>
-        </w:hyperlink>
-      </w:r>
-      <w:r>
-        <w:rPr>
-          <w:u w:val="single" w:color="0000ff"/>
-          <w:rFonts w:ascii="Charis SIL Regular" w:hAnsi="Charis SIL Regular" w:eastAsia="Charis SIL Regular"/>
-          <w:b w:val="0"/>
-          <w:i w:val="0"/>
-          <w:color w:val="000000"/>
-          <w:sz w:val="24"/>
-        </w:rPr>
-        <w:t>m</w:t>
+        <w:t>beschrijft; de collectie objecten die het m</w:t>
       </w:r>
       <w:r>
         <w:rPr>

--- a/EXPORTS/DOCX/published/niveau3/Dutch/GerardusLeeuw.docx
+++ b/EXPORTS/DOCX/published/niveau3/Dutch/GerardusLeeuw.docx
@@ -1270,7 +1270,71 @@
           <w:color w:val="000000"/>
           <w:sz w:val="24"/>
         </w:rPr>
-        <w:t>catalogus ook veel achtergrond inform</w:t>
+        <w:t>catalogus ook veel achterg</w:t>
+      </w:r>
+      <w:r>
+        <w:rPr>
+          <w:u w:val="single" w:color="0000ff"/>
+          <w:rFonts w:ascii="Charis SIL Regular" w:hAnsi="Charis SIL Regular" w:eastAsia="Charis SIL Regular"/>
+          <w:b w:val="0"/>
+          <w:i w:val="0"/>
+          <w:color w:val="000000"/>
+          <w:sz w:val="24"/>
+        </w:rPr>
+        <w:hyperlink r:id="rId12" w:history="1">
+          <w:r>
+            <w:rPr>
+              <w:rStyle w:val="Hyperlink"/>
+            </w:rPr>
+            <w:t>ro</w:t>
+          </w:r>
+        </w:hyperlink>
+      </w:r>
+      <w:r>
+        <w:rPr>
+          <w:u w:val="single" w:color="0000ff"/>
+          <w:rFonts w:ascii="Charis SIL Regular" w:hAnsi="Charis SIL Regular" w:eastAsia="Charis SIL Regular"/>
+          <w:b w:val="0"/>
+          <w:i w:val="0"/>
+          <w:color w:val="000000"/>
+          <w:sz w:val="24"/>
+        </w:rPr>
+        <w:hyperlink r:id="rId12" w:history="1">
+          <w:r>
+            <w:rPr>
+              <w:rStyle w:val="Hyperlink"/>
+            </w:rPr>
+            <w:t>n</w:t>
+          </w:r>
+        </w:hyperlink>
+      </w:r>
+      <w:r>
+        <w:rPr>
+          <w:u w:val="single" w:color="0000ff"/>
+          <w:rFonts w:ascii="Charis SIL Regular" w:hAnsi="Charis SIL Regular" w:eastAsia="Charis SIL Regular"/>
+          <w:b w:val="0"/>
+          <w:i w:val="0"/>
+          <w:color w:val="000000"/>
+          <w:sz w:val="24"/>
+        </w:rPr>
+        <w:hyperlink r:id="rId12" w:history="1">
+          <w:r>
+            <w:rPr>
+              <w:rStyle w:val="Hyperlink"/>
+            </w:rPr>
+            <w:t>d infor</w:t>
+          </w:r>
+        </w:hyperlink>
+      </w:r>
+      <w:r>
+        <w:rPr>
+          <w:rFonts w:ascii="Charis SIL Regular" w:hAnsi="Charis SIL Regular" w:eastAsia="Charis SIL Regular"/>
+          <w:b w:val="0"/>
+          <w:i w:val="0"/>
+          <w:color w:val="000000"/>
+          <w:sz w:val="24"/>
+        </w:rPr>
+        <w:t>m</w:t>
       </w:r>
       <w:r>
         <w:rPr>
@@ -2370,8 +2434,52 @@
           <w:i w:val="0"/>
           <w:color w:val="0000FF"/>
           <w:sz w:val="24"/>
+          <w:u w:val="single"/>
         </w:rPr>
-        <w:t>archives-inventories/</w:t>
+        <w:hyperlink r:id="rId15" w:history="1">
+          <w:r>
+            <w:rPr>
+              <w:rStyle w:val="Hyperlink"/>
+            </w:rPr>
+            <w:t>archives</w:t>
+          </w:r>
+        </w:hyperlink>
+      </w:r>
+      <w:r>
+        <w:rPr>
+          <w:rFonts w:ascii="Charis SIL Regular" w:hAnsi="Charis SIL Regular" w:eastAsia="Charis SIL Regular"/>
+          <w:b w:val="0"/>
+          <w:i w:val="0"/>
+          <w:color w:val="0000FF"/>
+          <w:sz w:val="24"/>
+          <w:u w:val="single"/>
+        </w:rPr>
+        <w:hyperlink r:id="rId15" w:history="1">
+          <w:r>
+            <w:rPr>
+              <w:rStyle w:val="Hyperlink"/>
+            </w:rPr>
+            <w:t>-</w:t>
+          </w:r>
+        </w:hyperlink>
+      </w:r>
+      <w:r>
+        <w:rPr>
+          <w:rFonts w:ascii="Charis SIL Regular" w:hAnsi="Charis SIL Regular" w:eastAsia="Charis SIL Regular"/>
+          <w:b w:val="0"/>
+          <w:i w:val="0"/>
+          <w:color w:val="0000FF"/>
+          <w:sz w:val="24"/>
+          <w:u w:val="single"/>
+        </w:rPr>
+        <w:hyperlink r:id="rId15" w:history="1">
+          <w:r>
+            <w:rPr>
+              <w:rStyle w:val="Hyperlink"/>
+            </w:rPr>
+            <w:t>inventories/</w:t>
+          </w:r>
+        </w:hyperlink>
       </w:r>
       <w:r>
         <w:rPr>

--- a/EXPORTS/DOCX/published/niveau3/Dutch/GerardusLeeuw.docx
+++ b/EXPORTS/DOCX/published/niveau3/Dutch/GerardusLeeuw.docx
@@ -1271,72 +1271,7 @@
           <w:color w:val="000000"/>
           <w:sz w:val="24"/>
         </w:rPr>
-        <w:t>catalogus ook veel achterg</w:t>
-      </w:r>
-      <w:r>
-        <w:rPr>
-          <w:u w:val="single" w:color="0000ff"/>
-          <w:rFonts w:ascii="Charis SIL Regular" w:hAnsi="Charis SIL Regular" w:eastAsia="Charis SIL Regular"/>
-          <w:b w:val="0"/>
-          <w:i w:val="0"/>
-          <w:color w:val="000000"/>
-          <w:sz w:val="24"/>
-        </w:rPr>
-        <w:hyperlink r:id="rId12" w:history="1">
-          <w:r>
-            <w:rPr>
-              <w:rStyle w:val="Hyperlink"/>
-            </w:rPr>
-            <w:t>ro</w:t>
-          </w:r>
-        </w:hyperlink>
-      </w:r>
-      <w:r>
-        <w:rPr>
-          <w:u w:val="single" w:color="0000ff"/>
-          <w:rFonts w:ascii="Charis SIL Regular" w:hAnsi="Charis SIL Regular" w:eastAsia="Charis SIL Regular"/>
-          <w:b w:val="0"/>
-          <w:i w:val="0"/>
-          <w:color w:val="000000"/>
-          <w:sz w:val="24"/>
-        </w:rPr>
-        <w:hyperlink r:id="rId12" w:history="1">
-          <w:r>
-            <w:rPr>
-              <w:rStyle w:val="Hyperlink"/>
-            </w:rPr>
-            <w:t>n</w:t>
-          </w:r>
-        </w:hyperlink>
-      </w:r>
-      <w:r>
-        <w:rPr>
-          <w:u w:val="single" w:color="0000ff"/>
-          <w:rFonts w:ascii="Charis SIL Regular" w:hAnsi="Charis SIL Regular" w:eastAsia="Charis SIL Regular"/>
-          <w:b w:val="0"/>
-          <w:i w:val="0"/>
-          <w:color w:val="000000"/>
-          <w:sz w:val="24"/>
-        </w:rPr>
-        <w:hyperlink r:id="rId12" w:history="1">
-          <w:r>
-            <w:rPr>
-              <w:rStyle w:val="Hyperlink"/>
-            </w:rPr>
-            <w:t>d infor</w:t>
-          </w:r>
-        </w:hyperlink>
-      </w:r>
-      <w:r>
-        <w:rPr>
-          <w:u w:val="single" w:color="0000ff"/>
-          <w:rFonts w:ascii="Charis SIL Regular" w:hAnsi="Charis SIL Regular" w:eastAsia="Charis SIL Regular"/>
-          <w:b w:val="0"/>
-          <w:i w:val="0"/>
-          <w:color w:val="000000"/>
-          <w:sz w:val="24"/>
-        </w:rPr>
-        <w:t>m</w:t>
+        <w:t>catalogus ook veel achtergrond inform</w:t>
       </w:r>
       <w:r>
         <w:rPr>

--- a/EXPORTS/DOCX/published/niveau3/Dutch/GerardusLeeuw.docx
+++ b/EXPORTS/DOCX/published/niveau3/Dutch/GerardusLeeuw.docx
@@ -949,50 +949,13 @@
       </w:r>
       <w:r>
         <w:rPr>
-          <w:u w:val="single" w:color="0000ff"/>
           <w:rFonts w:ascii="Charis SIL Regular" w:hAnsi="Charis SIL Regular" w:eastAsia="Charis SIL Regular"/>
           <w:b w:val="0"/>
           <w:i w:val="0"/>
           <w:color w:val="000000"/>
           <w:sz w:val="24"/>
         </w:rPr>
-        <w:hyperlink r:id="rId11" w:history="1">
-          <w:r>
-            <w:rPr>
-              <w:rStyle w:val="Hyperlink"/>
-            </w:rPr>
-            <w:t>h</w:t>
-          </w:r>
-        </w:hyperlink>
-      </w:r>
-      <w:r>
-        <w:rPr>
-          <w:u w:val="single" w:color="0000ff"/>
-          <w:rFonts w:ascii="Charis SIL Regular" w:hAnsi="Charis SIL Regular" w:eastAsia="Charis SIL Regular"/>
-          <w:b w:val="0"/>
-          <w:i w:val="0"/>
-          <w:color w:val="000000"/>
-          <w:sz w:val="24"/>
-        </w:rPr>
-        <w:hyperlink r:id="rId11" w:history="1">
-          <w:r>
-            <w:rPr>
-              <w:rStyle w:val="Hyperlink"/>
-            </w:rPr>
-            <w:t xml:space="preserve">et </w:t>
-          </w:r>
-        </w:hyperlink>
-      </w:r>
-      <w:r>
-        <w:rPr>
-          <w:u w:val="single" w:color="0000ff"/>
-          <w:rFonts w:ascii="Charis SIL Regular" w:hAnsi="Charis SIL Regular" w:eastAsia="Charis SIL Regular"/>
-          <w:b w:val="0"/>
-          <w:i w:val="0"/>
-          <w:color w:val="000000"/>
-          <w:sz w:val="24"/>
-        </w:rPr>
-        <w:t>m</w:t>
+        <w:t>het m</w:t>
       </w:r>
       <w:r>
         <w:rPr>
@@ -1271,7 +1234,71 @@
           <w:color w:val="000000"/>
           <w:sz w:val="24"/>
         </w:rPr>
-        <w:t>catalogus ook veel achtergrond inform</w:t>
+        <w:t>catalogus ook veel achterg</w:t>
+      </w:r>
+      <w:r>
+        <w:rPr>
+          <w:u w:val="single" w:color="0000ff"/>
+          <w:rFonts w:ascii="Charis SIL Regular" w:hAnsi="Charis SIL Regular" w:eastAsia="Charis SIL Regular"/>
+          <w:b w:val="0"/>
+          <w:i w:val="0"/>
+          <w:color w:val="000000"/>
+          <w:sz w:val="24"/>
+        </w:rPr>
+        <w:hyperlink r:id="rId12" w:history="1">
+          <w:r>
+            <w:rPr>
+              <w:rStyle w:val="Hyperlink"/>
+            </w:rPr>
+            <w:t>ro</w:t>
+          </w:r>
+        </w:hyperlink>
+      </w:r>
+      <w:r>
+        <w:rPr>
+          <w:u w:val="single" w:color="0000ff"/>
+          <w:rFonts w:ascii="Charis SIL Regular" w:hAnsi="Charis SIL Regular" w:eastAsia="Charis SIL Regular"/>
+          <w:b w:val="0"/>
+          <w:i w:val="0"/>
+          <w:color w:val="000000"/>
+          <w:sz w:val="24"/>
+        </w:rPr>
+        <w:hyperlink r:id="rId12" w:history="1">
+          <w:r>
+            <w:rPr>
+              <w:rStyle w:val="Hyperlink"/>
+            </w:rPr>
+            <w:t>n</w:t>
+          </w:r>
+        </w:hyperlink>
+      </w:r>
+      <w:r>
+        <w:rPr>
+          <w:u w:val="single" w:color="0000ff"/>
+          <w:rFonts w:ascii="Charis SIL Regular" w:hAnsi="Charis SIL Regular" w:eastAsia="Charis SIL Regular"/>
+          <w:b w:val="0"/>
+          <w:i w:val="0"/>
+          <w:color w:val="000000"/>
+          <w:sz w:val="24"/>
+        </w:rPr>
+        <w:hyperlink r:id="rId12" w:history="1">
+          <w:r>
+            <w:rPr>
+              <w:rStyle w:val="Hyperlink"/>
+            </w:rPr>
+            <w:t>d infor</w:t>
+          </w:r>
+        </w:hyperlink>
+      </w:r>
+      <w:r>
+        <w:rPr>
+          <w:rFonts w:ascii="Charis SIL Regular" w:hAnsi="Charis SIL Regular" w:eastAsia="Charis SIL Regular"/>
+          <w:b w:val="0"/>
+          <w:i w:val="0"/>
+          <w:color w:val="000000"/>
+          <w:sz w:val="24"/>
+        </w:rPr>
+        <w:t>m</w:t>
       </w:r>
       <w:r>
         <w:rPr>

--- a/EXPORTS/DOCX/published/niveau3/Dutch/GerardusLeeuw.docx
+++ b/EXPORTS/DOCX/published/niveau3/Dutch/GerardusLeeuw.docx
@@ -880,82 +880,7 @@
           <w:color w:val="000000"/>
           <w:sz w:val="24"/>
         </w:rPr>
-        <w:t>beschrijft; de collectie objec</w:t>
-      </w:r>
-      <w:r>
-        <w:rPr>
-          <w:u w:val="single" w:color="0000ff"/>
-          <w:rFonts w:ascii="Charis SIL Regular" w:hAnsi="Charis SIL Regular" w:eastAsia="Charis SIL Regular"/>
-          <w:b w:val="0"/>
-          <w:i w:val="0"/>
-          <w:color w:val="000000"/>
-          <w:sz w:val="24"/>
-        </w:rPr>
-        <w:t>t</w:t>
-      </w:r>
-      <w:r>
-        <w:rPr>
-          <w:u w:val="single" w:color="0000ff"/>
-          <w:rFonts w:ascii="Charis SIL Regular" w:hAnsi="Charis SIL Regular" w:eastAsia="Charis SIL Regular"/>
-          <w:b w:val="0"/>
-          <w:i w:val="0"/>
-          <w:color w:val="000000"/>
-          <w:sz w:val="24"/>
-        </w:rPr>
-        <w:hyperlink r:id="rId11" w:history="1">
-          <w:r>
-            <w:rPr>
-              <w:rStyle w:val="Hyperlink"/>
-            </w:rPr>
-            <w:t xml:space="preserve">en </w:t>
-          </w:r>
-        </w:hyperlink>
-      </w:r>
-      <w:r>
-        <w:rPr>
-          <w:u w:val="single" w:color="0000ff"/>
-          <w:rFonts w:ascii="Charis SIL Regular" w:hAnsi="Charis SIL Regular" w:eastAsia="Charis SIL Regular"/>
-          <w:b w:val="0"/>
-          <w:i w:val="0"/>
-          <w:color w:val="000000"/>
-          <w:sz w:val="24"/>
-        </w:rPr>
-        <w:hyperlink r:id="rId11" w:history="1">
-          <w:r>
-            <w:rPr>
-              <w:rStyle w:val="Hyperlink"/>
-            </w:rPr>
-            <w:t>d</w:t>
-          </w:r>
-        </w:hyperlink>
-      </w:r>
-      <w:r>
-        <w:rPr>
-          <w:u w:val="single" w:color="0000ff"/>
-          <w:rFonts w:ascii="Charis SIL Regular" w:hAnsi="Charis SIL Regular" w:eastAsia="Charis SIL Regular"/>
-          <w:b w:val="0"/>
-          <w:i w:val="0"/>
-          <w:color w:val="000000"/>
-          <w:sz w:val="24"/>
-        </w:rPr>
-        <w:hyperlink r:id="rId11" w:history="1">
-          <w:r>
-            <w:rPr>
-              <w:rStyle w:val="Hyperlink"/>
-            </w:rPr>
-            <w:t xml:space="preserve">ie </w:t>
-          </w:r>
-        </w:hyperlink>
-      </w:r>
-      <w:r>
-        <w:rPr>
-          <w:rFonts w:ascii="Charis SIL Regular" w:hAnsi="Charis SIL Regular" w:eastAsia="Charis SIL Regular"/>
-          <w:b w:val="0"/>
-          <w:i w:val="0"/>
-          <w:color w:val="000000"/>
-          <w:sz w:val="24"/>
-        </w:rPr>
-        <w:t>het m</w:t>
+        <w:t>beschrijft; de collectie objecten die het m</w:t>
       </w:r>
       <w:r>
         <w:rPr>
@@ -1292,6 +1217,7 @@
       </w:r>
       <w:r>
         <w:rPr>
+          <w:u w:val="single" w:color="0000ff"/>
           <w:rFonts w:ascii="Charis SIL Regular" w:hAnsi="Charis SIL Regular" w:eastAsia="Charis SIL Regular"/>
           <w:b w:val="0"/>
           <w:i w:val="0"/>
